--- a/lessons/8-6/downloads/8-6-notes.docx
+++ b/lessons/8-6/downloads/8-6-notes.docx
@@ -401,6 +401,232 @@
           <w:szCs w:val="19"/>
         </w:rPr>
         <w:t xml:space="preserve">Data in just 2 intervals = low variability. Data across 6 intervals = high variability</w:t>
+      </w:r>
+    </w:p>
+    <w:p>
+      <w:pPr>
+        <w:pStyle w:val="Heading2"/>
+        <w:pBdr>
+          <w:left w:val="single" w:color="1FA6A2" w:sz="18" w:space="8"/>
+        </w:pBdr>
+        <w:spacing w:after="100" w:before="200"/>
+      </w:pPr>
+      <w:r>
+        <w:rPr>
+          <w:b/>
+          <w:bCs/>
+          <w:color w:val="1FA6A2"/>
+          <w:sz w:val="26"/>
+          <w:szCs w:val="26"/>
+        </w:rPr>
+        <w:t xml:space="preserve">Turn &amp; Talk — Discussion Points  (Level 1 support · Level 2)</w:t>
+      </w:r>
+    </w:p>
+    <w:p>
+      <w:pPr>
+        <w:spacing w:after="60"/>
+      </w:pPr>
+      <w:r>
+        <w:rPr>
+          <w:i/>
+          <w:iCs/>
+          <w:color w:val="5F6F80"/>
+          <w:sz w:val="19"/>
+          <w:szCs w:val="19"/>
+        </w:rPr>
+        <w:t xml:space="preserve">Talk with a partner. Use the Level 1 stems if you need help getting started; try the Level 2 question when you are ready for more.</w:t>
+      </w:r>
+    </w:p>
+    <w:p>
+      <w:pPr>
+        <w:spacing w:after="60"/>
+      </w:pPr>
+      <w:r>
+        <w:rPr>
+          <w:b/>
+          <w:bCs/>
+          <w:color w:val="12355B"/>
+          <w:sz w:val="21"/>
+          <w:szCs w:val="21"/>
+        </w:rPr>
+        <w:t xml:space="preserve">1. [Explore] </w:t>
+      </w:r>
+      <w:r>
+        <w:rPr>
+          <w:b/>
+          <w:bCs/>
+          <w:sz w:val="21"/>
+          <w:szCs w:val="21"/>
+        </w:rPr>
+        <w:t xml:space="preserve">How is a histogram different from a regular bar graph?</w:t>
+      </w:r>
+    </w:p>
+    <w:p>
+      <w:pPr>
+        <w:spacing w:after="60"/>
+      </w:pPr>
+      <w:r>
+        <w:rPr>
+          <w:sz w:val="21"/>
+          <w:szCs w:val="21"/>
+        </w:rPr>
+        <w:t xml:space="preserve">A histogram groups data into ___.</w:t>
+      </w:r>
+      <w:r>
+        <w:rPr>
+          <w:i/>
+          <w:iCs/>
+          <w:color w:val="5F6F80"/>
+          <w:sz w:val="19"/>
+          <w:szCs w:val="19"/>
+        </w:rPr>
+        <w:br/>
+        <w:t xml:space="preserve">
+Un histograma agrupa los datos en ___.</w:t>
+      </w:r>
+    </w:p>
+    <w:p>
+      <w:pPr>
+        <w:spacing w:after="60"/>
+      </w:pPr>
+      <w:r>
+        <w:rPr>
+          <w:sz w:val="21"/>
+          <w:szCs w:val="21"/>
+        </w:rPr>
+        <w:t xml:space="preserve">The tallest bar shows ___.</w:t>
+      </w:r>
+      <w:r>
+        <w:rPr>
+          <w:i/>
+          <w:iCs/>
+          <w:color w:val="5F6F80"/>
+          <w:sz w:val="19"/>
+          <w:szCs w:val="19"/>
+        </w:rPr>
+        <w:br/>
+        <w:t xml:space="preserve">
+La barra más alta muestra ___.</w:t>
+      </w:r>
+    </w:p>
+    <w:p>
+      <w:pPr>
+        <w:spacing w:after="60"/>
+      </w:pPr>
+      <w:r>
+        <w:rPr>
+          <w:sz w:val="21"/>
+          <w:szCs w:val="21"/>
+        </w:rPr>
+        <w:t xml:space="preserve">This helps when ___.</w:t>
+      </w:r>
+      <w:r>
+        <w:rPr>
+          <w:i/>
+          <w:iCs/>
+          <w:color w:val="5F6F80"/>
+          <w:sz w:val="19"/>
+          <w:szCs w:val="19"/>
+        </w:rPr>
+        <w:br/>
+        <w:t xml:space="preserve">
+Esto ayuda cuando ___.</w:t>
+      </w:r>
+    </w:p>
+    <w:p>
+      <w:pPr>
+        <w:spacing w:after="60"/>
+      </w:pPr>
+      <w:r>
+        <w:rPr>
+          <w:b/>
+          <w:bCs/>
+          <w:color w:val="12355B"/>
+          <w:sz w:val="21"/>
+          <w:szCs w:val="21"/>
+        </w:rPr>
+        <w:t xml:space="preserve">2. [Connect] </w:t>
+      </w:r>
+      <w:r>
+        <w:rPr>
+          <w:b/>
+          <w:bCs/>
+          <w:sz w:val="21"/>
+          <w:szCs w:val="21"/>
+        </w:rPr>
+        <w:t xml:space="preserve">Where might a histogram help you understand real data?</w:t>
+      </w:r>
+    </w:p>
+    <w:p>
+      <w:pPr>
+        <w:spacing w:after="60"/>
+      </w:pPr>
+      <w:r>
+        <w:rPr>
+          <w:sz w:val="21"/>
+          <w:szCs w:val="21"/>
+        </w:rPr>
+        <w:t xml:space="preserve">A histogram groups data into ___.</w:t>
+      </w:r>
+      <w:r>
+        <w:rPr>
+          <w:i/>
+          <w:iCs/>
+          <w:color w:val="5F6F80"/>
+          <w:sz w:val="19"/>
+          <w:szCs w:val="19"/>
+        </w:rPr>
+        <w:br/>
+        <w:t xml:space="preserve">
+Un histograma agrupa los datos en ___.</w:t>
+      </w:r>
+    </w:p>
+    <w:p>
+      <w:pPr>
+        <w:spacing w:after="60"/>
+      </w:pPr>
+      <w:r>
+        <w:rPr>
+          <w:sz w:val="21"/>
+          <w:szCs w:val="21"/>
+        </w:rPr>
+        <w:t xml:space="preserve">The tallest bar shows ___.</w:t>
+      </w:r>
+      <w:r>
+        <w:rPr>
+          <w:i/>
+          <w:iCs/>
+          <w:color w:val="5F6F80"/>
+          <w:sz w:val="19"/>
+          <w:szCs w:val="19"/>
+        </w:rPr>
+        <w:br/>
+        <w:t xml:space="preserve">
+La barra más alta muestra ___.</w:t>
+      </w:r>
+    </w:p>
+    <w:p>
+      <w:pPr>
+        <w:spacing w:after="60"/>
+      </w:pPr>
+      <w:r>
+        <w:rPr>
+          <w:sz w:val="21"/>
+          <w:szCs w:val="21"/>
+        </w:rPr>
+        <w:t xml:space="preserve">This helps when ___.</w:t>
+      </w:r>
+      <w:r>
+        <w:rPr>
+          <w:i/>
+          <w:iCs/>
+          <w:color w:val="5F6F80"/>
+          <w:sz w:val="19"/>
+          <w:szCs w:val="19"/>
+        </w:rPr>
+        <w:br/>
+        <w:t xml:space="preserve">
+Esto ayuda cuando ___.</w:t>
       </w:r>
     </w:p>
     <w:p>

--- a/lessons/8-6/downloads/8-6-notes.docx
+++ b/lessons/8-6/downloads/8-6-notes.docx
@@ -449,28 +449,50 @@
           <w:sz w:val="21"/>
           <w:szCs w:val="21"/>
         </w:rPr>
-        <w:t xml:space="preserve">1. [Explore] </w:t>
-      </w:r>
-      <w:r>
-        <w:rPr>
-          <w:b/>
-          <w:bCs/>
-          <w:sz w:val="21"/>
-          <w:szCs w:val="21"/>
-        </w:rPr>
-        <w:t xml:space="preserve">How is a histogram different from a regular bar graph?</w:t>
-      </w:r>
-    </w:p>
-    <w:p>
-      <w:pPr>
-        <w:spacing w:after="60"/>
-      </w:pPr>
-      <w:r>
-        <w:rPr>
-          <w:sz w:val="21"/>
-          <w:szCs w:val="21"/>
-        </w:rPr>
-        <w:t xml:space="preserve">A histogram groups data into ___.</w:t>
+        <w:t xml:space="preserve">1. [Launch] </w:t>
+      </w:r>
+      <w:r>
+        <w:rPr>
+          <w:b/>
+          <w:bCs/>
+          <w:sz w:val="21"/>
+          <w:szCs w:val="21"/>
+        </w:rPr>
+        <w:t xml:space="preserve">You have 30 players' points-per-game averages. Why is it easier to display them in a histogram with intervals than to list all 30 numbers?</w:t>
+      </w:r>
+    </w:p>
+    <w:p>
+      <w:pPr>
+        <w:spacing w:after="60"/>
+      </w:pPr>
+      <w:r>
+        <w:rPr>
+          <w:b/>
+          <w:bCs/>
+          <w:color w:val="1FA6A2"/>
+          <w:sz w:val="20"/>
+          <w:szCs w:val="20"/>
+        </w:rPr>
+        <w:t xml:space="preserve">Level 1 — Start here: </w:t>
+      </w:r>
+      <w:r>
+        <w:rPr>
+          <w:sz w:val="20"/>
+          <w:szCs w:val="20"/>
+        </w:rPr>
+        <w:t xml:space="preserve">A histogram groups data into equal intervals so large data sets become readable.</w:t>
+      </w:r>
+    </w:p>
+    <w:p>
+      <w:pPr>
+        <w:spacing w:after="60"/>
+      </w:pPr>
+      <w:r>
+        <w:rPr>
+          <w:sz w:val="21"/>
+          <w:szCs w:val="21"/>
+        </w:rPr>
+        <w:t xml:space="preserve">A histogram is easier because it groups the data into ___.</w:t>
       </w:r>
       <w:r>
         <w:rPr>
@@ -482,19 +504,19 @@
         </w:rPr>
         <w:br/>
         <w:t xml:space="preserve">
-Un histograma agrupa los datos en ___.</w:t>
-      </w:r>
-    </w:p>
-    <w:p>
-      <w:pPr>
-        <w:spacing w:after="60"/>
-      </w:pPr>
-      <w:r>
-        <w:rPr>
-          <w:sz w:val="21"/>
-          <w:szCs w:val="21"/>
-        </w:rPr>
-        <w:t xml:space="preserve">The tallest bar shows ___.</w:t>
+Un histograma es más fácil porque agrupa los datos en ___.</w:t>
+      </w:r>
+    </w:p>
+    <w:p>
+      <w:pPr>
+        <w:spacing w:after="60"/>
+      </w:pPr>
+      <w:r>
+        <w:rPr>
+          <w:sz w:val="21"/>
+          <w:szCs w:val="21"/>
+        </w:rPr>
+        <w:t xml:space="preserve">Each bar shows how many players fall in that ___.</w:t>
       </w:r>
       <w:r>
         <w:rPr>
@@ -506,19 +528,161 @@
         </w:rPr>
         <w:br/>
         <w:t xml:space="preserve">
-La barra más alta muestra ___.</w:t>
-      </w:r>
-    </w:p>
-    <w:p>
-      <w:pPr>
-        <w:spacing w:after="60"/>
-      </w:pPr>
-      <w:r>
-        <w:rPr>
-          <w:sz w:val="21"/>
-          <w:szCs w:val="21"/>
-        </w:rPr>
-        <w:t xml:space="preserve">This helps when ___.</w:t>
+Cada barra muestra cuántos jugadores caen en ese ___.</w:t>
+      </w:r>
+    </w:p>
+    <w:p>
+      <w:pPr>
+        <w:spacing w:after="60"/>
+      </w:pPr>
+      <w:r>
+        <w:rPr>
+          <w:b/>
+          <w:bCs/>
+          <w:color w:val="12355B"/>
+          <w:sz w:val="20"/>
+          <w:szCs w:val="20"/>
+        </w:rPr>
+        <w:t xml:space="preserve">Word bank: </w:t>
+      </w:r>
+      <w:r>
+        <w:rPr>
+          <w:color w:val="1FA6A2"/>
+          <w:sz w:val="20"/>
+          <w:szCs w:val="20"/>
+        </w:rPr>
+        <w:t xml:space="preserve">histogram, frequency, interval, distribution, bar</w:t>
+      </w:r>
+    </w:p>
+    <w:p>
+      <w:pPr>
+        <w:spacing w:after="60"/>
+      </w:pPr>
+      <w:r>
+        <w:rPr>
+          <w:b/>
+          <w:bCs/>
+          <w:color w:val="12355B"/>
+          <w:sz w:val="19"/>
+          <w:szCs w:val="19"/>
+        </w:rPr>
+        <w:t xml:space="preserve">Listen for: </w:t>
+      </w:r>
+      <w:r>
+        <w:rPr>
+          <w:i/>
+          <w:iCs/>
+          <w:color w:val="5F6F80"/>
+          <w:sz w:val="19"/>
+          <w:szCs w:val="19"/>
+        </w:rPr>
+        <w:t xml:space="preserve">Students explain grouping into intervals makes 30 values readable and that each bar's height is the frequency for that interval.</w:t>
+      </w:r>
+    </w:p>
+    <w:p>
+      <w:pPr>
+        <w:spacing w:after="60"/>
+      </w:pPr>
+      <w:r>
+        <w:rPr>
+          <w:b/>
+          <w:bCs/>
+          <w:color w:val="9A6B12"/>
+          <w:sz w:val="20"/>
+          <w:szCs w:val="20"/>
+        </w:rPr>
+        <w:t xml:space="preserve">Level 2: </w:t>
+      </w:r>
+      <w:r>
+        <w:rPr>
+          <w:sz w:val="20"/>
+          <w:szCs w:val="20"/>
+        </w:rPr>
+        <w:t xml:space="preserve">Predict: how would the histogram change if you used intervals of 5 instead of 10? Justify the trade-off.</w:t>
+      </w:r>
+    </w:p>
+    <w:p>
+      <w:pPr>
+        <w:spacing w:after="60"/>
+        <w:ind w:left="360"/>
+      </w:pPr>
+      <w:r>
+        <w:rPr>
+          <w:sz w:val="20"/>
+          <w:szCs w:val="20"/>
+        </w:rPr>
+        <w:t xml:space="preserve">• With intervals of 5, there would be ___ bars and ___ detail.</w:t>
+      </w:r>
+    </w:p>
+    <w:p>
+      <w:pPr>
+        <w:spacing w:after="60"/>
+        <w:ind w:left="360"/>
+      </w:pPr>
+      <w:r>
+        <w:rPr>
+          <w:sz w:val="20"/>
+          <w:szCs w:val="20"/>
+        </w:rPr>
+        <w:t xml:space="preserve">• Smaller intervals show ___ but can make the shape look ___.</w:t>
+      </w:r>
+    </w:p>
+    <w:p>
+      <w:pPr>
+        <w:spacing w:after="60"/>
+      </w:pPr>
+      <w:r>
+        <w:rPr>
+          <w:b/>
+          <w:bCs/>
+          <w:color w:val="12355B"/>
+          <w:sz w:val="21"/>
+          <w:szCs w:val="21"/>
+        </w:rPr>
+        <w:t xml:space="preserve">2. [Explore] </w:t>
+      </w:r>
+      <w:r>
+        <w:rPr>
+          <w:b/>
+          <w:bCs/>
+          <w:sz w:val="21"/>
+          <w:szCs w:val="21"/>
+        </w:rPr>
+        <w:t xml:space="preserve">As you build the frequency table with intervals of 10, what does the height of each bar in the histogram represent?</w:t>
+      </w:r>
+    </w:p>
+    <w:p>
+      <w:pPr>
+        <w:spacing w:after="60"/>
+      </w:pPr>
+      <w:r>
+        <w:rPr>
+          <w:b/>
+          <w:bCs/>
+          <w:color w:val="1FA6A2"/>
+          <w:sz w:val="20"/>
+          <w:szCs w:val="20"/>
+        </w:rPr>
+        <w:t xml:space="preserve">Level 1 — Start here: </w:t>
+      </w:r>
+      <w:r>
+        <w:rPr>
+          <w:sz w:val="20"/>
+          <w:szCs w:val="20"/>
+        </w:rPr>
+        <w:t xml:space="preserve">The height of a histogram bar is the frequency of values in that interval.</w:t>
+      </w:r>
+    </w:p>
+    <w:p>
+      <w:pPr>
+        <w:spacing w:after="60"/>
+      </w:pPr>
+      <w:r>
+        <w:rPr>
+          <w:sz w:val="21"/>
+          <w:szCs w:val="21"/>
+        </w:rPr>
+        <w:t xml:space="preserve">The height of each bar shows the ___ of that interval.</w:t>
       </w:r>
       <w:r>
         <w:rPr>
@@ -530,43 +694,19 @@
         </w:rPr>
         <w:br/>
         <w:t xml:space="preserve">
-Esto ayuda cuando ___.</w:t>
-      </w:r>
-    </w:p>
-    <w:p>
-      <w:pPr>
-        <w:spacing w:after="60"/>
-      </w:pPr>
-      <w:r>
-        <w:rPr>
-          <w:b/>
-          <w:bCs/>
-          <w:color w:val="12355B"/>
-          <w:sz w:val="21"/>
-          <w:szCs w:val="21"/>
-        </w:rPr>
-        <w:t xml:space="preserve">2. [Connect] </w:t>
-      </w:r>
-      <w:r>
-        <w:rPr>
-          <w:b/>
-          <w:bCs/>
-          <w:sz w:val="21"/>
-          <w:szCs w:val="21"/>
-        </w:rPr>
-        <w:t xml:space="preserve">Where might a histogram help you understand real data?</w:t>
-      </w:r>
-    </w:p>
-    <w:p>
-      <w:pPr>
-        <w:spacing w:after="60"/>
-      </w:pPr>
-      <w:r>
-        <w:rPr>
-          <w:sz w:val="21"/>
-          <w:szCs w:val="21"/>
-        </w:rPr>
-        <w:t xml:space="preserve">A histogram groups data into ___.</w:t>
+La altura de cada barra muestra la ___ de ese intervalo.</w:t>
+      </w:r>
+    </w:p>
+    <w:p>
+      <w:pPr>
+        <w:spacing w:after="60"/>
+      </w:pPr>
+      <w:r>
+        <w:rPr>
+          <w:sz w:val="21"/>
+          <w:szCs w:val="21"/>
+        </w:rPr>
+        <w:t xml:space="preserve">The tallest bar is the interval where ___.</w:t>
       </w:r>
       <w:r>
         <w:rPr>
@@ -578,19 +718,161 @@
         </w:rPr>
         <w:br/>
         <w:t xml:space="preserve">
-Un histograma agrupa los datos en ___.</w:t>
-      </w:r>
-    </w:p>
-    <w:p>
-      <w:pPr>
-        <w:spacing w:after="60"/>
-      </w:pPr>
-      <w:r>
-        <w:rPr>
-          <w:sz w:val="21"/>
-          <w:szCs w:val="21"/>
-        </w:rPr>
-        <w:t xml:space="preserve">The tallest bar shows ___.</w:t>
+La barra más alta es el intervalo donde ___.</w:t>
+      </w:r>
+    </w:p>
+    <w:p>
+      <w:pPr>
+        <w:spacing w:after="60"/>
+      </w:pPr>
+      <w:r>
+        <w:rPr>
+          <w:b/>
+          <w:bCs/>
+          <w:color w:val="12355B"/>
+          <w:sz w:val="20"/>
+          <w:szCs w:val="20"/>
+        </w:rPr>
+        <w:t xml:space="preserve">Word bank: </w:t>
+      </w:r>
+      <w:r>
+        <w:rPr>
+          <w:color w:val="1FA6A2"/>
+          <w:sz w:val="20"/>
+          <w:szCs w:val="20"/>
+        </w:rPr>
+        <w:t xml:space="preserve">histogram, frequency, interval, distribution, bar</w:t>
+      </w:r>
+    </w:p>
+    <w:p>
+      <w:pPr>
+        <w:spacing w:after="60"/>
+      </w:pPr>
+      <w:r>
+        <w:rPr>
+          <w:b/>
+          <w:bCs/>
+          <w:color w:val="12355B"/>
+          <w:sz w:val="19"/>
+          <w:szCs w:val="19"/>
+        </w:rPr>
+        <w:t xml:space="preserve">Listen for: </w:t>
+      </w:r>
+      <w:r>
+        <w:rPr>
+          <w:i/>
+          <w:iCs/>
+          <w:color w:val="5F6F80"/>
+          <w:sz w:val="19"/>
+          <w:szCs w:val="19"/>
+        </w:rPr>
+        <w:t xml:space="preserve">A strong answer states the bar height equals how many players' averages fall in that interval (the frequency) and locates the tallest bar.</w:t>
+      </w:r>
+    </w:p>
+    <w:p>
+      <w:pPr>
+        <w:spacing w:after="60"/>
+      </w:pPr>
+      <w:r>
+        <w:rPr>
+          <w:b/>
+          <w:bCs/>
+          <w:color w:val="9A6B12"/>
+          <w:sz w:val="20"/>
+          <w:szCs w:val="20"/>
+        </w:rPr>
+        <w:t xml:space="preserve">Level 2: </w:t>
+      </w:r>
+      <w:r>
+        <w:rPr>
+          <w:sz w:val="20"/>
+          <w:szCs w:val="20"/>
+        </w:rPr>
+        <w:t xml:space="preserve">Why can't you tell a single player's exact average just from the histogram? Justify using the intervals.</w:t>
+      </w:r>
+    </w:p>
+    <w:p>
+      <w:pPr>
+        <w:spacing w:after="60"/>
+        <w:ind w:left="360"/>
+      </w:pPr>
+      <w:r>
+        <w:rPr>
+          <w:sz w:val="20"/>
+          <w:szCs w:val="20"/>
+        </w:rPr>
+        <w:t xml:space="preserve">• I can't find one player's exact value because the bar only shows ___.</w:t>
+      </w:r>
+    </w:p>
+    <w:p>
+      <w:pPr>
+        <w:spacing w:after="60"/>
+        <w:ind w:left="360"/>
+      </w:pPr>
+      <w:r>
+        <w:rPr>
+          <w:sz w:val="20"/>
+          <w:szCs w:val="20"/>
+        </w:rPr>
+        <w:t xml:space="preserve">• The histogram groups values, so I lose ___.</w:t>
+      </w:r>
+    </w:p>
+    <w:p>
+      <w:pPr>
+        <w:spacing w:after="60"/>
+      </w:pPr>
+      <w:r>
+        <w:rPr>
+          <w:b/>
+          <w:bCs/>
+          <w:color w:val="12355B"/>
+          <w:sz w:val="21"/>
+          <w:szCs w:val="21"/>
+        </w:rPr>
+        <w:t xml:space="preserve">3. [Connect] </w:t>
+      </w:r>
+      <w:r>
+        <w:rPr>
+          <w:b/>
+          <w:bCs/>
+          <w:sz w:val="21"/>
+          <w:szCs w:val="21"/>
+        </w:rPr>
+        <w:t xml:space="preserve">A histogram of shots-per-game shows 0-2: 1 player, 3-5: 8, 6-8: 10, 9-11: 3, 12-14: 1. The coach says 'most players take a good number of shots.' Does the shape support that claim?</w:t>
+      </w:r>
+    </w:p>
+    <w:p>
+      <w:pPr>
+        <w:spacing w:after="60"/>
+      </w:pPr>
+      <w:r>
+        <w:rPr>
+          <w:b/>
+          <w:bCs/>
+          <w:color w:val="1FA6A2"/>
+          <w:sz w:val="20"/>
+          <w:szCs w:val="20"/>
+        </w:rPr>
+        <w:t xml:space="preserve">Level 1 — Start here: </w:t>
+      </w:r>
+      <w:r>
+        <w:rPr>
+          <w:sz w:val="20"/>
+          <w:szCs w:val="20"/>
+        </w:rPr>
+        <w:t xml:space="preserve">The shape of a histogram shows where most of the data is concentrated.</w:t>
+      </w:r>
+    </w:p>
+    <w:p>
+      <w:pPr>
+        <w:spacing w:after="60"/>
+      </w:pPr>
+      <w:r>
+        <w:rPr>
+          <w:sz w:val="21"/>
+          <w:szCs w:val="21"/>
+        </w:rPr>
+        <w:t xml:space="preserve">The histogram ___ the coach's claim because most players are in the ___ intervals.</w:t>
       </w:r>
       <w:r>
         <w:rPr>
@@ -602,19 +884,19 @@
         </w:rPr>
         <w:br/>
         <w:t xml:space="preserve">
-La barra más alta muestra ___.</w:t>
-      </w:r>
-    </w:p>
-    <w:p>
-      <w:pPr>
-        <w:spacing w:after="60"/>
-      </w:pPr>
-      <w:r>
-        <w:rPr>
-          <w:sz w:val="21"/>
-          <w:szCs w:val="21"/>
-        </w:rPr>
-        <w:t xml:space="preserve">This helps when ___.</w:t>
+El histograma ___ la afirmación porque la mayoría está en los intervalos ___.</w:t>
+      </w:r>
+    </w:p>
+    <w:p>
+      <w:pPr>
+        <w:spacing w:after="60"/>
+      </w:pPr>
+      <w:r>
+        <w:rPr>
+          <w:sz w:val="21"/>
+          <w:szCs w:val="21"/>
+        </w:rPr>
+        <w:t xml:space="preserve">The shape shows the data clusters around ___ shots.</w:t>
       </w:r>
       <w:r>
         <w:rPr>
@@ -626,7 +908,293 @@
         </w:rPr>
         <w:br/>
         <w:t xml:space="preserve">
-Esto ayuda cuando ___.</w:t>
+La forma muestra que los datos se agrupan alrededor de ___ tiros.</w:t>
+      </w:r>
+    </w:p>
+    <w:p>
+      <w:pPr>
+        <w:spacing w:after="60"/>
+      </w:pPr>
+      <w:r>
+        <w:rPr>
+          <w:b/>
+          <w:bCs/>
+          <w:color w:val="12355B"/>
+          <w:sz w:val="20"/>
+          <w:szCs w:val="20"/>
+        </w:rPr>
+        <w:t xml:space="preserve">Word bank: </w:t>
+      </w:r>
+      <w:r>
+        <w:rPr>
+          <w:color w:val="1FA6A2"/>
+          <w:sz w:val="20"/>
+          <w:szCs w:val="20"/>
+        </w:rPr>
+        <w:t xml:space="preserve">histogram, frequency, interval, distribution, shape</w:t>
+      </w:r>
+    </w:p>
+    <w:p>
+      <w:pPr>
+        <w:spacing w:after="60"/>
+      </w:pPr>
+      <w:r>
+        <w:rPr>
+          <w:b/>
+          <w:bCs/>
+          <w:color w:val="12355B"/>
+          <w:sz w:val="19"/>
+          <w:szCs w:val="19"/>
+        </w:rPr>
+        <w:t xml:space="preserve">Listen for: </w:t>
+      </w:r>
+      <w:r>
+        <w:rPr>
+          <w:i/>
+          <w:iCs/>
+          <w:color w:val="5F6F80"/>
+          <w:sz w:val="19"/>
+          <w:szCs w:val="19"/>
+        </w:rPr>
+        <w:t xml:space="preserve">Students read the 3-5 and 6-8 intervals (18 of 23 players) as the cluster and judge whether 'a good number' fairly describes the shape.</w:t>
+      </w:r>
+    </w:p>
+    <w:p>
+      <w:pPr>
+        <w:spacing w:after="60"/>
+      </w:pPr>
+      <w:r>
+        <w:rPr>
+          <w:b/>
+          <w:bCs/>
+          <w:color w:val="9A6B12"/>
+          <w:sz w:val="20"/>
+          <w:szCs w:val="20"/>
+        </w:rPr>
+        <w:t xml:space="preserve">Level 2: </w:t>
+      </w:r>
+      <w:r>
+        <w:rPr>
+          <w:sz w:val="20"/>
+          <w:szCs w:val="20"/>
+        </w:rPr>
+        <w:t xml:space="preserve">Critique: a teammate ignores the 0-2 and 12-14 bars because they are short. Should those intervals be ignored? Defend.</w:t>
+      </w:r>
+    </w:p>
+    <w:p>
+      <w:pPr>
+        <w:spacing w:after="60"/>
+        <w:ind w:left="360"/>
+      </w:pPr>
+      <w:r>
+        <w:rPr>
+          <w:sz w:val="20"/>
+          <w:szCs w:val="20"/>
+        </w:rPr>
+        <w:t xml:space="preserve">• The short bars ___ be ignored because they still show ___.</w:t>
+      </w:r>
+    </w:p>
+    <w:p>
+      <w:pPr>
+        <w:spacing w:after="60"/>
+        <w:ind w:left="360"/>
+      </w:pPr>
+      <w:r>
+        <w:rPr>
+          <w:sz w:val="20"/>
+          <w:szCs w:val="20"/>
+        </w:rPr>
+        <w:t xml:space="preserve">• Even one player in the 12-14 interval tells us ___.</w:t>
+      </w:r>
+    </w:p>
+    <w:p>
+      <w:pPr>
+        <w:spacing w:after="60"/>
+      </w:pPr>
+      <w:r>
+        <w:rPr>
+          <w:b/>
+          <w:bCs/>
+          <w:color w:val="12355B"/>
+          <w:sz w:val="21"/>
+          <w:szCs w:val="21"/>
+        </w:rPr>
+        <w:t xml:space="preserve">4. [Reflect] </w:t>
+      </w:r>
+      <w:r>
+        <w:rPr>
+          <w:b/>
+          <w:bCs/>
+          <w:sz w:val="21"/>
+          <w:szCs w:val="21"/>
+        </w:rPr>
+        <w:t xml:space="preserve">A histogram of heights shows 60-63 in: 2, 64-67 in: 7, 68-71 in: 9, 72-75 in: 4. Which interval has the most players, and how do you know?</w:t>
+      </w:r>
+    </w:p>
+    <w:p>
+      <w:pPr>
+        <w:spacing w:after="60"/>
+      </w:pPr>
+      <w:r>
+        <w:rPr>
+          <w:b/>
+          <w:bCs/>
+          <w:color w:val="1FA6A2"/>
+          <w:sz w:val="20"/>
+          <w:szCs w:val="20"/>
+        </w:rPr>
+        <w:t xml:space="preserve">Level 1 — Start here: </w:t>
+      </w:r>
+      <w:r>
+        <w:rPr>
+          <w:sz w:val="20"/>
+          <w:szCs w:val="20"/>
+        </w:rPr>
+        <w:t xml:space="preserve">The tallest bar marks the interval with the greatest frequency.</w:t>
+      </w:r>
+    </w:p>
+    <w:p>
+      <w:pPr>
+        <w:spacing w:after="60"/>
+      </w:pPr>
+      <w:r>
+        <w:rPr>
+          <w:sz w:val="21"/>
+          <w:szCs w:val="21"/>
+        </w:rPr>
+        <w:t xml:space="preserve">The ___ interval has the most players because its bar is ___.</w:t>
+      </w:r>
+      <w:r>
+        <w:rPr>
+          <w:i/>
+          <w:iCs/>
+          <w:color w:val="5F6F80"/>
+          <w:sz w:val="19"/>
+          <w:szCs w:val="19"/>
+        </w:rPr>
+        <w:br/>
+        <w:t xml:space="preserve">
+El intervalo ___ tiene más jugadores porque su barra es ___.</w:t>
+      </w:r>
+    </w:p>
+    <w:p>
+      <w:pPr>
+        <w:spacing w:after="60"/>
+      </w:pPr>
+      <w:r>
+        <w:rPr>
+          <w:sz w:val="21"/>
+          <w:szCs w:val="21"/>
+        </w:rPr>
+        <w:t xml:space="preserve">I know because its frequency is ___.</w:t>
+      </w:r>
+      <w:r>
+        <w:rPr>
+          <w:i/>
+          <w:iCs/>
+          <w:color w:val="5F6F80"/>
+          <w:sz w:val="19"/>
+          <w:szCs w:val="19"/>
+        </w:rPr>
+        <w:br/>
+        <w:t xml:space="preserve">
+Lo sé porque su frecuencia es ___.</w:t>
+      </w:r>
+    </w:p>
+    <w:p>
+      <w:pPr>
+        <w:spacing w:after="60"/>
+      </w:pPr>
+      <w:r>
+        <w:rPr>
+          <w:b/>
+          <w:bCs/>
+          <w:color w:val="12355B"/>
+          <w:sz w:val="20"/>
+          <w:szCs w:val="20"/>
+        </w:rPr>
+        <w:t xml:space="preserve">Word bank: </w:t>
+      </w:r>
+      <w:r>
+        <w:rPr>
+          <w:color w:val="1FA6A2"/>
+          <w:sz w:val="20"/>
+          <w:szCs w:val="20"/>
+        </w:rPr>
+        <w:t xml:space="preserve">histogram, frequency, interval, distribution, bar</w:t>
+      </w:r>
+    </w:p>
+    <w:p>
+      <w:pPr>
+        <w:spacing w:after="60"/>
+      </w:pPr>
+      <w:r>
+        <w:rPr>
+          <w:b/>
+          <w:bCs/>
+          <w:color w:val="12355B"/>
+          <w:sz w:val="19"/>
+          <w:szCs w:val="19"/>
+        </w:rPr>
+        <w:t xml:space="preserve">Listen for: </w:t>
+      </w:r>
+      <w:r>
+        <w:rPr>
+          <w:i/>
+          <w:iCs/>
+          <w:color w:val="5F6F80"/>
+          <w:sz w:val="19"/>
+          <w:szCs w:val="19"/>
+        </w:rPr>
+        <w:t xml:space="preserve">Students identify 68-71 in (9 players) as the most-populated interval because it has the highest frequency.</w:t>
+      </w:r>
+    </w:p>
+    <w:p>
+      <w:pPr>
+        <w:spacing w:after="60"/>
+      </w:pPr>
+      <w:r>
+        <w:rPr>
+          <w:b/>
+          <w:bCs/>
+          <w:color w:val="9A6B12"/>
+          <w:sz w:val="20"/>
+          <w:szCs w:val="20"/>
+        </w:rPr>
+        <w:t xml:space="preserve">Level 2: </w:t>
+      </w:r>
+      <w:r>
+        <w:rPr>
+          <w:sz w:val="20"/>
+          <w:szCs w:val="20"/>
+        </w:rPr>
+        <w:t xml:space="preserve">Generalize: what is one thing a histogram shows well, and one thing it cannot show, compared to a list of the raw data?</w:t>
+      </w:r>
+    </w:p>
+    <w:p>
+      <w:pPr>
+        <w:spacing w:after="60"/>
+        <w:ind w:left="360"/>
+      </w:pPr>
+      <w:r>
+        <w:rPr>
+          <w:sz w:val="20"/>
+          <w:szCs w:val="20"/>
+        </w:rPr>
+        <w:t xml:space="preserve">• A histogram shows ___ well because ___.</w:t>
+      </w:r>
+    </w:p>
+    <w:p>
+      <w:pPr>
+        <w:spacing w:after="60"/>
+        <w:ind w:left="360"/>
+      </w:pPr>
+      <w:r>
+        <w:rPr>
+          <w:sz w:val="20"/>
+          <w:szCs w:val="20"/>
+        </w:rPr>
+        <w:t xml:space="preserve">• It cannot show ___ because the data is grouped into ___.</w:t>
       </w:r>
     </w:p>
     <w:p>
@@ -1213,7 +1781,7 @@
           <w:sz w:val="21"/>
           <w:szCs w:val="21"/>
         </w:rPr>
-        <w:t xml:space="preserve">A histogram groups data into ___.</w:t>
+        <w:t xml:space="preserve">A histogram is easier because it groups the data into ___.</w:t>
       </w:r>
       <w:r>
         <w:rPr>
@@ -1225,19 +1793,19 @@
         </w:rPr>
         <w:br/>
         <w:t xml:space="preserve">
-Un histograma agrupa los datos en ___.</w:t>
-      </w:r>
-    </w:p>
-    <w:p>
-      <w:pPr>
-        <w:spacing w:after="60"/>
-      </w:pPr>
-      <w:r>
-        <w:rPr>
-          <w:sz w:val="21"/>
-          <w:szCs w:val="21"/>
-        </w:rPr>
-        <w:t xml:space="preserve">The tallest bar shows ___.</w:t>
+Un histograma es más fácil porque agrupa los datos en ___.</w:t>
+      </w:r>
+    </w:p>
+    <w:p>
+      <w:pPr>
+        <w:spacing w:after="60"/>
+      </w:pPr>
+      <w:r>
+        <w:rPr>
+          <w:sz w:val="21"/>
+          <w:szCs w:val="21"/>
+        </w:rPr>
+        <w:t xml:space="preserve">Each bar shows how many players fall in that ___.</w:t>
       </w:r>
       <w:r>
         <w:rPr>
@@ -1249,19 +1817,19 @@
         </w:rPr>
         <w:br/>
         <w:t xml:space="preserve">
-La barra más alta muestra ___.</w:t>
-      </w:r>
-    </w:p>
-    <w:p>
-      <w:pPr>
-        <w:spacing w:after="60"/>
-      </w:pPr>
-      <w:r>
-        <w:rPr>
-          <w:sz w:val="21"/>
-          <w:szCs w:val="21"/>
-        </w:rPr>
-        <w:t xml:space="preserve">This helps when ___.</w:t>
+Cada barra muestra cuántos jugadores caen en ese ___.</w:t>
+      </w:r>
+    </w:p>
+    <w:p>
+      <w:pPr>
+        <w:spacing w:after="60"/>
+      </w:pPr>
+      <w:r>
+        <w:rPr>
+          <w:sz w:val="21"/>
+          <w:szCs w:val="21"/>
+        </w:rPr>
+        <w:t xml:space="preserve">The height of each bar shows the ___ of that interval.</w:t>
       </w:r>
       <w:r>
         <w:rPr>
@@ -1273,7 +1841,7 @@
         </w:rPr>
         <w:br/>
         <w:t xml:space="preserve">
-Esto ayuda cuando ___.</w:t>
+La altura de cada barra muestra la ___ de ese intervalo.</w:t>
       </w:r>
     </w:p>
     <w:p>

--- a/lessons/8-6/downloads/8-6-notes.docx
+++ b/lessons/8-6/downloads/8-6-notes.docx
@@ -489,6 +489,43 @@
       </w:pPr>
       <w:r>
         <w:rPr>
+          <w:b/>
+          <w:bCs/>
+          <w:color w:val="1FA6A2"/>
+          <w:sz w:val="20"/>
+          <w:szCs w:val="20"/>
+        </w:rPr>
+        <w:t xml:space="preserve">Hint (optional): </w:t>
+      </w:r>
+      <w:r>
+        <w:rPr>
+          <w:sz w:val="20"/>
+          <w:szCs w:val="20"/>
+        </w:rPr>
+        <w:t xml:space="preserve">Try starting with the word "histogram" or "frequency". Re-read the question and underline what it is asking you to compare or find. Use one number or word from the problem as your evidence.</w:t>
+      </w:r>
+    </w:p>
+    <w:p>
+      <w:pPr>
+        <w:spacing w:after="60"/>
+      </w:pPr>
+      <w:r>
+        <w:rPr>
+          <w:b/>
+          <w:bCs/>
+          <w:color w:val="12355B"/>
+          <w:sz w:val="19"/>
+          <w:szCs w:val="19"/>
+        </w:rPr>
+        <w:t xml:space="preserve">Sentence starters (optional)</w:t>
+      </w:r>
+    </w:p>
+    <w:p>
+      <w:pPr>
+        <w:spacing w:after="60"/>
+      </w:pPr>
+      <w:r>
+        <w:rPr>
           <w:sz w:val="21"/>
           <w:szCs w:val="21"/>
         </w:rPr>
@@ -679,6 +716,43 @@
       </w:pPr>
       <w:r>
         <w:rPr>
+          <w:b/>
+          <w:bCs/>
+          <w:color w:val="1FA6A2"/>
+          <w:sz w:val="20"/>
+          <w:szCs w:val="20"/>
+        </w:rPr>
+        <w:t xml:space="preserve">Hint (optional): </w:t>
+      </w:r>
+      <w:r>
+        <w:rPr>
+          <w:sz w:val="20"/>
+          <w:szCs w:val="20"/>
+        </w:rPr>
+        <w:t xml:space="preserve">Try starting with the word "histogram" or "frequency". Re-read the question and underline what it is asking you to compare or find. Use one number or word from the problem as your evidence.</w:t>
+      </w:r>
+    </w:p>
+    <w:p>
+      <w:pPr>
+        <w:spacing w:after="60"/>
+      </w:pPr>
+      <w:r>
+        <w:rPr>
+          <w:b/>
+          <w:bCs/>
+          <w:color w:val="12355B"/>
+          <w:sz w:val="19"/>
+          <w:szCs w:val="19"/>
+        </w:rPr>
+        <w:t xml:space="preserve">Sentence starters (optional)</w:t>
+      </w:r>
+    </w:p>
+    <w:p>
+      <w:pPr>
+        <w:spacing w:after="60"/>
+      </w:pPr>
+      <w:r>
+        <w:rPr>
           <w:sz w:val="21"/>
           <w:szCs w:val="21"/>
         </w:rPr>
@@ -869,6 +943,43 @@
       </w:pPr>
       <w:r>
         <w:rPr>
+          <w:b/>
+          <w:bCs/>
+          <w:color w:val="1FA6A2"/>
+          <w:sz w:val="20"/>
+          <w:szCs w:val="20"/>
+        </w:rPr>
+        <w:t xml:space="preserve">Hint (optional): </w:t>
+      </w:r>
+      <w:r>
+        <w:rPr>
+          <w:sz w:val="20"/>
+          <w:szCs w:val="20"/>
+        </w:rPr>
+        <w:t xml:space="preserve">Try starting with the word "histogram" or "frequency". Re-read the question and underline what it is asking you to compare or find. Use one number or word from the problem as your evidence.</w:t>
+      </w:r>
+    </w:p>
+    <w:p>
+      <w:pPr>
+        <w:spacing w:after="60"/>
+      </w:pPr>
+      <w:r>
+        <w:rPr>
+          <w:b/>
+          <w:bCs/>
+          <w:color w:val="12355B"/>
+          <w:sz w:val="19"/>
+          <w:szCs w:val="19"/>
+        </w:rPr>
+        <w:t xml:space="preserve">Sentence starters (optional)</w:t>
+      </w:r>
+    </w:p>
+    <w:p>
+      <w:pPr>
+        <w:spacing w:after="60"/>
+      </w:pPr>
+      <w:r>
+        <w:rPr>
           <w:sz w:val="21"/>
           <w:szCs w:val="21"/>
         </w:rPr>
@@ -1051,6 +1162,43 @@
           <w:szCs w:val="20"/>
         </w:rPr>
         <w:t xml:space="preserve">The tallest bar marks the interval with the greatest frequency.</w:t>
+      </w:r>
+    </w:p>
+    <w:p>
+      <w:pPr>
+        <w:spacing w:after="60"/>
+      </w:pPr>
+      <w:r>
+        <w:rPr>
+          <w:b/>
+          <w:bCs/>
+          <w:color w:val="1FA6A2"/>
+          <w:sz w:val="20"/>
+          <w:szCs w:val="20"/>
+        </w:rPr>
+        <w:t xml:space="preserve">Hint (optional): </w:t>
+      </w:r>
+      <w:r>
+        <w:rPr>
+          <w:sz w:val="20"/>
+          <w:szCs w:val="20"/>
+        </w:rPr>
+        <w:t xml:space="preserve">Try starting with the word "histogram" or "frequency". Re-read the question and underline what it is asking you to compare or find. Use one number or word from the problem as your evidence.</w:t>
+      </w:r>
+    </w:p>
+    <w:p>
+      <w:pPr>
+        <w:spacing w:after="60"/>
+      </w:pPr>
+      <w:r>
+        <w:rPr>
+          <w:b/>
+          <w:bCs/>
+          <w:color w:val="12355B"/>
+          <w:sz w:val="19"/>
+          <w:szCs w:val="19"/>
+        </w:rPr>
+        <w:t xml:space="preserve">Sentence starters (optional)</w:t>
       </w:r>
     </w:p>
     <w:p>

--- a/lessons/8-6/downloads/8-6-notes.docx
+++ b/lessons/8-6/downloads/8-6-notes.docx
@@ -97,6 +97,69 @@
       </w:pPr>
       <w:r>
         <w:rPr>
+          <w:i/>
+          <w:iCs/>
+          <w:color w:val="5F6F80"/>
+          <w:sz w:val="19"/>
+          <w:szCs w:val="19"/>
+        </w:rPr>
+        <w:t xml:space="preserve">Picture first, then the word, then a plain-language meaning.</w:t>
+      </w:r>
+    </w:p>
+    <w:p>
+      <w:pPr>
+        <w:keepNext/>
+        <w:spacing w:after="20" w:before="120"/>
+        <w:jc w:val="center"/>
+      </w:pPr>
+      <w:r>
+        <w:drawing>
+          <wp:inline distT="0" distB="0" distL="0" distR="0">
+            <wp:extent cx="1238250" cy="933450"/>
+            <wp:effectExtent t="0" r="0" b="0" l="0"/>
+            <wp:docPr id="1" name="" descr="" title=""/>
+            <wp:cNvGraphicFramePr>
+              <a:graphicFrameLocks xmlns:a="http://schemas.openxmlformats.org/drawingml/2006/main" noChangeAspect="1"/>
+            </wp:cNvGraphicFramePr>
+            <a:graphic xmlns:a="http://schemas.openxmlformats.org/drawingml/2006/main">
+              <a:graphicData uri="http://schemas.openxmlformats.org/drawingml/2006/picture">
+                <pic:pic xmlns:pic="http://schemas.openxmlformats.org/drawingml/2006/picture">
+                  <pic:nvPicPr>
+                    <pic:cNvPr id="0" name="" descr=""/>
+                    <pic:cNvPicPr>
+                      <a:picLocks noChangeAspect="1" noChangeArrowheads="1"/>
+                    </pic:cNvPicPr>
+                  </pic:nvPicPr>
+                  <pic:blipFill>
+                    <a:blip r:embed="rId9" cstate="none"/>
+                    <a:srcRect/>
+                    <a:stretch>
+                      <a:fillRect/>
+                    </a:stretch>
+                  </pic:blipFill>
+                  <pic:spPr bwMode="auto">
+                    <a:xfrm>
+                      <a:off x="0" y="0"/>
+                      <a:ext cx="1238250" cy="933450"/>
+                    </a:xfrm>
+                    <a:prstGeom prst="rect">
+                      <a:avLst/>
+                    </a:prstGeom>
+                  </pic:spPr>
+                </pic:pic>
+              </a:graphicData>
+            </a:graphic>
+          </wp:inline>
+        </w:drawing>
+      </w:r>
+    </w:p>
+    <w:p>
+      <w:pPr>
+        <w:keepNext/>
+        <w:spacing w:after="20"/>
+      </w:pPr>
+      <w:r>
+        <w:rPr>
           <w:b/>
           <w:bCs/>
           <w:color w:val="12355B"/>
@@ -118,7 +181,7 @@
     </w:p>
     <w:p>
       <w:pPr>
-        <w:spacing w:after="60"/>
+        <w:spacing w:after="160"/>
       </w:pPr>
       <w:r>
         <w:rPr>
@@ -130,22 +193,55 @@
     </w:p>
     <w:p>
       <w:pPr>
-        <w:spacing w:after="60"/>
-      </w:pPr>
-      <w:r>
-        <w:rPr>
-          <w:i/>
-          <w:iCs/>
-          <w:color w:val="5F6F80"/>
-          <w:sz w:val="19"/>
-          <w:szCs w:val="19"/>
-        </w:rPr>
-        <w:t xml:space="preserve">Bars side by side: 0-9 pts (3 players), 10-19 pts (8 players), 20-29 pts (4 players)</w:t>
-      </w:r>
-    </w:p>
-    <w:p>
-      <w:pPr>
-        <w:spacing w:after="60"/>
+        <w:keepNext/>
+        <w:spacing w:after="20" w:before="120"/>
+        <w:jc w:val="center"/>
+      </w:pPr>
+      <w:r>
+        <w:drawing>
+          <wp:inline distT="0" distB="0" distL="0" distR="0">
+            <wp:extent cx="1238250" cy="933450"/>
+            <wp:effectExtent t="0" r="0" b="0" l="0"/>
+            <wp:docPr id="1" name="" descr="" title=""/>
+            <wp:cNvGraphicFramePr>
+              <a:graphicFrameLocks xmlns:a="http://schemas.openxmlformats.org/drawingml/2006/main" noChangeAspect="1"/>
+            </wp:cNvGraphicFramePr>
+            <a:graphic xmlns:a="http://schemas.openxmlformats.org/drawingml/2006/main">
+              <a:graphicData uri="http://schemas.openxmlformats.org/drawingml/2006/picture">
+                <pic:pic xmlns:pic="http://schemas.openxmlformats.org/drawingml/2006/picture">
+                  <pic:nvPicPr>
+                    <pic:cNvPr id="0" name="" descr=""/>
+                    <pic:cNvPicPr>
+                      <a:picLocks noChangeAspect="1" noChangeArrowheads="1"/>
+                    </pic:cNvPicPr>
+                  </pic:nvPicPr>
+                  <pic:blipFill>
+                    <a:blip r:embed="rId9" cstate="none"/>
+                    <a:srcRect/>
+                    <a:stretch>
+                      <a:fillRect/>
+                    </a:stretch>
+                  </pic:blipFill>
+                  <pic:spPr bwMode="auto">
+                    <a:xfrm>
+                      <a:off x="0" y="0"/>
+                      <a:ext cx="1238250" cy="933450"/>
+                    </a:xfrm>
+                    <a:prstGeom prst="rect">
+                      <a:avLst/>
+                    </a:prstGeom>
+                  </pic:spPr>
+                </pic:pic>
+              </a:graphicData>
+            </a:graphic>
+          </wp:inline>
+        </w:drawing>
+      </w:r>
+    </w:p>
+    <w:p>
+      <w:pPr>
+        <w:keepNext/>
+        <w:spacing w:after="20"/>
       </w:pPr>
       <w:r>
         <w:rPr>
@@ -170,7 +266,7 @@
     </w:p>
     <w:p>
       <w:pPr>
-        <w:spacing w:after="60"/>
+        <w:spacing w:after="160"/>
       </w:pPr>
       <w:r>
         <w:rPr>
@@ -182,22 +278,55 @@
     </w:p>
     <w:p>
       <w:pPr>
-        <w:spacing w:after="60"/>
-      </w:pPr>
-      <w:r>
-        <w:rPr>
-          <w:i/>
-          <w:iCs/>
-          <w:color w:val="5F6F80"/>
-          <w:sz w:val="19"/>
-          <w:szCs w:val="19"/>
-        </w:rPr>
-        <w:t xml:space="preserve">If 5 players scored 10-19 points, the frequency for that interval is 5</w:t>
-      </w:r>
-    </w:p>
-    <w:p>
-      <w:pPr>
-        <w:spacing w:after="60"/>
+        <w:keepNext/>
+        <w:spacing w:after="20" w:before="120"/>
+        <w:jc w:val="center"/>
+      </w:pPr>
+      <w:r>
+        <w:drawing>
+          <wp:inline distT="0" distB="0" distL="0" distR="0">
+            <wp:extent cx="1238250" cy="933450"/>
+            <wp:effectExtent t="0" r="0" b="0" l="0"/>
+            <wp:docPr id="1" name="" descr="" title=""/>
+            <wp:cNvGraphicFramePr>
+              <a:graphicFrameLocks xmlns:a="http://schemas.openxmlformats.org/drawingml/2006/main" noChangeAspect="1"/>
+            </wp:cNvGraphicFramePr>
+            <a:graphic xmlns:a="http://schemas.openxmlformats.org/drawingml/2006/main">
+              <a:graphicData uri="http://schemas.openxmlformats.org/drawingml/2006/picture">
+                <pic:pic xmlns:pic="http://schemas.openxmlformats.org/drawingml/2006/picture">
+                  <pic:nvPicPr>
+                    <pic:cNvPr id="0" name="" descr=""/>
+                    <pic:cNvPicPr>
+                      <a:picLocks noChangeAspect="1" noChangeArrowheads="1"/>
+                    </pic:cNvPicPr>
+                  </pic:nvPicPr>
+                  <pic:blipFill>
+                    <a:blip r:embed="rId9" cstate="none"/>
+                    <a:srcRect/>
+                    <a:stretch>
+                      <a:fillRect/>
+                    </a:stretch>
+                  </pic:blipFill>
+                  <pic:spPr bwMode="auto">
+                    <a:xfrm>
+                      <a:off x="0" y="0"/>
+                      <a:ext cx="1238250" cy="933450"/>
+                    </a:xfrm>
+                    <a:prstGeom prst="rect">
+                      <a:avLst/>
+                    </a:prstGeom>
+                  </pic:spPr>
+                </pic:pic>
+              </a:graphicData>
+            </a:graphic>
+          </wp:inline>
+        </w:drawing>
+      </w:r>
+    </w:p>
+    <w:p>
+      <w:pPr>
+        <w:keepNext/>
+        <w:spacing w:after="20"/>
       </w:pPr>
       <w:r>
         <w:rPr>
@@ -222,7 +351,7 @@
     </w:p>
     <w:p>
       <w:pPr>
-        <w:spacing w:after="60"/>
+        <w:spacing w:after="160"/>
       </w:pPr>
       <w:r>
         <w:rPr>
@@ -234,22 +363,55 @@
     </w:p>
     <w:p>
       <w:pPr>
-        <w:spacing w:after="60"/>
-      </w:pPr>
-      <w:r>
-        <w:rPr>
-          <w:i/>
-          <w:iCs/>
-          <w:color w:val="5F6F80"/>
-          <w:sz w:val="19"/>
-          <w:szCs w:val="19"/>
-        </w:rPr>
-        <w:t xml:space="preserve">0-9, 10-19, 20-29 are intervals of width 10 — each covers 10 values</w:t>
-      </w:r>
-    </w:p>
-    <w:p>
-      <w:pPr>
-        <w:spacing w:after="60"/>
+        <w:keepNext/>
+        <w:spacing w:after="20" w:before="120"/>
+        <w:jc w:val="center"/>
+      </w:pPr>
+      <w:r>
+        <w:drawing>
+          <wp:inline distT="0" distB="0" distL="0" distR="0">
+            <wp:extent cx="1238250" cy="933450"/>
+            <wp:effectExtent t="0" r="0" b="0" l="0"/>
+            <wp:docPr id="1" name="" descr="" title=""/>
+            <wp:cNvGraphicFramePr>
+              <a:graphicFrameLocks xmlns:a="http://schemas.openxmlformats.org/drawingml/2006/main" noChangeAspect="1"/>
+            </wp:cNvGraphicFramePr>
+            <a:graphic xmlns:a="http://schemas.openxmlformats.org/drawingml/2006/main">
+              <a:graphicData uri="http://schemas.openxmlformats.org/drawingml/2006/picture">
+                <pic:pic xmlns:pic="http://schemas.openxmlformats.org/drawingml/2006/picture">
+                  <pic:nvPicPr>
+                    <pic:cNvPr id="0" name="" descr=""/>
+                    <pic:cNvPicPr>
+                      <a:picLocks noChangeAspect="1" noChangeArrowheads="1"/>
+                    </pic:cNvPicPr>
+                  </pic:nvPicPr>
+                  <pic:blipFill>
+                    <a:blip r:embed="rId9" cstate="none"/>
+                    <a:srcRect/>
+                    <a:stretch>
+                      <a:fillRect/>
+                    </a:stretch>
+                  </pic:blipFill>
+                  <pic:spPr bwMode="auto">
+                    <a:xfrm>
+                      <a:off x="0" y="0"/>
+                      <a:ext cx="1238250" cy="933450"/>
+                    </a:xfrm>
+                    <a:prstGeom prst="rect">
+                      <a:avLst/>
+                    </a:prstGeom>
+                  </pic:spPr>
+                </pic:pic>
+              </a:graphicData>
+            </a:graphic>
+          </wp:inline>
+        </w:drawing>
+      </w:r>
+    </w:p>
+    <w:p>
+      <w:pPr>
+        <w:keepNext/>
+        <w:spacing w:after="20"/>
       </w:pPr>
       <w:r>
         <w:rPr>
@@ -274,7 +436,7 @@
     </w:p>
     <w:p>
       <w:pPr>
-        <w:spacing w:after="60"/>
+        <w:spacing w:after="160"/>
       </w:pPr>
       <w:r>
         <w:rPr>
@@ -286,22 +448,55 @@
     </w:p>
     <w:p>
       <w:pPr>
-        <w:spacing w:after="60"/>
-      </w:pPr>
-      <w:r>
-        <w:rPr>
-          <w:i/>
-          <w:iCs/>
-          <w:color w:val="5F6F80"/>
-          <w:sz w:val="19"/>
-          <w:szCs w:val="19"/>
-        </w:rPr>
-        <w:t xml:space="preserve">Most data in the middle with fewer at the ends = bell-shaped; most on one side with a tail = skewed</w:t>
-      </w:r>
-    </w:p>
-    <w:p>
-      <w:pPr>
-        <w:spacing w:after="60"/>
+        <w:keepNext/>
+        <w:spacing w:after="20" w:before="120"/>
+        <w:jc w:val="center"/>
+      </w:pPr>
+      <w:r>
+        <w:drawing>
+          <wp:inline distT="0" distB="0" distL="0" distR="0">
+            <wp:extent cx="1238250" cy="933450"/>
+            <wp:effectExtent t="0" r="0" b="0" l="0"/>
+            <wp:docPr id="1" name="" descr="" title=""/>
+            <wp:cNvGraphicFramePr>
+              <a:graphicFrameLocks xmlns:a="http://schemas.openxmlformats.org/drawingml/2006/main" noChangeAspect="1"/>
+            </wp:cNvGraphicFramePr>
+            <a:graphic xmlns:a="http://schemas.openxmlformats.org/drawingml/2006/main">
+              <a:graphicData uri="http://schemas.openxmlformats.org/drawingml/2006/picture">
+                <pic:pic xmlns:pic="http://schemas.openxmlformats.org/drawingml/2006/picture">
+                  <pic:nvPicPr>
+                    <pic:cNvPr id="0" name="" descr=""/>
+                    <pic:cNvPicPr>
+                      <a:picLocks noChangeAspect="1" noChangeArrowheads="1"/>
+                    </pic:cNvPicPr>
+                  </pic:nvPicPr>
+                  <pic:blipFill>
+                    <a:blip r:embed="rId9" cstate="none"/>
+                    <a:srcRect/>
+                    <a:stretch>
+                      <a:fillRect/>
+                    </a:stretch>
+                  </pic:blipFill>
+                  <pic:spPr bwMode="auto">
+                    <a:xfrm>
+                      <a:off x="0" y="0"/>
+                      <a:ext cx="1238250" cy="933450"/>
+                    </a:xfrm>
+                    <a:prstGeom prst="rect">
+                      <a:avLst/>
+                    </a:prstGeom>
+                  </pic:spPr>
+                </pic:pic>
+              </a:graphicData>
+            </a:graphic>
+          </wp:inline>
+        </w:drawing>
+      </w:r>
+    </w:p>
+    <w:p>
+      <w:pPr>
+        <w:keepNext/>
+        <w:spacing w:after="20"/>
       </w:pPr>
       <w:r>
         <w:rPr>
@@ -326,7 +521,7 @@
     </w:p>
     <w:p>
       <w:pPr>
-        <w:spacing w:after="60"/>
+        <w:spacing w:after="160"/>
       </w:pPr>
       <w:r>
         <w:rPr>
@@ -338,22 +533,55 @@
     </w:p>
     <w:p>
       <w:pPr>
-        <w:spacing w:after="60"/>
-      </w:pPr>
-      <w:r>
-        <w:rPr>
-          <w:i/>
-          <w:iCs/>
-          <w:color w:val="5F6F80"/>
-          <w:sz w:val="19"/>
-          <w:szCs w:val="19"/>
-        </w:rPr>
-        <w:t xml:space="preserve">A histogram that is tallest in the middle and shorter on both sides is symmetric</w:t>
-      </w:r>
-    </w:p>
-    <w:p>
-      <w:pPr>
-        <w:spacing w:after="60"/>
+        <w:keepNext/>
+        <w:spacing w:after="20" w:before="120"/>
+        <w:jc w:val="center"/>
+      </w:pPr>
+      <w:r>
+        <w:drawing>
+          <wp:inline distT="0" distB="0" distL="0" distR="0">
+            <wp:extent cx="1238250" cy="933450"/>
+            <wp:effectExtent t="0" r="0" b="0" l="0"/>
+            <wp:docPr id="1" name="" descr="" title=""/>
+            <wp:cNvGraphicFramePr>
+              <a:graphicFrameLocks xmlns:a="http://schemas.openxmlformats.org/drawingml/2006/main" noChangeAspect="1"/>
+            </wp:cNvGraphicFramePr>
+            <a:graphic xmlns:a="http://schemas.openxmlformats.org/drawingml/2006/main">
+              <a:graphicData uri="http://schemas.openxmlformats.org/drawingml/2006/picture">
+                <pic:pic xmlns:pic="http://schemas.openxmlformats.org/drawingml/2006/picture">
+                  <pic:nvPicPr>
+                    <pic:cNvPr id="0" name="" descr=""/>
+                    <pic:cNvPicPr>
+                      <a:picLocks noChangeAspect="1" noChangeArrowheads="1"/>
+                    </pic:cNvPicPr>
+                  </pic:nvPicPr>
+                  <pic:blipFill>
+                    <a:blip r:embed="rId10" cstate="none"/>
+                    <a:srcRect/>
+                    <a:stretch>
+                      <a:fillRect/>
+                    </a:stretch>
+                  </pic:blipFill>
+                  <pic:spPr bwMode="auto">
+                    <a:xfrm>
+                      <a:off x="0" y="0"/>
+                      <a:ext cx="1238250" cy="933450"/>
+                    </a:xfrm>
+                    <a:prstGeom prst="rect">
+                      <a:avLst/>
+                    </a:prstGeom>
+                  </pic:spPr>
+                </pic:pic>
+              </a:graphicData>
+            </a:graphic>
+          </wp:inline>
+        </w:drawing>
+      </w:r>
+    </w:p>
+    <w:p>
+      <w:pPr>
+        <w:keepNext/>
+        <w:spacing w:after="20"/>
       </w:pPr>
       <w:r>
         <w:rPr>
@@ -378,7 +606,7 @@
     </w:p>
     <w:p>
       <w:pPr>
-        <w:spacing w:after="60"/>
+        <w:spacing w:after="160"/>
       </w:pPr>
       <w:r>
         <w:rPr>
@@ -386,21 +614,6 @@
           <w:szCs w:val="21"/>
         </w:rPr>
         <w:t xml:space="preserve">How spread out the numbers are.</w:t>
-      </w:r>
-    </w:p>
-    <w:p>
-      <w:pPr>
-        <w:spacing w:after="60"/>
-      </w:pPr>
-      <w:r>
-        <w:rPr>
-          <w:i/>
-          <w:iCs/>
-          <w:color w:val="5F6F80"/>
-          <w:sz w:val="19"/>
-          <w:szCs w:val="19"/>
-        </w:rPr>
-        <w:t xml:space="preserve">Data in just 2 intervals = low variability. Data across 6 intervals = high variability</w:t>
       </w:r>
     </w:p>
     <w:p>

--- a/lessons/8-6/downloads/8-6-notes.docx
+++ b/lessons/8-6/downloads/8-6-notes.docx
@@ -1366,6 +1366,153 @@
     </w:p>
     <w:p>
       <w:pPr>
+        <w:pStyle w:val="Heading2"/>
+        <w:spacing w:after="80" w:before="180"/>
+      </w:pPr>
+      <w:r>
+        <w:rPr>
+          <w:b/>
+          <w:bCs/>
+          <w:color w:val="12355B"/>
+          <w:sz w:val="24"/>
+          <w:szCs w:val="24"/>
+        </w:rPr>
+        <w:t xml:space="preserve">Solved Example</w:t>
+      </w:r>
+      <w:r>
+        <w:rPr>
+          <w:i/>
+          <w:iCs/>
+          <w:color w:val="1FA6A2"/>
+          <w:sz w:val="19"/>
+          <w:szCs w:val="19"/>
+        </w:rPr>
+        <w:t xml:space="preserve">   I Do — watch each step</w:t>
+      </w:r>
+    </w:p>
+    <w:p>
+      <w:pPr>
+        <w:keepNext/>
+        <w:spacing w:after="40"/>
+      </w:pPr>
+      <w:r>
+        <w:rPr>
+          <w:b/>
+          <w:bCs/>
+          <w:color w:val="12355B"/>
+          <w:sz w:val="21"/>
+          <w:szCs w:val="21"/>
+        </w:rPr>
+        <w:t xml:space="preserve">Problem:  </w:t>
+      </w:r>
+      <w:r>
+        <w:rPr>
+          <w:sz w:val="21"/>
+          <w:szCs w:val="21"/>
+        </w:rPr>
+        <w:t xml:space="preserve">A histogram shows these frequencies: 0–4: 3 players, 5–9: 8 players, 10–14: 12 players, 15–19: 5 players. How many players are represented in total?</w:t>
+      </w:r>
+    </w:p>
+    <w:p>
+      <w:pPr>
+        <w:spacing w:after="30"/>
+        <w:ind w:left="420"/>
+      </w:pPr>
+      <w:r>
+        <w:rPr>
+          <w:sz w:val="20"/>
+          <w:szCs w:val="20"/>
+        </w:rPr>
+        <w:t xml:space="preserve">A)  28</w:t>
+      </w:r>
+    </w:p>
+    <w:p>
+      <w:pPr>
+        <w:spacing w:after="30"/>
+        <w:ind w:left="420"/>
+      </w:pPr>
+      <w:r>
+        <w:rPr>
+          <w:sz w:val="20"/>
+          <w:szCs w:val="20"/>
+        </w:rPr>
+        <w:t xml:space="preserve">B)  12</w:t>
+      </w:r>
+    </w:p>
+    <w:p>
+      <w:pPr>
+        <w:spacing w:after="30"/>
+        <w:ind w:left="420"/>
+      </w:pPr>
+      <w:r>
+        <w:rPr>
+          <w:sz w:val="20"/>
+          <w:szCs w:val="20"/>
+        </w:rPr>
+        <w:t xml:space="preserve">C)  20</w:t>
+      </w:r>
+    </w:p>
+    <w:p>
+      <w:pPr>
+        <w:spacing w:after="30"/>
+        <w:ind w:left="420"/>
+      </w:pPr>
+      <w:r>
+        <w:rPr>
+          <w:sz w:val="20"/>
+          <w:szCs w:val="20"/>
+        </w:rPr>
+        <w:t xml:space="preserve">D)  15</w:t>
+      </w:r>
+    </w:p>
+    <w:p>
+      <w:pPr>
+        <w:spacing w:after="20" w:before="50"/>
+      </w:pPr>
+      <w:r>
+        <w:rPr>
+          <w:b/>
+          <w:bCs/>
+          <w:color w:val="1FA6A2"/>
+          <w:sz w:val="21"/>
+          <w:szCs w:val="21"/>
+        </w:rPr>
+        <w:t xml:space="preserve">Step 1:  </w:t>
+      </w:r>
+      <w:r>
+        <w:rPr>
+          <w:sz w:val="21"/>
+          <w:szCs w:val="21"/>
+        </w:rPr>
+        <w:t xml:space="preserve">Add all frequencies: 3 + 8 + 12 + 5 = 28 players.</w:t>
+      </w:r>
+    </w:p>
+    <w:p>
+      <w:pPr>
+        <w:spacing w:after="40" w:before="60"/>
+      </w:pPr>
+      <w:r>
+        <w:rPr>
+          <w:b/>
+          <w:bCs/>
+          <w:color w:val="12355B"/>
+          <w:sz w:val="21"/>
+          <w:szCs w:val="21"/>
+        </w:rPr>
+        <w:t xml:space="preserve">Answer:  </w:t>
+      </w:r>
+      <w:r>
+        <w:rPr>
+          <w:b/>
+          <w:bCs/>
+          <w:sz w:val="21"/>
+          <w:szCs w:val="21"/>
+        </w:rPr>
+        <w:t xml:space="preserve">A. 28</w:t>
+      </w:r>
+    </w:p>
+    <w:p>
+      <w:pPr>
         <w:pStyle w:val="Heading1"/>
         <w:pageBreakBefore/>
         <w:pBdr>
@@ -1408,6 +1555,170 @@
           <w:szCs w:val="19"/>
         </w:rPr>
         <w:t xml:space="preserve">   We Do — work with your class</w:t>
+      </w:r>
+    </w:p>
+    <w:p>
+      <w:pPr>
+        <w:keepNext/>
+        <w:spacing w:after="40" w:before="40"/>
+      </w:pPr>
+      <w:r>
+        <w:rPr>
+          <w:b/>
+          <w:bCs/>
+          <w:color w:val="12355B"/>
+          <w:sz w:val="21"/>
+          <w:szCs w:val="21"/>
+        </w:rPr>
+        <w:t xml:space="preserve">Problem:  </w:t>
+      </w:r>
+      <w:r>
+        <w:rPr>
+          <w:sz w:val="21"/>
+          <w:szCs w:val="21"/>
+        </w:rPr>
+        <w:t xml:space="preserve">In a histogram, what does the height of each bar represent?</w:t>
+      </w:r>
+    </w:p>
+    <w:p>
+      <w:pPr>
+        <w:spacing w:after="30"/>
+        <w:ind w:left="420"/>
+      </w:pPr>
+      <w:r>
+        <w:rPr>
+          <w:sz w:val="20"/>
+          <w:szCs w:val="20"/>
+        </w:rPr>
+        <w:t xml:space="preserve">A)  The frequency (count) of data in that interval</w:t>
+      </w:r>
+    </w:p>
+    <w:p>
+      <w:pPr>
+        <w:spacing w:after="30"/>
+        <w:ind w:left="420"/>
+      </w:pPr>
+      <w:r>
+        <w:rPr>
+          <w:sz w:val="20"/>
+          <w:szCs w:val="20"/>
+        </w:rPr>
+        <w:t xml:space="preserve">B)  The average of the data in that interval</w:t>
+      </w:r>
+    </w:p>
+    <w:p>
+      <w:pPr>
+        <w:spacing w:after="30"/>
+        <w:ind w:left="420"/>
+      </w:pPr>
+      <w:r>
+        <w:rPr>
+          <w:sz w:val="20"/>
+          <w:szCs w:val="20"/>
+        </w:rPr>
+        <w:t xml:space="preserve">C)  The range of the interval</w:t>
+      </w:r>
+    </w:p>
+    <w:p>
+      <w:pPr>
+        <w:spacing w:after="30"/>
+        <w:ind w:left="420"/>
+      </w:pPr>
+      <w:r>
+        <w:rPr>
+          <w:sz w:val="20"/>
+          <w:szCs w:val="20"/>
+        </w:rPr>
+        <w:t xml:space="preserve">D)  The median of the data</w:t>
+      </w:r>
+    </w:p>
+    <w:p>
+      <w:pPr>
+        <w:keepNext/>
+        <w:spacing w:after="0" w:before="50"/>
+      </w:pPr>
+      <w:r>
+        <w:rPr>
+          <w:b/>
+          <w:bCs/>
+          <w:color w:val="6B4FA0"/>
+          <w:sz w:val="21"/>
+          <w:szCs w:val="21"/>
+        </w:rPr>
+        <w:t xml:space="preserve">Step 1:</w:t>
+      </w:r>
+    </w:p>
+    <w:p>
+      <w:pPr>
+        <w:pBdr>
+          <w:bottom w:val="single" w:color="AFBECC" w:sz="6"/>
+        </w:pBdr>
+        <w:spacing w:after="30" w:before="150"/>
+      </w:pPr>
+      <w:r>
+        <w:t xml:space="preserve"/>
+      </w:r>
+    </w:p>
+    <w:p>
+      <w:pPr>
+        <w:keepNext/>
+        <w:spacing w:after="0" w:before="50"/>
+      </w:pPr>
+      <w:r>
+        <w:rPr>
+          <w:b/>
+          <w:bCs/>
+          <w:color w:val="6B4FA0"/>
+          <w:sz w:val="21"/>
+          <w:szCs w:val="21"/>
+        </w:rPr>
+        <w:t xml:space="preserve">Step 2:</w:t>
+      </w:r>
+    </w:p>
+    <w:p>
+      <w:pPr>
+        <w:pBdr>
+          <w:bottom w:val="single" w:color="AFBECC" w:sz="6"/>
+        </w:pBdr>
+        <w:spacing w:after="30" w:before="150"/>
+      </w:pPr>
+      <w:r>
+        <w:t xml:space="preserve"/>
+      </w:r>
+    </w:p>
+    <w:p>
+      <w:pPr>
+        <w:keepNext/>
+        <w:spacing w:after="0" w:before="60"/>
+      </w:pPr>
+      <w:r>
+        <w:rPr>
+          <w:b/>
+          <w:bCs/>
+          <w:color w:val="12355B"/>
+          <w:sz w:val="21"/>
+          <w:szCs w:val="21"/>
+        </w:rPr>
+        <w:t xml:space="preserve">Answer:</w:t>
+      </w:r>
+    </w:p>
+    <w:p>
+      <w:pPr>
+        <w:pBdr>
+          <w:bottom w:val="single" w:color="AFBECC" w:sz="6"/>
+        </w:pBdr>
+        <w:spacing w:after="30" w:before="150"/>
+      </w:pPr>
+      <w:r>
+        <w:t xml:space="preserve"/>
+      </w:r>
+    </w:p>
+    <w:p>
+      <w:pPr>
+        <w:spacing w:after="80"/>
+      </w:pPr>
+      <w:r>
+        <w:t xml:space="preserve"/>
       </w:r>
     </w:p>
     <w:tbl>
@@ -2008,7 +2319,7 @@
           <w:sz w:val="21"/>
           <w:szCs w:val="21"/>
         </w:rPr>
-        <w:t xml:space="preserve">A histogram shows these frequencies: 0–4: 3 players, 5–9: 8 players, 10–14: 12 players, 15–19: 5 players. How many players are represented in total?</w:t>
+        <w:t xml:space="preserve">How is a histogram different from a regular bar graph?</w:t>
       </w:r>
     </w:p>
     <w:p>
@@ -2021,7 +2332,7 @@
           <w:sz w:val="20"/>
           <w:szCs w:val="20"/>
         </w:rPr>
-        <w:t xml:space="preserve">A)  28</w:t>
+        <w:t xml:space="preserve">A)  Histogram bars touch (no gaps) because the intervals are continuous ranges</w:t>
       </w:r>
     </w:p>
     <w:p>
@@ -2034,7 +2345,7 @@
           <w:sz w:val="20"/>
           <w:szCs w:val="20"/>
         </w:rPr>
-        <w:t xml:space="preserve">B)  12</w:t>
+        <w:t xml:space="preserve">B)  Histograms use colors and bar graphs don't</w:t>
       </w:r>
     </w:p>
     <w:p>
@@ -2047,7 +2358,7 @@
           <w:sz w:val="20"/>
           <w:szCs w:val="20"/>
         </w:rPr>
-        <w:t xml:space="preserve">C)  20</w:t>
+        <w:t xml:space="preserve">C)  Bar graphs show numbers and histograms show words</w:t>
       </w:r>
     </w:p>
     <w:p>
@@ -2060,7 +2371,7 @@
           <w:sz w:val="20"/>
           <w:szCs w:val="20"/>
         </w:rPr>
-        <w:t xml:space="preserve">D)  15</w:t>
+        <w:t xml:space="preserve">D)  There is no difference</w:t>
       </w:r>
     </w:p>
     <w:p>
@@ -2138,7 +2449,7 @@
           <w:sz w:val="21"/>
           <w:szCs w:val="21"/>
         </w:rPr>
-        <w:t xml:space="preserve">In a histogram, what does the height of each bar represent?</w:t>
+        <w:t xml:space="preserve">A histogram has intervals: 0–4, 5–9, 10–14, 15–19. What is the width of each interval?</w:t>
       </w:r>
     </w:p>
     <w:p>
@@ -2151,7 +2462,7 @@
           <w:sz w:val="20"/>
           <w:szCs w:val="20"/>
         </w:rPr>
-        <w:t xml:space="preserve">A)  The frequency (count) of data in that interval</w:t>
+        <w:t xml:space="preserve">A)  5</w:t>
       </w:r>
     </w:p>
     <w:p>
@@ -2164,7 +2475,7 @@
           <w:sz w:val="20"/>
           <w:szCs w:val="20"/>
         </w:rPr>
-        <w:t xml:space="preserve">B)  The average of the data in that interval</w:t>
+        <w:t xml:space="preserve">B)  4</w:t>
       </w:r>
     </w:p>
     <w:p>
@@ -2177,7 +2488,7 @@
           <w:sz w:val="20"/>
           <w:szCs w:val="20"/>
         </w:rPr>
-        <w:t xml:space="preserve">C)  The range of the interval</w:t>
+        <w:t xml:space="preserve">C)  10</w:t>
       </w:r>
     </w:p>
     <w:p>
@@ -2190,7 +2501,7 @@
           <w:sz w:val="20"/>
           <w:szCs w:val="20"/>
         </w:rPr>
-        <w:t xml:space="preserve">D)  The median of the data</w:t>
+        <w:t xml:space="preserve">D)  19</w:t>
       </w:r>
     </w:p>
     <w:p>
@@ -2268,7 +2579,7 @@
           <w:sz w:val="21"/>
           <w:szCs w:val="21"/>
         </w:rPr>
-        <w:t xml:space="preserve">How is a histogram different from a regular bar graph?</w:t>
+        <w:t xml:space="preserve">A histogram of test scores shows: 50–59: 2, 60–69: 5, 70–79: 10, 80–89: 8, 90–99: 3. Which interval has the most students?</w:t>
       </w:r>
     </w:p>
     <w:p>
@@ -2281,7 +2592,7 @@
           <w:sz w:val="20"/>
           <w:szCs w:val="20"/>
         </w:rPr>
-        <w:t xml:space="preserve">A)  Histogram bars touch (no gaps) because the intervals are continuous ranges</w:t>
+        <w:t xml:space="preserve">A)  70–79 with 10 students</w:t>
       </w:r>
     </w:p>
     <w:p>
@@ -2294,7 +2605,7 @@
           <w:sz w:val="20"/>
           <w:szCs w:val="20"/>
         </w:rPr>
-        <w:t xml:space="preserve">B)  Histograms use colors and bar graphs don't</w:t>
+        <w:t xml:space="preserve">B)  80–89 with 8 students</w:t>
       </w:r>
     </w:p>
     <w:p>
@@ -2307,7 +2618,7 @@
           <w:sz w:val="20"/>
           <w:szCs w:val="20"/>
         </w:rPr>
-        <w:t xml:space="preserve">C)  Bar graphs show numbers and histograms show words</w:t>
+        <w:t xml:space="preserve">C)  60–69 with 5 students</w:t>
       </w:r>
     </w:p>
     <w:p>
@@ -2320,7 +2631,7 @@
           <w:sz w:val="20"/>
           <w:szCs w:val="20"/>
         </w:rPr>
-        <w:t xml:space="preserve">D)  There is no difference</w:t>
+        <w:t xml:space="preserve">D)  90–99 with 3 students</w:t>
       </w:r>
     </w:p>
     <w:p>
@@ -2398,7 +2709,7 @@
           <w:sz w:val="21"/>
           <w:szCs w:val="21"/>
         </w:rPr>
-        <w:t xml:space="preserve">A histogram has intervals: 0–4, 5–9, 10–14, 15–19. What is the width of each interval?</w:t>
+        <w:t xml:space="preserve">A histogram differs from a bar graph because...</w:t>
       </w:r>
     </w:p>
     <w:p>
@@ -2411,7 +2722,7 @@
           <w:sz w:val="20"/>
           <w:szCs w:val="20"/>
         </w:rPr>
-        <w:t xml:space="preserve">A)  5</w:t>
+        <w:t xml:space="preserve">A)  It groups numeric data into equal intervals with no gaps</w:t>
       </w:r>
     </w:p>
     <w:p>
@@ -2424,7 +2735,7 @@
           <w:sz w:val="20"/>
           <w:szCs w:val="20"/>
         </w:rPr>
-        <w:t xml:space="preserve">B)  4</w:t>
+        <w:t xml:space="preserve">B)  It uses pictures</w:t>
       </w:r>
     </w:p>
     <w:p>
@@ -2437,7 +2748,7 @@
           <w:sz w:val="20"/>
           <w:szCs w:val="20"/>
         </w:rPr>
-        <w:t xml:space="preserve">C)  10</w:t>
+        <w:t xml:space="preserve">C)  It only shows one value</w:t>
       </w:r>
     </w:p>
     <w:p>
@@ -2450,7 +2761,7 @@
           <w:sz w:val="20"/>
           <w:szCs w:val="20"/>
         </w:rPr>
-        <w:t xml:space="preserve">D)  19</w:t>
+        <w:t xml:space="preserve">D)  It cannot show frequency</w:t>
       </w:r>
     </w:p>
     <w:p>
@@ -3163,6 +3474,64 @@
           <w:sz w:val="24"/>
           <w:szCs w:val="24"/>
         </w:rPr>
+        <w:t xml:space="preserve">Worked Notes (I Do / We Do)</w:t>
+      </w:r>
+    </w:p>
+    <w:p>
+      <w:pPr>
+        <w:spacing w:after="80"/>
+      </w:pPr>
+      <w:r>
+        <w:rPr>
+          <w:b/>
+          <w:bCs/>
+          <w:sz w:val="21"/>
+          <w:szCs w:val="21"/>
+        </w:rPr>
+        <w:t xml:space="preserve">I Do:  </w:t>
+      </w:r>
+      <w:r>
+        <w:rPr>
+          <w:sz w:val="21"/>
+          <w:szCs w:val="21"/>
+        </w:rPr>
+        <w:t xml:space="preserve">A. 28</w:t>
+      </w:r>
+    </w:p>
+    <w:p>
+      <w:pPr>
+        <w:spacing w:after="80"/>
+      </w:pPr>
+      <w:r>
+        <w:rPr>
+          <w:b/>
+          <w:bCs/>
+          <w:sz w:val="21"/>
+          <w:szCs w:val="21"/>
+        </w:rPr>
+        <w:t xml:space="preserve">We Do:  </w:t>
+      </w:r>
+      <w:r>
+        <w:rPr>
+          <w:sz w:val="21"/>
+          <w:szCs w:val="21"/>
+        </w:rPr>
+        <w:t xml:space="preserve">A. The frequency (count) of data in that interval</w:t>
+      </w:r>
+    </w:p>
+    <w:p>
+      <w:pPr>
+        <w:pStyle w:val="Heading2"/>
+        <w:spacing w:after="80" w:before="180"/>
+      </w:pPr>
+      <w:r>
+        <w:rPr>
+          <w:b/>
+          <w:bCs/>
+          <w:color w:val="12355B"/>
+          <w:sz w:val="24"/>
+          <w:szCs w:val="24"/>
+        </w:rPr>
         <w:t xml:space="preserve">Independent Practice</w:t>
       </w:r>
     </w:p>
@@ -3184,7 +3553,7 @@
           <w:sz w:val="21"/>
           <w:szCs w:val="21"/>
         </w:rPr>
-        <w:t xml:space="preserve">A)  28</w:t>
+        <w:t xml:space="preserve">A)  Histogram bars touch (no gaps) because the intervals are continuous ranges</w:t>
       </w:r>
       <w:r>
         <w:rPr>
@@ -3194,7 +3563,7 @@
           <w:sz w:val="19"/>
           <w:szCs w:val="19"/>
         </w:rPr>
-        <w:t xml:space="preserve">  — Add all frequencies: 3 + 8 + 12 + 5 = 28 players.</w:t>
+        <w:t xml:space="preserve">  — In a histogram, bars touch because each interval connects to the next (0–9, 10–19, etc.) — the data is continuous.</w:t>
       </w:r>
     </w:p>
     <w:p>
@@ -3215,7 +3584,7 @@
           <w:sz w:val="21"/>
           <w:szCs w:val="21"/>
         </w:rPr>
-        <w:t xml:space="preserve">A)  The frequency (count) of data in that interval</w:t>
+        <w:t xml:space="preserve">A)  5</w:t>
       </w:r>
       <w:r>
         <w:rPr>
@@ -3225,7 +3594,7 @@
           <w:sz w:val="19"/>
           <w:szCs w:val="19"/>
         </w:rPr>
-        <w:t xml:space="preserve">  — Each bar's height shows the frequency — how many data values fall within that interval.</w:t>
+        <w:t xml:space="preserve">  — Each interval covers 5 values (0,1,2,3,4 then 5,6,7,8,9 etc.), so the width is 5.</w:t>
       </w:r>
     </w:p>
     <w:p>
@@ -3246,7 +3615,7 @@
           <w:sz w:val="21"/>
           <w:szCs w:val="21"/>
         </w:rPr>
-        <w:t xml:space="preserve">A)  Histogram bars touch (no gaps) because the intervals are continuous ranges</w:t>
+        <w:t xml:space="preserve">A)  70–79 with 10 students</w:t>
       </w:r>
       <w:r>
         <w:rPr>
@@ -3256,7 +3625,7 @@
           <w:sz w:val="19"/>
           <w:szCs w:val="19"/>
         </w:rPr>
-        <w:t xml:space="preserve">  — In a histogram, bars touch because each interval connects to the next (0–9, 10–19, etc.) — the data is continuous.</w:t>
+        <w:t xml:space="preserve">  — The 70–79 interval has the highest frequency of 10 students.</w:t>
       </w:r>
     </w:p>
     <w:p>
@@ -3277,7 +3646,7 @@
           <w:sz w:val="21"/>
           <w:szCs w:val="21"/>
         </w:rPr>
-        <w:t xml:space="preserve">A)  5</w:t>
+        <w:t xml:space="preserve">A)  It groups numeric data into equal intervals with no gaps</w:t>
       </w:r>
       <w:r>
         <w:rPr>
@@ -3287,7 +3656,7 @@
           <w:sz w:val="19"/>
           <w:szCs w:val="19"/>
         </w:rPr>
-        <w:t xml:space="preserve">  — Each interval covers 5 values (0,1,2,3,4 then 5,6,7,8,9 etc.), so the width is 5.</w:t>
+        <w:t xml:space="preserve">  — Histograms display continuous numeric data in intervals (bins) with bars touching.</w:t>
       </w:r>
     </w:p>
     <w:p>

--- a/lessons/8-6/downloads/8-6-notes.docx
+++ b/lessons/8-6/downloads/8-6-notes.docx
@@ -2579,7 +2579,7 @@
           <w:sz w:val="21"/>
           <w:szCs w:val="21"/>
         </w:rPr>
-        <w:t xml:space="preserve">A histogram of test scores shows: 50–59: 2, 60–69: 5, 70–79: 10, 80–89: 8, 90–99: 3. Which interval has the most students?</w:t>
+        <w:t xml:space="preserve">A histogram bar for the interval 20–29 reaches a height of 7. What does the 7 tell you?</w:t>
       </w:r>
     </w:p>
     <w:p>
@@ -2592,7 +2592,7 @@
           <w:sz w:val="20"/>
           <w:szCs w:val="20"/>
         </w:rPr>
-        <w:t xml:space="preserve">A)  70–79 with 10 students</w:t>
+        <w:t xml:space="preserve">A)  7 data values fall between 20 and 29</w:t>
       </w:r>
     </w:p>
     <w:p>
@@ -2605,7 +2605,7 @@
           <w:sz w:val="20"/>
           <w:szCs w:val="20"/>
         </w:rPr>
-        <w:t xml:space="preserve">B)  80–89 with 8 students</w:t>
+        <w:t xml:space="preserve">B)  The largest value is 7</w:t>
       </w:r>
     </w:p>
     <w:p>
@@ -2618,7 +2618,7 @@
           <w:sz w:val="20"/>
           <w:szCs w:val="20"/>
         </w:rPr>
-        <w:t xml:space="preserve">C)  60–69 with 5 students</w:t>
+        <w:t xml:space="preserve">C)  There are 7 intervals</w:t>
       </w:r>
     </w:p>
     <w:p>
@@ -2631,7 +2631,7 @@
           <w:sz w:val="20"/>
           <w:szCs w:val="20"/>
         </w:rPr>
-        <w:t xml:space="preserve">D)  90–99 with 3 students</w:t>
+        <w:t xml:space="preserve">D)  The interval is 7 wide</w:t>
       </w:r>
     </w:p>
     <w:p>
@@ -2709,7 +2709,7 @@
           <w:sz w:val="21"/>
           <w:szCs w:val="21"/>
         </w:rPr>
-        <w:t xml:space="preserve">A histogram differs from a bar graph because...</w:t>
+        <w:t xml:space="preserve">A histogram of test scores shows: 50–59: 2, 60–69: 5, 70–79: 10, 80–89: 8, 90–99: 3. Which interval has the most students?</w:t>
       </w:r>
     </w:p>
     <w:p>
@@ -2722,7 +2722,7 @@
           <w:sz w:val="20"/>
           <w:szCs w:val="20"/>
         </w:rPr>
-        <w:t xml:space="preserve">A)  It groups numeric data into equal intervals with no gaps</w:t>
+        <w:t xml:space="preserve">A)  70–79 with 10 students</w:t>
       </w:r>
     </w:p>
     <w:p>
@@ -2735,7 +2735,7 @@
           <w:sz w:val="20"/>
           <w:szCs w:val="20"/>
         </w:rPr>
-        <w:t xml:space="preserve">B)  It uses pictures</w:t>
+        <w:t xml:space="preserve">B)  80–89 with 8 students</w:t>
       </w:r>
     </w:p>
     <w:p>
@@ -2748,7 +2748,7 @@
           <w:sz w:val="20"/>
           <w:szCs w:val="20"/>
         </w:rPr>
-        <w:t xml:space="preserve">C)  It only shows one value</w:t>
+        <w:t xml:space="preserve">C)  60–69 with 5 students</w:t>
       </w:r>
     </w:p>
     <w:p>
@@ -2761,7 +2761,7 @@
           <w:sz w:val="20"/>
           <w:szCs w:val="20"/>
         </w:rPr>
-        <w:t xml:space="preserve">D)  It cannot show frequency</w:t>
+        <w:t xml:space="preserve">D)  90–99 with 3 students</w:t>
       </w:r>
     </w:p>
     <w:p>
@@ -3615,7 +3615,7 @@
           <w:sz w:val="21"/>
           <w:szCs w:val="21"/>
         </w:rPr>
-        <w:t xml:space="preserve">A)  70–79 with 10 students</w:t>
+        <w:t xml:space="preserve">A)  7 data values fall between 20 and 29</w:t>
       </w:r>
       <w:r>
         <w:rPr>
@@ -3625,7 +3625,7 @@
           <w:sz w:val="19"/>
           <w:szCs w:val="19"/>
         </w:rPr>
-        <w:t xml:space="preserve">  — The 70–79 interval has the highest frequency of 10 students.</w:t>
+        <w:t xml:space="preserve">  — A bar's height is the frequency — here, 7 values land in the 20–29 interval.</w:t>
       </w:r>
     </w:p>
     <w:p>
@@ -3646,7 +3646,7 @@
           <w:sz w:val="21"/>
           <w:szCs w:val="21"/>
         </w:rPr>
-        <w:t xml:space="preserve">A)  It groups numeric data into equal intervals with no gaps</w:t>
+        <w:t xml:space="preserve">A)  70–79 with 10 students</w:t>
       </w:r>
       <w:r>
         <w:rPr>
@@ -3656,7 +3656,7 @@
           <w:sz w:val="19"/>
           <w:szCs w:val="19"/>
         </w:rPr>
-        <w:t xml:space="preserve">  — Histograms display continuous numeric data in intervals (bins) with bars touching.</w:t>
+        <w:t xml:space="preserve">  — The 70–79 interval has the highest frequency of 10 students.</w:t>
       </w:r>
     </w:p>
     <w:p>

--- a/lessons/8-6/downloads/8-6-notes.docx
+++ b/lessons/8-6/downloads/8-6-notes.docx
@@ -1177,6 +1177,238 @@
     <w:p>
       <w:pPr>
         <w:pStyle w:val="Heading1"/>
+        <w:pBdr>
+          <w:bottom w:val="single" w:color="1FA6A2" w:sz="14" w:space="6"/>
+        </w:pBdr>
+        <w:spacing w:after="140" w:before="260"/>
+      </w:pPr>
+      <w:r>
+        <w:rPr>
+          <w:b/>
+          <w:bCs/>
+          <w:color w:val="12355B"/>
+          <w:sz w:val="30"/>
+          <w:szCs w:val="30"/>
+        </w:rPr>
+        <w:t xml:space="preserve">Guided Notes</w:t>
+      </w:r>
+    </w:p>
+    <w:p>
+      <w:pPr>
+        <w:spacing w:after="100"/>
+      </w:pPr>
+      <w:r>
+        <w:rPr>
+          <w:i/>
+          <w:iCs/>
+          <w:color w:val="5F6F80"/>
+          <w:sz w:val="19"/>
+          <w:szCs w:val="19"/>
+        </w:rPr>
+        <w:t xml:space="preserve">Fill in each blank as we go. Use the Word Bank to help you.</w:t>
+      </w:r>
+    </w:p>
+    <w:tbl>
+      <w:tblPr>
+        <w:tblW w:type="pct" w:w="100%"/>
+        <w:tblBorders>
+          <w:top w:val="single" w:color="BBD0DE" w:sz="8"/>
+          <w:left w:val="single" w:color="BBD0DE" w:sz="8"/>
+          <w:bottom w:val="single" w:color="BBD0DE" w:sz="8"/>
+          <w:right w:val="single" w:color="BBD0DE" w:sz="8"/>
+          <w:insideH w:val="single" w:color="auto" w:sz="4"/>
+          <w:insideV w:val="single" w:color="auto" w:sz="4"/>
+        </w:tblBorders>
+      </w:tblPr>
+      <w:tblGrid>
+        <w:gridCol w:w="100"/>
+      </w:tblGrid>
+      <w:tr>
+        <w:tc>
+          <w:tcPr>
+            <w:shd w:fill="EEF4F8" w:color="auto" w:val="clear"/>
+            <w:tcMar>
+              <w:top w:type="dxa" w:w="120"/>
+              <w:left w:type="dxa" w:w="180"/>
+              <w:bottom w:type="dxa" w:w="120"/>
+              <w:right w:type="dxa" w:w="180"/>
+            </w:tcMar>
+          </w:tcPr>
+          <w:p>
+            <w:pPr>
+              <w:spacing w:after="40"/>
+            </w:pPr>
+            <w:r>
+              <w:rPr>
+                <w:b/>
+                <w:bCs/>
+                <w:color w:val="1FA6A2"/>
+                <w:sz w:val="18"/>
+                <w:szCs w:val="18"/>
+              </w:rPr>
+              <w:t xml:space="preserve">WORD BANK</w:t>
+            </w:r>
+          </w:p>
+          <w:p>
+            <w:pPr>
+              <w:spacing w:after="80"/>
+            </w:pPr>
+            <w:r>
+              <w:rPr>
+                <w:b/>
+                <w:bCs/>
+                <w:sz w:val="21"/>
+                <w:szCs w:val="21"/>
+              </w:rPr>
+              <w:t xml:space="preserve">Histogram      •      Frequency      •      Interval      •      Distribution      •      Data distribution      •      Variability</w:t>
+            </w:r>
+          </w:p>
+        </w:tc>
+      </w:tr>
+    </w:tbl>
+    <w:p>
+      <w:pPr>
+        <w:spacing w:after="80"/>
+      </w:pPr>
+      <w:r>
+        <w:t xml:space="preserve"/>
+      </w:r>
+    </w:p>
+    <w:p>
+      <w:pPr>
+        <w:spacing w:after="120" w:before="80"/>
+      </w:pPr>
+      <w:r>
+        <w:rPr>
+          <w:b/>
+          <w:bCs/>
+          <w:color w:val="12355B"/>
+          <w:sz w:val="22"/>
+          <w:szCs w:val="22"/>
+        </w:rPr>
+        <w:t xml:space="preserve">1.  </w:t>
+      </w:r>
+      <w:r>
+        <w:rPr>
+          <w:sz w:val="22"/>
+          <w:szCs w:val="22"/>
+        </w:rPr>
+        <w:t xml:space="preserve">A bar graph that shows how often data falls into equal intervals is a ___.</w:t>
+      </w:r>
+    </w:p>
+    <w:p>
+      <w:pPr>
+        <w:spacing w:after="120" w:before="80"/>
+      </w:pPr>
+      <w:r>
+        <w:rPr>
+          <w:b/>
+          <w:bCs/>
+          <w:color w:val="12355B"/>
+          <w:sz w:val="22"/>
+          <w:szCs w:val="22"/>
+        </w:rPr>
+        <w:t xml:space="preserve">2.  </w:t>
+      </w:r>
+      <w:r>
+        <w:rPr>
+          <w:sz w:val="22"/>
+          <w:szCs w:val="22"/>
+        </w:rPr>
+        <w:t xml:space="preserve">How many data values fall in an interval is the ___.</w:t>
+      </w:r>
+    </w:p>
+    <w:p>
+      <w:pPr>
+        <w:spacing w:after="120" w:before="80"/>
+      </w:pPr>
+      <w:r>
+        <w:rPr>
+          <w:b/>
+          <w:bCs/>
+          <w:color w:val="12355B"/>
+          <w:sz w:val="22"/>
+          <w:szCs w:val="22"/>
+        </w:rPr>
+        <w:t xml:space="preserve">3.  </w:t>
+      </w:r>
+      <w:r>
+        <w:rPr>
+          <w:sz w:val="22"/>
+          <w:szCs w:val="22"/>
+        </w:rPr>
+        <w:t xml:space="preserve">An equal-sized range of values used to group data is an ___.</w:t>
+      </w:r>
+    </w:p>
+    <w:p>
+      <w:pPr>
+        <w:spacing w:after="120" w:before="80"/>
+      </w:pPr>
+      <w:r>
+        <w:rPr>
+          <w:b/>
+          <w:bCs/>
+          <w:color w:val="12355B"/>
+          <w:sz w:val="22"/>
+          <w:szCs w:val="22"/>
+        </w:rPr>
+        <w:t xml:space="preserve">4.  </w:t>
+      </w:r>
+      <w:r>
+        <w:rPr>
+          <w:sz w:val="22"/>
+          <w:szCs w:val="22"/>
+        </w:rPr>
+        <w:t xml:space="preserve">The overall pattern of how data is spread out is the ___.</w:t>
+      </w:r>
+    </w:p>
+    <w:p>
+      <w:pPr>
+        <w:spacing w:after="120" w:before="80"/>
+      </w:pPr>
+      <w:r>
+        <w:rPr>
+          <w:b/>
+          <w:bCs/>
+          <w:color w:val="12355B"/>
+          <w:sz w:val="22"/>
+          <w:szCs w:val="22"/>
+        </w:rPr>
+        <w:t xml:space="preserve">5.  </w:t>
+      </w:r>
+      <w:r>
+        <w:rPr>
+          <w:sz w:val="22"/>
+          <w:szCs w:val="22"/>
+        </w:rPr>
+        <w:t xml:space="preserve">The way data values are spread out is the ___.</w:t>
+      </w:r>
+    </w:p>
+    <w:p>
+      <w:pPr>
+        <w:spacing w:after="120" w:before="80"/>
+      </w:pPr>
+      <w:r>
+        <w:rPr>
+          <w:b/>
+          <w:bCs/>
+          <w:color w:val="12355B"/>
+          <w:sz w:val="22"/>
+          <w:szCs w:val="22"/>
+        </w:rPr>
+        <w:t xml:space="preserve">6.  </w:t>
+      </w:r>
+      <w:r>
+        <w:rPr>
+          <w:sz w:val="22"/>
+          <w:szCs w:val="22"/>
+        </w:rPr>
+        <w:t xml:space="preserve">How much the data values differ is the ___.</w:t>
+      </w:r>
+    </w:p>
+    <w:p>
+      <w:pPr>
+        <w:pStyle w:val="Heading1"/>
         <w:pageBreakBefore/>
         <w:pBdr>
           <w:bottom w:val="single" w:color="1FA6A2" w:sz="14" w:space="6"/>
@@ -2238,6 +2470,87 @@
     </w:p>
     <w:p>
       <w:pPr>
+        <w:spacing w:after="40" w:before="80"/>
+      </w:pPr>
+      <w:r>
+        <w:rPr>
+          <w:b/>
+          <w:bCs/>
+          <w:color w:val="12355B"/>
+          <w:sz w:val="21"/>
+          <w:szCs w:val="21"/>
+        </w:rPr>
+        <w:t xml:space="preserve">5. </w:t>
+      </w:r>
+      <w:r>
+        <w:rPr>
+          <w:b/>
+          <w:bCs/>
+          <w:color w:val="6B4FA0"/>
+          <w:sz w:val="19"/>
+          <w:szCs w:val="19"/>
+        </w:rPr>
+        <w:t xml:space="preserve">[Practice] </w:t>
+      </w:r>
+      <w:r>
+        <w:rPr>
+          <w:b/>
+          <w:bCs/>
+          <w:sz w:val="21"/>
+          <w:szCs w:val="21"/>
+        </w:rPr>
+        <w:t xml:space="preserve">During practice on Display Data: Histograms, what strategy did you use when a problem felt tricky?</w:t>
+      </w:r>
+    </w:p>
+    <w:p>
+      <w:pPr>
+        <w:spacing w:after="60"/>
+      </w:pPr>
+      <w:r>
+        <w:rPr>
+          <w:color w:val="1A2733"/>
+          <w:sz w:val="21"/>
+          <w:szCs w:val="21"/>
+        </w:rPr>
+        <w:t xml:space="preserve">Start with:  The height of each bar shows the ___ of that interval.</w:t>
+      </w:r>
+      <w:r>
+        <w:rPr>
+          <w:i/>
+          <w:iCs/>
+          <w:color w:val="5F6F80"/>
+          <w:sz w:val="19"/>
+          <w:szCs w:val="19"/>
+        </w:rPr>
+        <w:br/>
+        <w:t xml:space="preserve">La altura de cada barra muestra la ___ de ese intervalo.</w:t>
+      </w:r>
+    </w:p>
+    <w:p>
+      <w:pPr>
+        <w:spacing w:after="80"/>
+      </w:pPr>
+      <w:r>
+        <w:rPr>
+          <w:b/>
+          <w:bCs/>
+          <w:color w:val="12355B"/>
+          <w:sz w:val="19"/>
+          <w:szCs w:val="19"/>
+        </w:rPr>
+        <w:t xml:space="preserve">Word bank:  </w:t>
+      </w:r>
+      <w:r>
+        <w:rPr>
+          <w:color w:val="1FA6A2"/>
+          <w:sz w:val="19"/>
+          <w:szCs w:val="19"/>
+        </w:rPr>
+        <w:t xml:space="preserve">Histogram,  Frequency,  Interval,  Distribution</w:t>
+      </w:r>
+    </w:p>
+    <w:p>
+      <w:pPr>
         <w:pStyle w:val="Heading1"/>
         <w:pageBreakBefore/>
         <w:pBdr>
@@ -2834,33 +3147,7 @@
           <w:sz w:val="30"/>
           <w:szCs w:val="30"/>
         </w:rPr>
-        <w:t xml:space="preserve">Write About the Math</w:t>
-      </w:r>
-    </w:p>
-    <w:p>
-      <w:pPr>
-        <w:pStyle w:val="Heading2"/>
-        <w:spacing w:after="80" w:before="180"/>
-      </w:pPr>
-      <w:r>
-        <w:rPr>
-          <w:b/>
-          <w:bCs/>
-          <w:color w:val="12355B"/>
-          <w:sz w:val="24"/>
-          <w:szCs w:val="24"/>
-        </w:rPr>
-        <w:t xml:space="preserve">Build Strong Sentences</w:t>
-      </w:r>
-      <w:r>
-        <w:rPr>
-          <w:i/>
-          <w:iCs/>
-          <w:color w:val="B97A12"/>
-          <w:sz w:val="19"/>
-          <w:szCs w:val="19"/>
-        </w:rPr>
-        <w:t xml:space="preserve">   The Writing Revolution</w:t>
+        <w:t xml:space="preserve">Exit Ticket</w:t>
       </w:r>
     </w:p>
     <w:p>
@@ -2875,435 +3162,86 @@
           <w:sz w:val="19"/>
           <w:szCs w:val="19"/>
         </w:rPr>
-        <w:t xml:space="preserve">I can explain my histogram using the words histogram, frequency, interval, and distribution.</w:t>
-      </w:r>
-    </w:p>
-    <w:p>
-      <w:pPr>
-        <w:pStyle w:val="Heading2"/>
-        <w:spacing w:after="80" w:before="180"/>
-      </w:pPr>
-      <w:r>
-        <w:rPr>
-          <w:b/>
-          <w:bCs/>
-          <w:color w:val="12355B"/>
-          <w:sz w:val="24"/>
-          <w:szCs w:val="24"/>
-        </w:rPr>
-        <w:t xml:space="preserve">1. Kernel Sentence</w:t>
-      </w:r>
-      <w:r>
-        <w:rPr>
-          <w:i/>
-          <w:iCs/>
-          <w:color w:val="1FA6A2"/>
-          <w:sz w:val="19"/>
-          <w:szCs w:val="19"/>
-        </w:rPr>
-        <w:t xml:space="preserve">   subject + verb</w:t>
-      </w:r>
-    </w:p>
-    <w:tbl>
-      <w:tblPr>
-        <w:tblW w:type="pct" w:w="100%"/>
-        <w:tblBorders>
-          <w:top w:val="single" w:color="B97A12" w:sz="8"/>
-          <w:left w:val="single" w:color="B97A12" w:sz="8"/>
-          <w:bottom w:val="single" w:color="B97A12" w:sz="8"/>
-          <w:right w:val="single" w:color="B97A12" w:sz="8"/>
-          <w:insideH w:val="single" w:color="auto" w:sz="4"/>
-          <w:insideV w:val="single" w:color="auto" w:sz="4"/>
-        </w:tblBorders>
-      </w:tblPr>
-      <w:tblGrid>
-        <w:gridCol w:w="100"/>
-      </w:tblGrid>
-      <w:tr>
-        <w:tc>
-          <w:tcPr>
-            <w:shd w:fill="FBF3E2" w:color="auto" w:val="clear"/>
-            <w:tcMar>
-              <w:top w:type="dxa" w:w="120"/>
-              <w:left w:type="dxa" w:w="180"/>
-              <w:bottom w:type="dxa" w:w="120"/>
-              <w:right w:type="dxa" w:w="180"/>
-            </w:tcMar>
-          </w:tcPr>
-          <w:p>
-            <w:pPr>
-              <w:spacing w:after="0"/>
-            </w:pPr>
-            <w:r>
-              <w:rPr>
-                <w:b/>
-                <w:bCs/>
-                <w:color w:val="1FA6A2"/>
-                <w:sz w:val="20"/>
-                <w:szCs w:val="20"/>
-              </w:rPr>
-              <w:t xml:space="preserve">Model:  </w:t>
-            </w:r>
-            <w:r>
-              <w:rPr>
-                <w:sz w:val="20"/>
-                <w:szCs w:val="20"/>
-              </w:rPr>
-              <w:t xml:space="preserve">Histogram is a bar graph that groups data into equal ranges. The bars touch.</w:t>
-            </w:r>
-          </w:p>
-        </w:tc>
-      </w:tr>
-    </w:tbl>
+        <w:t xml:space="preserve">Answer on your own. This shows what you learned today.</w:t>
+      </w:r>
+    </w:p>
+    <w:p>
+      <w:pPr>
+        <w:spacing w:after="80" w:before="80"/>
+      </w:pPr>
+      <w:r>
+        <w:rPr>
+          <w:color w:val="B97A12"/>
+          <w:sz w:val="22"/>
+          <w:szCs w:val="22"/>
+        </w:rPr>
+        <w:t xml:space="preserve">★  </w:t>
+      </w:r>
+      <w:r>
+        <w:rPr>
+          <w:b/>
+          <w:bCs/>
+          <w:sz w:val="22"/>
+          <w:szCs w:val="22"/>
+        </w:rPr>
+        <w:t xml:space="preserve">A histogram of player heights shows: 60–63 in: 2, 64–67 in: 7, 68–71 in: 9, 72–75 in: 4. Which interval has the most players?</w:t>
+      </w:r>
+    </w:p>
+    <w:p>
+      <w:pPr>
+        <w:spacing w:after="60"/>
+        <w:ind w:left="420"/>
+      </w:pPr>
+      <w:r>
+        <w:rPr>
+          <w:sz w:val="21"/>
+          <w:szCs w:val="21"/>
+        </w:rPr>
+        <w:t xml:space="preserve">A)  68–71 inches</w:t>
+      </w:r>
+    </w:p>
+    <w:p>
+      <w:pPr>
+        <w:spacing w:after="60"/>
+        <w:ind w:left="420"/>
+      </w:pPr>
+      <w:r>
+        <w:rPr>
+          <w:sz w:val="21"/>
+          <w:szCs w:val="21"/>
+        </w:rPr>
+        <w:t xml:space="preserve">B)  64–67 inches</w:t>
+      </w:r>
+    </w:p>
+    <w:p>
+      <w:pPr>
+        <w:spacing w:after="60"/>
+        <w:ind w:left="420"/>
+      </w:pPr>
+      <w:r>
+        <w:rPr>
+          <w:sz w:val="21"/>
+          <w:szCs w:val="21"/>
+        </w:rPr>
+        <w:t xml:space="preserve">C)  72–75 inches</w:t>
+      </w:r>
+    </w:p>
+    <w:p>
+      <w:pPr>
+        <w:spacing w:after="60"/>
+        <w:ind w:left="420"/>
+      </w:pPr>
+      <w:r>
+        <w:rPr>
+          <w:sz w:val="21"/>
+          <w:szCs w:val="21"/>
+        </w:rPr>
+        <w:t xml:space="preserve">D)  60–63 inches</w:t>
+      </w:r>
+    </w:p>
     <w:p>
       <w:pPr>
         <w:spacing w:after="40"/>
-      </w:pPr>
-      <w:r>
-        <w:t xml:space="preserve"/>
-      </w:r>
-    </w:p>
-    <w:p>
-      <w:pPr>
-        <w:spacing w:after="60"/>
-      </w:pPr>
-      <w:r>
-        <w:rPr>
-          <w:color w:val="1A2733"/>
-          <w:sz w:val="21"/>
-          <w:szCs w:val="21"/>
-        </w:rPr>
-        <w:t xml:space="preserve">Write a kernel sentence about histogram. Use a subject and a verb.</w:t>
-      </w:r>
-      <w:r>
-        <w:rPr>
-          <w:i/>
-          <w:iCs/>
-          <w:color w:val="5F6F80"/>
-          <w:sz w:val="19"/>
-          <w:szCs w:val="19"/>
-        </w:rPr>
-        <w:br/>
-        <w:t xml:space="preserve">Escribe una oración base sobre histograma. Usa un sujeto y un verbo.</w:t>
-      </w:r>
-    </w:p>
-    <w:p>
-      <w:pPr>
-        <w:pBdr>
-          <w:bottom w:val="single" w:color="AFBECC" w:sz="6"/>
-        </w:pBdr>
-        <w:spacing w:after="30" w:before="150"/>
-      </w:pPr>
-      <w:r>
-        <w:t xml:space="preserve"/>
-      </w:r>
-    </w:p>
-    <w:p>
-      <w:pPr>
-        <w:pBdr>
-          <w:bottom w:val="single" w:color="AFBECC" w:sz="6"/>
-        </w:pBdr>
-        <w:spacing w:after="30" w:before="150"/>
-      </w:pPr>
-      <w:r>
-        <w:t xml:space="preserve"/>
-      </w:r>
-    </w:p>
-    <w:p>
-      <w:pPr>
-        <w:pStyle w:val="Heading2"/>
-        <w:spacing w:after="80" w:before="180"/>
-      </w:pPr>
-      <w:r>
-        <w:rPr>
-          <w:b/>
-          <w:bCs/>
-          <w:color w:val="12355B"/>
-          <w:sz w:val="24"/>
-          <w:szCs w:val="24"/>
-        </w:rPr>
-        <w:t xml:space="preserve">2. Sentence Expansion</w:t>
-      </w:r>
-      <w:r>
-        <w:rPr>
-          <w:i/>
-          <w:iCs/>
-          <w:color w:val="1FA6A2"/>
-          <w:sz w:val="19"/>
-          <w:szCs w:val="19"/>
-        </w:rPr>
-        <w:t xml:space="preserve">   because · but · so</w:t>
-      </w:r>
-    </w:p>
-    <w:p>
-      <w:pPr>
-        <w:spacing w:after="80"/>
-      </w:pPr>
-      <w:r>
-        <w:rPr>
-          <w:b/>
-          <w:bCs/>
-          <w:color w:val="1FA6A2"/>
-          <w:sz w:val="20"/>
-          <w:szCs w:val="20"/>
-        </w:rPr>
-        <w:t xml:space="preserve">Kernel:  </w:t>
-      </w:r>
-      <w:r>
-        <w:rPr>
-          <w:sz w:val="20"/>
-          <w:szCs w:val="20"/>
-        </w:rPr>
-        <w:t xml:space="preserve">Histogram matters in math</w:t>
-      </w:r>
-    </w:p>
-    <w:p>
-      <w:pPr>
-        <w:spacing w:after="80"/>
-      </w:pPr>
-      <w:r>
-        <w:rPr>
-          <w:b/>
-          <w:bCs/>
-          <w:color w:val="12355B"/>
-          <w:sz w:val="21"/>
-          <w:szCs w:val="21"/>
-        </w:rPr>
-        <w:t xml:space="preserve">because  </w:t>
-      </w:r>
-      <w:r>
-        <w:rPr>
-          <w:sz w:val="21"/>
-          <w:szCs w:val="21"/>
-        </w:rPr>
-        <w:t xml:space="preserve">Histogram matters in math because ___.</w:t>
-      </w:r>
-      <w:r>
-        <w:rPr>
-          <w:i/>
-          <w:iCs/>
-          <w:color w:val="5F6F80"/>
-          <w:sz w:val="19"/>
-          <w:szCs w:val="19"/>
-        </w:rPr>
-        <w:br/>
-        <w:t xml:space="preserve">Histograma importa en matemáticas porque ___.</w:t>
-      </w:r>
-    </w:p>
-    <w:p>
-      <w:pPr>
-        <w:pBdr>
-          <w:bottom w:val="single" w:color="AFBECC" w:sz="6"/>
-        </w:pBdr>
-        <w:spacing w:after="30" w:before="150"/>
-      </w:pPr>
-      <w:r>
-        <w:t xml:space="preserve"/>
-      </w:r>
-    </w:p>
-    <w:p>
-      <w:pPr>
-        <w:spacing w:after="80"/>
-      </w:pPr>
-      <w:r>
-        <w:rPr>
-          <w:b/>
-          <w:bCs/>
-          <w:color w:val="12355B"/>
-          <w:sz w:val="21"/>
-          <w:szCs w:val="21"/>
-        </w:rPr>
-        <w:t xml:space="preserve">but  </w:t>
-      </w:r>
-      <w:r>
-        <w:rPr>
-          <w:sz w:val="21"/>
-          <w:szCs w:val="21"/>
-        </w:rPr>
-        <w:t xml:space="preserve">Histogram matters in math, but ___.</w:t>
-      </w:r>
-      <w:r>
-        <w:rPr>
-          <w:i/>
-          <w:iCs/>
-          <w:color w:val="5F6F80"/>
-          <w:sz w:val="19"/>
-          <w:szCs w:val="19"/>
-        </w:rPr>
-        <w:br/>
-        <w:t xml:space="preserve">Histograma importa en matemáticas, pero ___.</w:t>
-      </w:r>
-    </w:p>
-    <w:p>
-      <w:pPr>
-        <w:pBdr>
-          <w:bottom w:val="single" w:color="AFBECC" w:sz="6"/>
-        </w:pBdr>
-        <w:spacing w:after="30" w:before="150"/>
-      </w:pPr>
-      <w:r>
-        <w:t xml:space="preserve"/>
-      </w:r>
-    </w:p>
-    <w:p>
-      <w:pPr>
-        <w:spacing w:after="80"/>
-      </w:pPr>
-      <w:r>
-        <w:rPr>
-          <w:b/>
-          <w:bCs/>
-          <w:color w:val="12355B"/>
-          <w:sz w:val="21"/>
-          <w:szCs w:val="21"/>
-        </w:rPr>
-        <w:t xml:space="preserve">so  </w:t>
-      </w:r>
-      <w:r>
-        <w:rPr>
-          <w:sz w:val="21"/>
-          <w:szCs w:val="21"/>
-        </w:rPr>
-        <w:t xml:space="preserve">Histogram matters in math, so ___.</w:t>
-      </w:r>
-      <w:r>
-        <w:rPr>
-          <w:i/>
-          <w:iCs/>
-          <w:color w:val="5F6F80"/>
-          <w:sz w:val="19"/>
-          <w:szCs w:val="19"/>
-        </w:rPr>
-        <w:br/>
-        <w:t xml:space="preserve">Histograma importa en matemáticas, entonces ___.</w:t>
-      </w:r>
-    </w:p>
-    <w:p>
-      <w:pPr>
-        <w:pBdr>
-          <w:bottom w:val="single" w:color="AFBECC" w:sz="6"/>
-        </w:pBdr>
-        <w:spacing w:after="30" w:before="150"/>
-      </w:pPr>
-      <w:r>
-        <w:t xml:space="preserve"/>
-      </w:r>
-    </w:p>
-    <w:p>
-      <w:pPr>
-        <w:pStyle w:val="Heading2"/>
-        <w:spacing w:after="80" w:before="180"/>
-      </w:pPr>
-      <w:r>
-        <w:rPr>
-          <w:b/>
-          <w:bCs/>
-          <w:color w:val="12355B"/>
-          <w:sz w:val="24"/>
-          <w:szCs w:val="24"/>
-        </w:rPr>
-        <w:t xml:space="preserve">3. Explain Your Reasoning</w:t>
-      </w:r>
-      <w:r>
-        <w:rPr>
-          <w:i/>
-          <w:iCs/>
-          <w:color w:val="1FA6A2"/>
-          <w:sz w:val="19"/>
-          <w:szCs w:val="19"/>
-        </w:rPr>
-        <w:t xml:space="preserve">   use a sentence starter</w:t>
-      </w:r>
-    </w:p>
-    <w:p>
-      <w:pPr>
-        <w:spacing w:after="60"/>
-      </w:pPr>
-      <w:r>
-        <w:rPr>
-          <w:color w:val="1A2733"/>
-          <w:sz w:val="21"/>
-          <w:szCs w:val="21"/>
-        </w:rPr>
-        <w:t xml:space="preserve">A histogram is easier because it groups the data into ___.</w:t>
-      </w:r>
-      <w:r>
-        <w:rPr>
-          <w:i/>
-          <w:iCs/>
-          <w:color w:val="5F6F80"/>
-          <w:sz w:val="19"/>
-          <w:szCs w:val="19"/>
-        </w:rPr>
-        <w:br/>
-        <w:t xml:space="preserve">Un histograma es más fácil porque agrupa los datos en ___.</w:t>
-      </w:r>
-    </w:p>
-    <w:p>
-      <w:pPr>
-        <w:spacing w:after="60"/>
-      </w:pPr>
-      <w:r>
-        <w:rPr>
-          <w:color w:val="1A2733"/>
-          <w:sz w:val="21"/>
-          <w:szCs w:val="21"/>
-        </w:rPr>
-        <w:t xml:space="preserve">Each bar shows how many players fall in that ___.</w:t>
-      </w:r>
-      <w:r>
-        <w:rPr>
-          <w:i/>
-          <w:iCs/>
-          <w:color w:val="5F6F80"/>
-          <w:sz w:val="19"/>
-          <w:szCs w:val="19"/>
-        </w:rPr>
-        <w:br/>
-        <w:t xml:space="preserve">Cada barra muestra cuántos jugadores caen en ese ___.</w:t>
-      </w:r>
-    </w:p>
-    <w:p>
-      <w:pPr>
-        <w:spacing w:after="60"/>
-      </w:pPr>
-      <w:r>
-        <w:rPr>
-          <w:color w:val="1A2733"/>
-          <w:sz w:val="21"/>
-          <w:szCs w:val="21"/>
-        </w:rPr>
-        <w:t xml:space="preserve">The height of each bar shows the ___ of that interval.</w:t>
-      </w:r>
-      <w:r>
-        <w:rPr>
-          <w:i/>
-          <w:iCs/>
-          <w:color w:val="5F6F80"/>
-          <w:sz w:val="19"/>
-          <w:szCs w:val="19"/>
-        </w:rPr>
-        <w:br/>
-        <w:t xml:space="preserve">La altura de cada barra muestra la ___ de ese intervalo.</w:t>
-      </w:r>
-    </w:p>
-    <w:p>
-      <w:pPr>
-        <w:pBdr>
-          <w:bottom w:val="single" w:color="AFBECC" w:sz="6"/>
-        </w:pBdr>
-        <w:spacing w:after="30" w:before="150"/>
-      </w:pPr>
-      <w:r>
-        <w:t xml:space="preserve"/>
-      </w:r>
-    </w:p>
-    <w:p>
-      <w:pPr>
-        <w:pBdr>
-          <w:bottom w:val="single" w:color="AFBECC" w:sz="6"/>
-        </w:pBdr>
-        <w:spacing w:after="30" w:before="150"/>
       </w:pPr>
       <w:r>
         <w:t xml:space="preserve"/>
@@ -3326,7 +3264,7 @@
           <w:sz w:val="30"/>
           <w:szCs w:val="30"/>
         </w:rPr>
-        <w:t xml:space="preserve">Exit Ticket</w:t>
+        <w:t xml:space="preserve">Answer Key &amp; Teacher Guide</w:t>
       </w:r>
     </w:p>
     <w:p>
@@ -3341,115 +3279,245 @@
           <w:sz w:val="19"/>
           <w:szCs w:val="19"/>
         </w:rPr>
-        <w:t xml:space="preserve">Answer on your own. This shows what you learned today.</w:t>
-      </w:r>
-    </w:p>
-    <w:p>
-      <w:pPr>
-        <w:spacing w:after="80" w:before="80"/>
-      </w:pPr>
-      <w:r>
-        <w:rPr>
-          <w:color w:val="B97A12"/>
-          <w:sz w:val="22"/>
-          <w:szCs w:val="22"/>
-        </w:rPr>
-        <w:t xml:space="preserve">★  </w:t>
-      </w:r>
-      <w:r>
-        <w:rPr>
-          <w:b/>
-          <w:bCs/>
-          <w:sz w:val="22"/>
-          <w:szCs w:val="22"/>
-        </w:rPr>
-        <w:t xml:space="preserve">A histogram of player heights shows: 60–63 in: 2, 64–67 in: 7, 68–71 in: 9, 72–75 in: 4. Which interval has the most players?</w:t>
-      </w:r>
-    </w:p>
-    <w:p>
-      <w:pPr>
-        <w:spacing w:after="60"/>
-        <w:ind w:left="420"/>
-      </w:pPr>
-      <w:r>
-        <w:rPr>
-          <w:sz w:val="21"/>
-          <w:szCs w:val="21"/>
-        </w:rPr>
-        <w:t xml:space="preserve">A)  68–71 inches</w:t>
-      </w:r>
-    </w:p>
-    <w:p>
-      <w:pPr>
-        <w:spacing w:after="60"/>
-        <w:ind w:left="420"/>
-      </w:pPr>
-      <w:r>
-        <w:rPr>
-          <w:sz w:val="21"/>
-          <w:szCs w:val="21"/>
-        </w:rPr>
-        <w:t xml:space="preserve">B)  64–67 inches</w:t>
-      </w:r>
-    </w:p>
-    <w:p>
-      <w:pPr>
-        <w:spacing w:after="60"/>
-        <w:ind w:left="420"/>
-      </w:pPr>
-      <w:r>
-        <w:rPr>
-          <w:sz w:val="21"/>
-          <w:szCs w:val="21"/>
-        </w:rPr>
-        <w:t xml:space="preserve">C)  72–75 inches</w:t>
-      </w:r>
-    </w:p>
-    <w:p>
-      <w:pPr>
-        <w:spacing w:after="60"/>
-        <w:ind w:left="420"/>
-      </w:pPr>
-      <w:r>
-        <w:rPr>
-          <w:sz w:val="21"/>
-          <w:szCs w:val="21"/>
-        </w:rPr>
-        <w:t xml:space="preserve">D)  60–63 inches</w:t>
-      </w:r>
-    </w:p>
-    <w:p>
-      <w:pPr>
-        <w:spacing w:after="40"/>
-      </w:pPr>
-      <w:r>
-        <w:t xml:space="preserve"/>
-      </w:r>
-    </w:p>
-    <w:p>
-      <w:pPr>
-        <w:pStyle w:val="Heading1"/>
-        <w:pageBreakBefore/>
-        <w:pBdr>
-          <w:bottom w:val="single" w:color="1FA6A2" w:sz="14" w:space="6"/>
-        </w:pBdr>
-        <w:spacing w:after="140" w:before="0"/>
-      </w:pPr>
-      <w:r>
-        <w:rPr>
-          <w:b/>
-          <w:bCs/>
-          <w:color w:val="12355B"/>
-          <w:sz w:val="30"/>
-          <w:szCs w:val="30"/>
-        </w:rPr>
-        <w:t xml:space="preserve">Answer Key &amp; Teacher Guide</w:t>
-      </w:r>
-    </w:p>
-    <w:p>
-      <w:pPr>
-        <w:spacing w:after="100"/>
-      </w:pPr>
+        <w:t xml:space="preserve">Teacher reference — remove or fold back before distributing to students.</w:t>
+      </w:r>
+    </w:p>
+    <w:p>
+      <w:pPr>
+        <w:pStyle w:val="Heading2"/>
+        <w:spacing w:after="80" w:before="180"/>
+      </w:pPr>
+      <w:r>
+        <w:rPr>
+          <w:b/>
+          <w:bCs/>
+          <w:color w:val="12355B"/>
+          <w:sz w:val="24"/>
+          <w:szCs w:val="24"/>
+        </w:rPr>
+        <w:t xml:space="preserve">Guided Notes (Fill-in)</w:t>
+      </w:r>
+    </w:p>
+    <w:p>
+      <w:pPr>
+        <w:spacing w:after="80"/>
+      </w:pPr>
+      <w:r>
+        <w:rPr>
+          <w:b/>
+          <w:bCs/>
+          <w:sz w:val="21"/>
+          <w:szCs w:val="21"/>
+        </w:rPr>
+        <w:t xml:space="preserve">Notes 1:  </w:t>
+      </w:r>
+      <w:r>
+        <w:rPr>
+          <w:sz w:val="21"/>
+          <w:szCs w:val="21"/>
+        </w:rPr>
+        <w:t xml:space="preserve">Histogram</w:t>
+      </w:r>
+    </w:p>
+    <w:p>
+      <w:pPr>
+        <w:spacing w:after="80"/>
+      </w:pPr>
+      <w:r>
+        <w:rPr>
+          <w:b/>
+          <w:bCs/>
+          <w:sz w:val="21"/>
+          <w:szCs w:val="21"/>
+        </w:rPr>
+        <w:t xml:space="preserve">Notes 2:  </w:t>
+      </w:r>
+      <w:r>
+        <w:rPr>
+          <w:sz w:val="21"/>
+          <w:szCs w:val="21"/>
+        </w:rPr>
+        <w:t xml:space="preserve">Frequency</w:t>
+      </w:r>
+    </w:p>
+    <w:p>
+      <w:pPr>
+        <w:spacing w:after="80"/>
+      </w:pPr>
+      <w:r>
+        <w:rPr>
+          <w:b/>
+          <w:bCs/>
+          <w:sz w:val="21"/>
+          <w:szCs w:val="21"/>
+        </w:rPr>
+        <w:t xml:space="preserve">Notes 3:  </w:t>
+      </w:r>
+      <w:r>
+        <w:rPr>
+          <w:sz w:val="21"/>
+          <w:szCs w:val="21"/>
+        </w:rPr>
+        <w:t xml:space="preserve">Interval</w:t>
+      </w:r>
+    </w:p>
+    <w:p>
+      <w:pPr>
+        <w:spacing w:after="80"/>
+      </w:pPr>
+      <w:r>
+        <w:rPr>
+          <w:b/>
+          <w:bCs/>
+          <w:sz w:val="21"/>
+          <w:szCs w:val="21"/>
+        </w:rPr>
+        <w:t xml:space="preserve">Notes 4:  </w:t>
+      </w:r>
+      <w:r>
+        <w:rPr>
+          <w:sz w:val="21"/>
+          <w:szCs w:val="21"/>
+        </w:rPr>
+        <w:t xml:space="preserve">Distribution</w:t>
+      </w:r>
+    </w:p>
+    <w:p>
+      <w:pPr>
+        <w:spacing w:after="80"/>
+      </w:pPr>
+      <w:r>
+        <w:rPr>
+          <w:b/>
+          <w:bCs/>
+          <w:sz w:val="21"/>
+          <w:szCs w:val="21"/>
+        </w:rPr>
+        <w:t xml:space="preserve">Notes 5:  </w:t>
+      </w:r>
+      <w:r>
+        <w:rPr>
+          <w:sz w:val="21"/>
+          <w:szCs w:val="21"/>
+        </w:rPr>
+        <w:t xml:space="preserve">Data distribution</w:t>
+      </w:r>
+    </w:p>
+    <w:p>
+      <w:pPr>
+        <w:spacing w:after="80"/>
+      </w:pPr>
+      <w:r>
+        <w:rPr>
+          <w:b/>
+          <w:bCs/>
+          <w:sz w:val="21"/>
+          <w:szCs w:val="21"/>
+        </w:rPr>
+        <w:t xml:space="preserve">Notes 6:  </w:t>
+      </w:r>
+      <w:r>
+        <w:rPr>
+          <w:sz w:val="21"/>
+          <w:szCs w:val="21"/>
+        </w:rPr>
+        <w:t xml:space="preserve">Variability</w:t>
+      </w:r>
+    </w:p>
+    <w:p>
+      <w:pPr>
+        <w:pStyle w:val="Heading2"/>
+        <w:spacing w:after="80" w:before="180"/>
+      </w:pPr>
+      <w:r>
+        <w:rPr>
+          <w:b/>
+          <w:bCs/>
+          <w:color w:val="12355B"/>
+          <w:sz w:val="24"/>
+          <w:szCs w:val="24"/>
+        </w:rPr>
+        <w:t xml:space="preserve">Worked Notes (I Do / We Do)</w:t>
+      </w:r>
+    </w:p>
+    <w:p>
+      <w:pPr>
+        <w:spacing w:after="80"/>
+      </w:pPr>
+      <w:r>
+        <w:rPr>
+          <w:b/>
+          <w:bCs/>
+          <w:sz w:val="21"/>
+          <w:szCs w:val="21"/>
+        </w:rPr>
+        <w:t xml:space="preserve">I Do:  </w:t>
+      </w:r>
+      <w:r>
+        <w:rPr>
+          <w:sz w:val="21"/>
+          <w:szCs w:val="21"/>
+        </w:rPr>
+        <w:t xml:space="preserve">A. 28</w:t>
+      </w:r>
+    </w:p>
+    <w:p>
+      <w:pPr>
+        <w:spacing w:after="80"/>
+      </w:pPr>
+      <w:r>
+        <w:rPr>
+          <w:b/>
+          <w:bCs/>
+          <w:sz w:val="21"/>
+          <w:szCs w:val="21"/>
+        </w:rPr>
+        <w:t xml:space="preserve">We Do:  </w:t>
+      </w:r>
+      <w:r>
+        <w:rPr>
+          <w:sz w:val="21"/>
+          <w:szCs w:val="21"/>
+        </w:rPr>
+        <w:t xml:space="preserve">A. The frequency (count) of data in that interval</w:t>
+      </w:r>
+    </w:p>
+    <w:p>
+      <w:pPr>
+        <w:pStyle w:val="Heading2"/>
+        <w:spacing w:after="80" w:before="180"/>
+      </w:pPr>
+      <w:r>
+        <w:rPr>
+          <w:b/>
+          <w:bCs/>
+          <w:color w:val="12355B"/>
+          <w:sz w:val="24"/>
+          <w:szCs w:val="24"/>
+        </w:rPr>
+        <w:t xml:space="preserve">Independent Practice</w:t>
+      </w:r>
+    </w:p>
+    <w:p>
+      <w:pPr>
+        <w:spacing w:after="80"/>
+      </w:pPr>
+      <w:r>
+        <w:rPr>
+          <w:b/>
+          <w:bCs/>
+          <w:sz w:val="21"/>
+          <w:szCs w:val="21"/>
+        </w:rPr>
+        <w:t xml:space="preserve">1.  </w:t>
+      </w:r>
+      <w:r>
+        <w:rPr>
+          <w:sz w:val="21"/>
+          <w:szCs w:val="21"/>
+        </w:rPr>
+        <w:t xml:space="preserve">A)  Histogram bars touch (no gaps) because the intervals are continuous ranges</w:t>
+      </w:r>
       <w:r>
         <w:rPr>
           <w:i/>
@@ -3458,23 +3526,7 @@
           <w:sz w:val="19"/>
           <w:szCs w:val="19"/>
         </w:rPr>
-        <w:t xml:space="preserve">Teacher reference — remove or fold back before distributing to students.</w:t>
-      </w:r>
-    </w:p>
-    <w:p>
-      <w:pPr>
-        <w:pStyle w:val="Heading2"/>
-        <w:spacing w:after="80" w:before="180"/>
-      </w:pPr>
-      <w:r>
-        <w:rPr>
-          <w:b/>
-          <w:bCs/>
-          <w:color w:val="12355B"/>
-          <w:sz w:val="24"/>
-          <w:szCs w:val="24"/>
-        </w:rPr>
-        <w:t xml:space="preserve">Worked Notes (I Do / We Do)</w:t>
+        <w:t xml:space="preserve">  — In a histogram, bars touch because each interval connects to the next (0–9, 10–19, etc.) — the data is continuous.</w:t>
       </w:r>
     </w:p>
     <w:p>
@@ -3488,72 +3540,14 @@
           <w:sz w:val="21"/>
           <w:szCs w:val="21"/>
         </w:rPr>
-        <w:t xml:space="preserve">I Do:  </w:t>
-      </w:r>
-      <w:r>
-        <w:rPr>
-          <w:sz w:val="21"/>
-          <w:szCs w:val="21"/>
-        </w:rPr>
-        <w:t xml:space="preserve">A. 28</w:t>
-      </w:r>
-    </w:p>
-    <w:p>
-      <w:pPr>
-        <w:spacing w:after="80"/>
-      </w:pPr>
-      <w:r>
-        <w:rPr>
-          <w:b/>
-          <w:bCs/>
-          <w:sz w:val="21"/>
-          <w:szCs w:val="21"/>
-        </w:rPr>
-        <w:t xml:space="preserve">We Do:  </w:t>
-      </w:r>
-      <w:r>
-        <w:rPr>
-          <w:sz w:val="21"/>
-          <w:szCs w:val="21"/>
-        </w:rPr>
-        <w:t xml:space="preserve">A. The frequency (count) of data in that interval</w:t>
-      </w:r>
-    </w:p>
-    <w:p>
-      <w:pPr>
-        <w:pStyle w:val="Heading2"/>
-        <w:spacing w:after="80" w:before="180"/>
-      </w:pPr>
-      <w:r>
-        <w:rPr>
-          <w:b/>
-          <w:bCs/>
-          <w:color w:val="12355B"/>
-          <w:sz w:val="24"/>
-          <w:szCs w:val="24"/>
-        </w:rPr>
-        <w:t xml:space="preserve">Independent Practice</w:t>
-      </w:r>
-    </w:p>
-    <w:p>
-      <w:pPr>
-        <w:spacing w:after="80"/>
-      </w:pPr>
-      <w:r>
-        <w:rPr>
-          <w:b/>
-          <w:bCs/>
-          <w:sz w:val="21"/>
-          <w:szCs w:val="21"/>
-        </w:rPr>
-        <w:t xml:space="preserve">1.  </w:t>
-      </w:r>
-      <w:r>
-        <w:rPr>
-          <w:sz w:val="21"/>
-          <w:szCs w:val="21"/>
-        </w:rPr>
-        <w:t xml:space="preserve">A)  Histogram bars touch (no gaps) because the intervals are continuous ranges</w:t>
+        <w:t xml:space="preserve">2.  </w:t>
+      </w:r>
+      <w:r>
+        <w:rPr>
+          <w:sz w:val="21"/>
+          <w:szCs w:val="21"/>
+        </w:rPr>
+        <w:t xml:space="preserve">A)  5</w:t>
       </w:r>
       <w:r>
         <w:rPr>
@@ -3563,7 +3557,7 @@
           <w:sz w:val="19"/>
           <w:szCs w:val="19"/>
         </w:rPr>
-        <w:t xml:space="preserve">  — In a histogram, bars touch because each interval connects to the next (0–9, 10–19, etc.) — the data is continuous.</w:t>
+        <w:t xml:space="preserve">  — Each interval covers 5 values (0,1,2,3,4 then 5,6,7,8,9 etc.), so the width is 5.</w:t>
       </w:r>
     </w:p>
     <w:p>
@@ -3577,14 +3571,14 @@
           <w:sz w:val="21"/>
           <w:szCs w:val="21"/>
         </w:rPr>
-        <w:t xml:space="preserve">2.  </w:t>
-      </w:r>
-      <w:r>
-        <w:rPr>
-          <w:sz w:val="21"/>
-          <w:szCs w:val="21"/>
-        </w:rPr>
-        <w:t xml:space="preserve">A)  5</w:t>
+        <w:t xml:space="preserve">3.  </w:t>
+      </w:r>
+      <w:r>
+        <w:rPr>
+          <w:sz w:val="21"/>
+          <w:szCs w:val="21"/>
+        </w:rPr>
+        <w:t xml:space="preserve">A)  7 data values fall between 20 and 29</w:t>
       </w:r>
       <w:r>
         <w:rPr>
@@ -3594,7 +3588,7 @@
           <w:sz w:val="19"/>
           <w:szCs w:val="19"/>
         </w:rPr>
-        <w:t xml:space="preserve">  — Each interval covers 5 values (0,1,2,3,4 then 5,6,7,8,9 etc.), so the width is 5.</w:t>
+        <w:t xml:space="preserve">  — A bar's height is the frequency — here, 7 values land in the 20–29 interval.</w:t>
       </w:r>
     </w:p>
     <w:p>
@@ -3608,14 +3602,14 @@
           <w:sz w:val="21"/>
           <w:szCs w:val="21"/>
         </w:rPr>
-        <w:t xml:space="preserve">3.  </w:t>
-      </w:r>
-      <w:r>
-        <w:rPr>
-          <w:sz w:val="21"/>
-          <w:szCs w:val="21"/>
-        </w:rPr>
-        <w:t xml:space="preserve">A)  7 data values fall between 20 and 29</w:t>
+        <w:t xml:space="preserve">4.  </w:t>
+      </w:r>
+      <w:r>
+        <w:rPr>
+          <w:sz w:val="21"/>
+          <w:szCs w:val="21"/>
+        </w:rPr>
+        <w:t xml:space="preserve">A)  70–79 with 10 students</w:t>
       </w:r>
       <w:r>
         <w:rPr>
@@ -3625,7 +3619,23 @@
           <w:sz w:val="19"/>
           <w:szCs w:val="19"/>
         </w:rPr>
-        <w:t xml:space="preserve">  — A bar's height is the frequency — here, 7 values land in the 20–29 interval.</w:t>
+        <w:t xml:space="preserve">  — The 70–79 interval has the highest frequency of 10 students.</w:t>
+      </w:r>
+    </w:p>
+    <w:p>
+      <w:pPr>
+        <w:pStyle w:val="Heading2"/>
+        <w:spacing w:after="80" w:before="180"/>
+      </w:pPr>
+      <w:r>
+        <w:rPr>
+          <w:b/>
+          <w:bCs/>
+          <w:color w:val="12355B"/>
+          <w:sz w:val="24"/>
+          <w:szCs w:val="24"/>
+        </w:rPr>
+        <w:t xml:space="preserve">Exit Ticket</w:t>
       </w:r>
     </w:p>
     <w:p>
@@ -3634,19 +3644,10 @@
       </w:pPr>
       <w:r>
         <w:rPr>
-          <w:b/>
-          <w:bCs/>
-          <w:sz w:val="21"/>
-          <w:szCs w:val="21"/>
-        </w:rPr>
-        <w:t xml:space="preserve">4.  </w:t>
-      </w:r>
-      <w:r>
-        <w:rPr>
-          <w:sz w:val="21"/>
-          <w:szCs w:val="21"/>
-        </w:rPr>
-        <w:t xml:space="preserve">A)  70–79 with 10 students</w:t>
+          <w:sz w:val="21"/>
+          <w:szCs w:val="21"/>
+        </w:rPr>
+        <w:t xml:space="preserve">A)  68–71 inches</w:t>
       </w:r>
       <w:r>
         <w:rPr>
@@ -3656,197 +3657,7 @@
           <w:sz w:val="19"/>
           <w:szCs w:val="19"/>
         </w:rPr>
-        <w:t xml:space="preserve">  — The 70–79 interval has the highest frequency of 10 students.</w:t>
-      </w:r>
-    </w:p>
-    <w:p>
-      <w:pPr>
-        <w:pStyle w:val="Heading2"/>
-        <w:spacing w:after="80" w:before="180"/>
-      </w:pPr>
-      <w:r>
-        <w:rPr>
-          <w:b/>
-          <w:bCs/>
-          <w:color w:val="12355B"/>
-          <w:sz w:val="24"/>
-          <w:szCs w:val="24"/>
-        </w:rPr>
-        <w:t xml:space="preserve">Exit Ticket</w:t>
-      </w:r>
-    </w:p>
-    <w:p>
-      <w:pPr>
-        <w:spacing w:after="80"/>
-      </w:pPr>
-      <w:r>
-        <w:rPr>
-          <w:sz w:val="21"/>
-          <w:szCs w:val="21"/>
-        </w:rPr>
-        <w:t xml:space="preserve">A)  68–71 inches</w:t>
-      </w:r>
-      <w:r>
-        <w:rPr>
-          <w:i/>
-          <w:iCs/>
-          <w:color w:val="5F6F80"/>
-          <w:sz w:val="19"/>
-          <w:szCs w:val="19"/>
-        </w:rPr>
         <w:t xml:space="preserve">  — The 68–71 inch interval has the highest frequency of 9 players.</w:t>
-      </w:r>
-    </w:p>
-    <w:p>
-      <w:pPr>
-        <w:pStyle w:val="Heading2"/>
-        <w:spacing w:after="80" w:before="180"/>
-      </w:pPr>
-      <w:r>
-        <w:rPr>
-          <w:b/>
-          <w:bCs/>
-          <w:color w:val="12355B"/>
-          <w:sz w:val="24"/>
-          <w:szCs w:val="24"/>
-        </w:rPr>
-        <w:t xml:space="preserve">Writing (TWR) — what to look for</w:t>
-      </w:r>
-    </w:p>
-    <w:p>
-      <w:pPr>
-        <w:spacing w:after="80"/>
-      </w:pPr>
-      <w:r>
-        <w:rPr>
-          <w:sz w:val="20"/>
-          <w:szCs w:val="20"/>
-        </w:rPr>
-        <w:t xml:space="preserve">Kernel sentence: a complete sentence needs a subject and a verb. Example: Histogram is a bar graph that groups data into equal ranges. The bars touch.</w:t>
-      </w:r>
-    </w:p>
-    <w:p>
-      <w:pPr>
-        <w:spacing w:after="80"/>
-      </w:pPr>
-      <w:r>
-        <w:rPr>
-          <w:sz w:val="20"/>
-          <w:szCs w:val="20"/>
-        </w:rPr>
-        <w:t xml:space="preserve">Expansion: because = reason, but = contrast/exception, so = result. Answers vary; each must keep the kernel idea.</w:t>
-      </w:r>
-    </w:p>
-    <w:p>
-      <w:pPr>
-        <w:pStyle w:val="Heading2"/>
-        <w:spacing w:after="80" w:before="180"/>
-      </w:pPr>
-      <w:r>
-        <w:rPr>
-          <w:b/>
-          <w:bCs/>
-          <w:color w:val="12355B"/>
-          <w:sz w:val="24"/>
-          <w:szCs w:val="24"/>
-        </w:rPr>
-        <w:t xml:space="preserve">Turn &amp; Talk — listen for</w:t>
-      </w:r>
-    </w:p>
-    <w:p>
-      <w:pPr>
-        <w:spacing w:after="80"/>
-      </w:pPr>
-      <w:r>
-        <w:rPr>
-          <w:b/>
-          <w:bCs/>
-          <w:sz w:val="19"/>
-          <w:szCs w:val="19"/>
-        </w:rPr>
-        <w:t xml:space="preserve">1.  </w:t>
-      </w:r>
-      <w:r>
-        <w:rPr>
-          <w:i/>
-          <w:iCs/>
-          <w:color w:val="5F6F80"/>
-          <w:sz w:val="19"/>
-          <w:szCs w:val="19"/>
-        </w:rPr>
-        <w:t xml:space="preserve">Students explain grouping into intervals makes 30 values readable and that each bar's height is the frequency for that interval.</w:t>
-      </w:r>
-    </w:p>
-    <w:p>
-      <w:pPr>
-        <w:spacing w:after="80"/>
-      </w:pPr>
-      <w:r>
-        <w:rPr>
-          <w:b/>
-          <w:bCs/>
-          <w:sz w:val="19"/>
-          <w:szCs w:val="19"/>
-        </w:rPr>
-        <w:t xml:space="preserve">2.  </w:t>
-      </w:r>
-      <w:r>
-        <w:rPr>
-          <w:i/>
-          <w:iCs/>
-          <w:color w:val="5F6F80"/>
-          <w:sz w:val="19"/>
-          <w:szCs w:val="19"/>
-        </w:rPr>
-        <w:t xml:space="preserve">A strong answer states the bar height equals how many players' averages fall in that interval (the frequency) and locates the tallest bar.</w:t>
-      </w:r>
-    </w:p>
-    <w:p>
-      <w:pPr>
-        <w:spacing w:after="80"/>
-      </w:pPr>
-      <w:r>
-        <w:rPr>
-          <w:b/>
-          <w:bCs/>
-          <w:sz w:val="19"/>
-          <w:szCs w:val="19"/>
-        </w:rPr>
-        <w:t xml:space="preserve">3.  </w:t>
-      </w:r>
-      <w:r>
-        <w:rPr>
-          <w:i/>
-          <w:iCs/>
-          <w:color w:val="5F6F80"/>
-          <w:sz w:val="19"/>
-          <w:szCs w:val="19"/>
-        </w:rPr>
-        <w:t xml:space="preserve">Students read the 3-5 and 6-8 intervals (18 of 23 players) as the cluster and judge whether 'a good number' fairly describes the shape.</w:t>
-      </w:r>
-    </w:p>
-    <w:p>
-      <w:pPr>
-        <w:spacing w:after="80"/>
-      </w:pPr>
-      <w:r>
-        <w:rPr>
-          <w:b/>
-          <w:bCs/>
-          <w:sz w:val="19"/>
-          <w:szCs w:val="19"/>
-        </w:rPr>
-        <w:t xml:space="preserve">4.  </w:t>
-      </w:r>
-      <w:r>
-        <w:rPr>
-          <w:i/>
-          <w:iCs/>
-          <w:color w:val="5F6F80"/>
-          <w:sz w:val="19"/>
-          <w:szCs w:val="19"/>
-        </w:rPr>
-        <w:t xml:space="preserve">Students identify 68-71 in (9 players) as the most-populated interval because it has the highest frequency.</w:t>
       </w:r>
     </w:p>
     <w:sectPr>

--- a/lessons/8-6/downloads/8-6-notes.docx
+++ b/lessons/8-6/downloads/8-6-notes.docx
@@ -3245,419 +3245,6 @@
       </w:pPr>
       <w:r>
         <w:t xml:space="preserve"/>
-      </w:r>
-    </w:p>
-    <w:p>
-      <w:pPr>
-        <w:pStyle w:val="Heading1"/>
-        <w:pageBreakBefore/>
-        <w:pBdr>
-          <w:bottom w:val="single" w:color="1FA6A2" w:sz="14" w:space="6"/>
-        </w:pBdr>
-        <w:spacing w:after="140" w:before="0"/>
-      </w:pPr>
-      <w:r>
-        <w:rPr>
-          <w:b/>
-          <w:bCs/>
-          <w:color w:val="12355B"/>
-          <w:sz w:val="30"/>
-          <w:szCs w:val="30"/>
-        </w:rPr>
-        <w:t xml:space="preserve">Answer Key &amp; Teacher Guide</w:t>
-      </w:r>
-    </w:p>
-    <w:p>
-      <w:pPr>
-        <w:spacing w:after="100"/>
-      </w:pPr>
-      <w:r>
-        <w:rPr>
-          <w:i/>
-          <w:iCs/>
-          <w:color w:val="5F6F80"/>
-          <w:sz w:val="19"/>
-          <w:szCs w:val="19"/>
-        </w:rPr>
-        <w:t xml:space="preserve">Teacher reference — remove or fold back before distributing to students.</w:t>
-      </w:r>
-    </w:p>
-    <w:p>
-      <w:pPr>
-        <w:pStyle w:val="Heading2"/>
-        <w:spacing w:after="80" w:before="180"/>
-      </w:pPr>
-      <w:r>
-        <w:rPr>
-          <w:b/>
-          <w:bCs/>
-          <w:color w:val="12355B"/>
-          <w:sz w:val="24"/>
-          <w:szCs w:val="24"/>
-        </w:rPr>
-        <w:t xml:space="preserve">Guided Notes (Fill-in)</w:t>
-      </w:r>
-    </w:p>
-    <w:p>
-      <w:pPr>
-        <w:spacing w:after="80"/>
-      </w:pPr>
-      <w:r>
-        <w:rPr>
-          <w:b/>
-          <w:bCs/>
-          <w:sz w:val="21"/>
-          <w:szCs w:val="21"/>
-        </w:rPr>
-        <w:t xml:space="preserve">Notes 1:  </w:t>
-      </w:r>
-      <w:r>
-        <w:rPr>
-          <w:sz w:val="21"/>
-          <w:szCs w:val="21"/>
-        </w:rPr>
-        <w:t xml:space="preserve">Histogram</w:t>
-      </w:r>
-    </w:p>
-    <w:p>
-      <w:pPr>
-        <w:spacing w:after="80"/>
-      </w:pPr>
-      <w:r>
-        <w:rPr>
-          <w:b/>
-          <w:bCs/>
-          <w:sz w:val="21"/>
-          <w:szCs w:val="21"/>
-        </w:rPr>
-        <w:t xml:space="preserve">Notes 2:  </w:t>
-      </w:r>
-      <w:r>
-        <w:rPr>
-          <w:sz w:val="21"/>
-          <w:szCs w:val="21"/>
-        </w:rPr>
-        <w:t xml:space="preserve">Frequency</w:t>
-      </w:r>
-    </w:p>
-    <w:p>
-      <w:pPr>
-        <w:spacing w:after="80"/>
-      </w:pPr>
-      <w:r>
-        <w:rPr>
-          <w:b/>
-          <w:bCs/>
-          <w:sz w:val="21"/>
-          <w:szCs w:val="21"/>
-        </w:rPr>
-        <w:t xml:space="preserve">Notes 3:  </w:t>
-      </w:r>
-      <w:r>
-        <w:rPr>
-          <w:sz w:val="21"/>
-          <w:szCs w:val="21"/>
-        </w:rPr>
-        <w:t xml:space="preserve">Interval</w:t>
-      </w:r>
-    </w:p>
-    <w:p>
-      <w:pPr>
-        <w:spacing w:after="80"/>
-      </w:pPr>
-      <w:r>
-        <w:rPr>
-          <w:b/>
-          <w:bCs/>
-          <w:sz w:val="21"/>
-          <w:szCs w:val="21"/>
-        </w:rPr>
-        <w:t xml:space="preserve">Notes 4:  </w:t>
-      </w:r>
-      <w:r>
-        <w:rPr>
-          <w:sz w:val="21"/>
-          <w:szCs w:val="21"/>
-        </w:rPr>
-        <w:t xml:space="preserve">Distribution</w:t>
-      </w:r>
-    </w:p>
-    <w:p>
-      <w:pPr>
-        <w:spacing w:after="80"/>
-      </w:pPr>
-      <w:r>
-        <w:rPr>
-          <w:b/>
-          <w:bCs/>
-          <w:sz w:val="21"/>
-          <w:szCs w:val="21"/>
-        </w:rPr>
-        <w:t xml:space="preserve">Notes 5:  </w:t>
-      </w:r>
-      <w:r>
-        <w:rPr>
-          <w:sz w:val="21"/>
-          <w:szCs w:val="21"/>
-        </w:rPr>
-        <w:t xml:space="preserve">Data distribution</w:t>
-      </w:r>
-    </w:p>
-    <w:p>
-      <w:pPr>
-        <w:spacing w:after="80"/>
-      </w:pPr>
-      <w:r>
-        <w:rPr>
-          <w:b/>
-          <w:bCs/>
-          <w:sz w:val="21"/>
-          <w:szCs w:val="21"/>
-        </w:rPr>
-        <w:t xml:space="preserve">Notes 6:  </w:t>
-      </w:r>
-      <w:r>
-        <w:rPr>
-          <w:sz w:val="21"/>
-          <w:szCs w:val="21"/>
-        </w:rPr>
-        <w:t xml:space="preserve">Variability</w:t>
-      </w:r>
-    </w:p>
-    <w:p>
-      <w:pPr>
-        <w:pStyle w:val="Heading2"/>
-        <w:spacing w:after="80" w:before="180"/>
-      </w:pPr>
-      <w:r>
-        <w:rPr>
-          <w:b/>
-          <w:bCs/>
-          <w:color w:val="12355B"/>
-          <w:sz w:val="24"/>
-          <w:szCs w:val="24"/>
-        </w:rPr>
-        <w:t xml:space="preserve">Worked Notes (I Do / We Do)</w:t>
-      </w:r>
-    </w:p>
-    <w:p>
-      <w:pPr>
-        <w:spacing w:after="80"/>
-      </w:pPr>
-      <w:r>
-        <w:rPr>
-          <w:b/>
-          <w:bCs/>
-          <w:sz w:val="21"/>
-          <w:szCs w:val="21"/>
-        </w:rPr>
-        <w:t xml:space="preserve">I Do:  </w:t>
-      </w:r>
-      <w:r>
-        <w:rPr>
-          <w:sz w:val="21"/>
-          <w:szCs w:val="21"/>
-        </w:rPr>
-        <w:t xml:space="preserve">A. 28</w:t>
-      </w:r>
-    </w:p>
-    <w:p>
-      <w:pPr>
-        <w:spacing w:after="80"/>
-      </w:pPr>
-      <w:r>
-        <w:rPr>
-          <w:b/>
-          <w:bCs/>
-          <w:sz w:val="21"/>
-          <w:szCs w:val="21"/>
-        </w:rPr>
-        <w:t xml:space="preserve">We Do:  </w:t>
-      </w:r>
-      <w:r>
-        <w:rPr>
-          <w:sz w:val="21"/>
-          <w:szCs w:val="21"/>
-        </w:rPr>
-        <w:t xml:space="preserve">A. The frequency (count) of data in that interval</w:t>
-      </w:r>
-    </w:p>
-    <w:p>
-      <w:pPr>
-        <w:pStyle w:val="Heading2"/>
-        <w:spacing w:after="80" w:before="180"/>
-      </w:pPr>
-      <w:r>
-        <w:rPr>
-          <w:b/>
-          <w:bCs/>
-          <w:color w:val="12355B"/>
-          <w:sz w:val="24"/>
-          <w:szCs w:val="24"/>
-        </w:rPr>
-        <w:t xml:space="preserve">Independent Practice</w:t>
-      </w:r>
-    </w:p>
-    <w:p>
-      <w:pPr>
-        <w:spacing w:after="80"/>
-      </w:pPr>
-      <w:r>
-        <w:rPr>
-          <w:b/>
-          <w:bCs/>
-          <w:sz w:val="21"/>
-          <w:szCs w:val="21"/>
-        </w:rPr>
-        <w:t xml:space="preserve">1.  </w:t>
-      </w:r>
-      <w:r>
-        <w:rPr>
-          <w:sz w:val="21"/>
-          <w:szCs w:val="21"/>
-        </w:rPr>
-        <w:t xml:space="preserve">A)  Histogram bars touch (no gaps) because the intervals are continuous ranges</w:t>
-      </w:r>
-      <w:r>
-        <w:rPr>
-          <w:i/>
-          <w:iCs/>
-          <w:color w:val="5F6F80"/>
-          <w:sz w:val="19"/>
-          <w:szCs w:val="19"/>
-        </w:rPr>
-        <w:t xml:space="preserve">  — In a histogram, bars touch because each interval connects to the next (0–9, 10–19, etc.) — the data is continuous.</w:t>
-      </w:r>
-    </w:p>
-    <w:p>
-      <w:pPr>
-        <w:spacing w:after="80"/>
-      </w:pPr>
-      <w:r>
-        <w:rPr>
-          <w:b/>
-          <w:bCs/>
-          <w:sz w:val="21"/>
-          <w:szCs w:val="21"/>
-        </w:rPr>
-        <w:t xml:space="preserve">2.  </w:t>
-      </w:r>
-      <w:r>
-        <w:rPr>
-          <w:sz w:val="21"/>
-          <w:szCs w:val="21"/>
-        </w:rPr>
-        <w:t xml:space="preserve">A)  5</w:t>
-      </w:r>
-      <w:r>
-        <w:rPr>
-          <w:i/>
-          <w:iCs/>
-          <w:color w:val="5F6F80"/>
-          <w:sz w:val="19"/>
-          <w:szCs w:val="19"/>
-        </w:rPr>
-        <w:t xml:space="preserve">  — Each interval covers 5 values (0,1,2,3,4 then 5,6,7,8,9 etc.), so the width is 5.</w:t>
-      </w:r>
-    </w:p>
-    <w:p>
-      <w:pPr>
-        <w:spacing w:after="80"/>
-      </w:pPr>
-      <w:r>
-        <w:rPr>
-          <w:b/>
-          <w:bCs/>
-          <w:sz w:val="21"/>
-          <w:szCs w:val="21"/>
-        </w:rPr>
-        <w:t xml:space="preserve">3.  </w:t>
-      </w:r>
-      <w:r>
-        <w:rPr>
-          <w:sz w:val="21"/>
-          <w:szCs w:val="21"/>
-        </w:rPr>
-        <w:t xml:space="preserve">A)  7 data values fall between 20 and 29</w:t>
-      </w:r>
-      <w:r>
-        <w:rPr>
-          <w:i/>
-          <w:iCs/>
-          <w:color w:val="5F6F80"/>
-          <w:sz w:val="19"/>
-          <w:szCs w:val="19"/>
-        </w:rPr>
-        <w:t xml:space="preserve">  — A bar's height is the frequency — here, 7 values land in the 20–29 interval.</w:t>
-      </w:r>
-    </w:p>
-    <w:p>
-      <w:pPr>
-        <w:spacing w:after="80"/>
-      </w:pPr>
-      <w:r>
-        <w:rPr>
-          <w:b/>
-          <w:bCs/>
-          <w:sz w:val="21"/>
-          <w:szCs w:val="21"/>
-        </w:rPr>
-        <w:t xml:space="preserve">4.  </w:t>
-      </w:r>
-      <w:r>
-        <w:rPr>
-          <w:sz w:val="21"/>
-          <w:szCs w:val="21"/>
-        </w:rPr>
-        <w:t xml:space="preserve">A)  70–79 with 10 students</w:t>
-      </w:r>
-      <w:r>
-        <w:rPr>
-          <w:i/>
-          <w:iCs/>
-          <w:color w:val="5F6F80"/>
-          <w:sz w:val="19"/>
-          <w:szCs w:val="19"/>
-        </w:rPr>
-        <w:t xml:space="preserve">  — The 70–79 interval has the highest frequency of 10 students.</w:t>
-      </w:r>
-    </w:p>
-    <w:p>
-      <w:pPr>
-        <w:pStyle w:val="Heading2"/>
-        <w:spacing w:after="80" w:before="180"/>
-      </w:pPr>
-      <w:r>
-        <w:rPr>
-          <w:b/>
-          <w:bCs/>
-          <w:color w:val="12355B"/>
-          <w:sz w:val="24"/>
-          <w:szCs w:val="24"/>
-        </w:rPr>
-        <w:t xml:space="preserve">Exit Ticket</w:t>
-      </w:r>
-    </w:p>
-    <w:p>
-      <w:pPr>
-        <w:spacing w:after="80"/>
-      </w:pPr>
-      <w:r>
-        <w:rPr>
-          <w:sz w:val="21"/>
-          <w:szCs w:val="21"/>
-        </w:rPr>
-        <w:t xml:space="preserve">A)  68–71 inches</w:t>
-      </w:r>
-      <w:r>
-        <w:rPr>
-          <w:i/>
-          <w:iCs/>
-          <w:color w:val="5F6F80"/>
-          <w:sz w:val="19"/>
-          <w:szCs w:val="19"/>
-        </w:rPr>
-        <w:t xml:space="preserve">  — The 68–71 inch interval has the highest frequency of 9 players.</w:t>
       </w:r>
     </w:p>
     <w:sectPr>

--- a/lessons/8-6/downloads/8-6-notes.docx
+++ b/lessons/8-6/downloads/8-6-notes.docx
@@ -14,7 +14,7 @@
           <w:sz w:val="18"/>
           <w:szCs w:val="18"/>
         </w:rPr>
-        <w:t xml:space="preserve">UNIT 8  ·  LESSON 6      STANDARD 6.SP.4</w:t>
+        <w:t xml:space="preserve">UNIT 8  ·  LESSON 6      STANDARD 6.DS.5</w:t>
       </w:r>
     </w:p>
     <w:p>
@@ -921,160 +921,6 @@
                           </pic:cNvPicPr>
                         </pic:nvPicPr>
                         <pic:blipFill>
-                          <a:blip r:embed="rId11" cstate="none"/>
-                          <a:srcRect/>
-                          <a:stretch>
-                            <a:fillRect/>
-                          </a:stretch>
-                        </pic:blipFill>
-                        <pic:spPr bwMode="auto">
-                          <a:xfrm>
-                            <a:off x="0" y="0"/>
-                            <a:ext cx="1047750" cy="790575"/>
-                          </a:xfrm>
-                          <a:prstGeom prst="rect">
-                            <a:avLst/>
-                          </a:prstGeom>
-                        </pic:spPr>
-                      </pic:pic>
-                    </a:graphicData>
-                  </a:graphic>
-                </wp:inline>
-              </w:drawing>
-            </w:r>
-          </w:p>
-        </w:tc>
-        <w:tc>
-          <w:tcPr>
-            <w:tcW w:type="dxa" w:w="7560"/>
-            <w:tcMar>
-              <w:top w:type="dxa" w:w="100"/>
-              <w:left w:type="dxa" w:w="40"/>
-              <w:bottom w:type="dxa" w:w="100"/>
-              <w:right w:type="dxa" w:w="40"/>
-            </w:tcMar>
-            <w:vAlign w:val="center"/>
-          </w:tcPr>
-          <w:p>
-            <w:pPr>
-              <w:spacing w:after="50"/>
-            </w:pPr>
-            <w:r>
-              <w:rPr>
-                <w:b/>
-                <w:bCs/>
-                <w:color w:val="12355B"/>
-                <w:sz w:val="24"/>
-                <w:szCs w:val="24"/>
-              </w:rPr>
-              <w:t xml:space="preserve">Data distribution</w:t>
-            </w:r>
-            <w:r>
-              <w:rPr>
-                <w:i/>
-                <w:iCs/>
-                <w:color w:val="5F6F80"/>
-                <w:sz w:val="19"/>
-                <w:szCs w:val="19"/>
-              </w:rPr>
-              <w:t xml:space="preserve">   Distribución de datos</w:t>
-            </w:r>
-          </w:p>
-          <w:p>
-            <w:pPr>
-              <w:spacing w:after="40"/>
-            </w:pPr>
-            <w:r>
-              <w:rPr>
-                <w:sz w:val="21"/>
-                <w:szCs w:val="21"/>
-              </w:rPr>
-              <w:t xml:space="preserve">How the data looks: where it sits and how spread out it is.</w:t>
-            </w:r>
-          </w:p>
-          <w:p>
-            <w:pPr>
-              <w:spacing w:after="0"/>
-            </w:pPr>
-            <w:r>
-              <w:rPr>
-                <w:b/>
-                <w:bCs/>
-                <w:color w:val="1FA6A2"/>
-                <w:sz w:val="18"/>
-                <w:szCs w:val="18"/>
-              </w:rPr>
-              <w:t xml:space="preserve">Example:  </w:t>
-            </w:r>
-            <w:r>
-              <w:rPr>
-                <w:i/>
-                <w:iCs/>
-                <w:color w:val="5F6F80"/>
-                <w:sz w:val="18"/>
-                <w:szCs w:val="18"/>
-              </w:rPr>
-              <w:t xml:space="preserve">A histogram that is tallest in the middle and shorter on both sides is symmetric</w:t>
-            </w:r>
-          </w:p>
-        </w:tc>
-      </w:tr>
-    </w:tbl>
-    <w:tbl>
-      <w:tblPr>
-        <w:tblW w:type="pct" w:w="100%"/>
-        <w:tblBorders>
-          <w:top w:val="none" w:color="FFFFFF" w:sz="0"/>
-          <w:left w:val="none" w:color="FFFFFF" w:sz="0"/>
-          <w:bottom w:val="single" w:color="C7D2DD" w:sz="4"/>
-          <w:right w:val="none" w:color="FFFFFF" w:sz="0"/>
-          <w:insideH w:val="none" w:color="FFFFFF" w:sz="0"/>
-          <w:insideV w:val="none" w:color="FFFFFF" w:sz="0"/>
-        </w:tblBorders>
-      </w:tblPr>
-      <w:tblGrid>
-        <w:gridCol w:w="1800"/>
-        <w:gridCol w:w="7560"/>
-      </w:tblGrid>
-      <w:tr>
-        <w:trPr>
-          <w:cantSplit/>
-        </w:trPr>
-        <w:tc>
-          <w:tcPr>
-            <w:tcW w:type="dxa" w:w="1800"/>
-            <w:tcMar>
-              <w:top w:type="dxa" w:w="100"/>
-              <w:left w:type="dxa" w:w="40"/>
-              <w:bottom w:type="dxa" w:w="100"/>
-              <w:right w:type="dxa" w:w="120"/>
-            </w:tcMar>
-            <w:vAlign w:val="center"/>
-          </w:tcPr>
-          <w:p>
-            <w:pPr>
-              <w:spacing w:after="0"/>
-              <w:jc w:val="center"/>
-            </w:pPr>
-            <w:r>
-              <w:drawing>
-                <wp:inline distT="0" distB="0" distL="0" distR="0">
-                  <wp:extent cx="1047750" cy="790575"/>
-                  <wp:effectExtent t="0" r="0" b="0" l="0"/>
-                  <wp:docPr id="1" name="" descr="" title=""/>
-                  <wp:cNvGraphicFramePr>
-                    <a:graphicFrameLocks xmlns:a="http://schemas.openxmlformats.org/drawingml/2006/main" noChangeAspect="1"/>
-                  </wp:cNvGraphicFramePr>
-                  <a:graphic xmlns:a="http://schemas.openxmlformats.org/drawingml/2006/main">
-                    <a:graphicData uri="http://schemas.openxmlformats.org/drawingml/2006/picture">
-                      <pic:pic xmlns:pic="http://schemas.openxmlformats.org/drawingml/2006/picture">
-                        <pic:nvPicPr>
-                          <pic:cNvPr id="0" name="" descr=""/>
-                          <pic:cNvPicPr>
-                            <a:picLocks noChangeAspect="1" noChangeArrowheads="1"/>
-                          </pic:cNvPicPr>
-                        </pic:nvPicPr>
-                        <pic:blipFill>
                           <a:blip r:embed="rId12" cstate="none"/>
                           <a:srcRect/>
                           <a:stretch>
@@ -1260,7 +1106,7 @@
                 <w:sz w:val="21"/>
                 <w:szCs w:val="21"/>
               </w:rPr>
-              <w:t xml:space="preserve">Histogram      •      Frequency      •      Interval      •      Distribution      •      Data distribution      •      Variability</w:t>
+              <w:t xml:space="preserve">Histogram      •      Frequency      •      Interval      •      Distribution      •      Variability</w:t>
             </w:r>
           </w:p>
         </w:tc>
@@ -1375,28 +1221,6 @@
           <w:szCs w:val="22"/>
         </w:rPr>
         <w:t xml:space="preserve">5.  </w:t>
-      </w:r>
-      <w:r>
-        <w:rPr>
-          <w:sz w:val="22"/>
-          <w:szCs w:val="22"/>
-        </w:rPr>
-        <w:t xml:space="preserve">The way data values are spread out is the ___.</w:t>
-      </w:r>
-    </w:p>
-    <w:p>
-      <w:pPr>
-        <w:spacing w:after="120" w:before="80"/>
-      </w:pPr>
-      <w:r>
-        <w:rPr>
-          <w:b/>
-          <w:bCs/>
-          <w:color w:val="12355B"/>
-          <w:sz w:val="22"/>
-          <w:szCs w:val="22"/>
-        </w:rPr>
-        <w:t xml:space="preserve">6.  </w:t>
       </w:r>
       <w:r>
         <w:rPr>
@@ -1655,7 +1479,7 @@
           <w:sz w:val="20"/>
           <w:szCs w:val="20"/>
         </w:rPr>
-        <w:t xml:space="preserve">A)  28</w:t>
+        <w:t xml:space="preserve">A)  20</w:t>
       </w:r>
     </w:p>
     <w:p>
@@ -1668,7 +1492,7 @@
           <w:sz w:val="20"/>
           <w:szCs w:val="20"/>
         </w:rPr>
-        <w:t xml:space="preserve">B)  12</w:t>
+        <w:t xml:space="preserve">B)  15</w:t>
       </w:r>
     </w:p>
     <w:p>
@@ -1681,7 +1505,7 @@
           <w:sz w:val="20"/>
           <w:szCs w:val="20"/>
         </w:rPr>
-        <w:t xml:space="preserve">C)  20</w:t>
+        <w:t xml:space="preserve">C)  28</w:t>
       </w:r>
     </w:p>
     <w:p>
@@ -1694,7 +1518,7 @@
           <w:sz w:val="20"/>
           <w:szCs w:val="20"/>
         </w:rPr>
-        <w:t xml:space="preserve">D)  15</w:t>
+        <w:t xml:space="preserve">D)  12</w:t>
       </w:r>
     </w:p>
     <w:p>
@@ -1740,7 +1564,7 @@
           <w:sz w:val="21"/>
           <w:szCs w:val="21"/>
         </w:rPr>
-        <w:t xml:space="preserve">A. 28</w:t>
+        <w:t xml:space="preserve">C. 28</w:t>
       </w:r>
     </w:p>
     <w:p>
@@ -1822,7 +1646,7 @@
           <w:sz w:val="20"/>
           <w:szCs w:val="20"/>
         </w:rPr>
-        <w:t xml:space="preserve">A)  The frequency (count) of data in that interval</w:t>
+        <w:t xml:space="preserve">A)  The average of the data in that interval</w:t>
       </w:r>
     </w:p>
     <w:p>
@@ -1835,7 +1659,7 @@
           <w:sz w:val="20"/>
           <w:szCs w:val="20"/>
         </w:rPr>
-        <w:t xml:space="preserve">B)  The average of the data in that interval</w:t>
+        <w:t xml:space="preserve">B)  The range of the interval</w:t>
       </w:r>
     </w:p>
     <w:p>
@@ -1848,7 +1672,7 @@
           <w:sz w:val="20"/>
           <w:szCs w:val="20"/>
         </w:rPr>
-        <w:t xml:space="preserve">C)  The range of the interval</w:t>
+        <w:t xml:space="preserve">C)  The median of the data</w:t>
       </w:r>
     </w:p>
     <w:p>
@@ -1861,7 +1685,7 @@
           <w:sz w:val="20"/>
           <w:szCs w:val="20"/>
         </w:rPr>
-        <w:t xml:space="preserve">D)  The median of the data</w:t>
+        <w:t xml:space="preserve">D)  The frequency (count) of data in that interval</w:t>
       </w:r>
     </w:p>
     <w:p>
@@ -2612,6 +2436,32 @@
     </w:p>
     <w:p>
       <w:pPr>
+        <w:pStyle w:val="Heading2"/>
+        <w:spacing w:after="80" w:before="180"/>
+      </w:pPr>
+      <w:r>
+        <w:rPr>
+          <w:b/>
+          <w:bCs/>
+          <w:color w:val="12355B"/>
+          <w:sz w:val="24"/>
+          <w:szCs w:val="24"/>
+        </w:rPr>
+        <w:t xml:space="preserve">Level 1 Support</w:t>
+      </w:r>
+      <w:r>
+        <w:rPr>
+          <w:i/>
+          <w:iCs/>
+          <w:color w:val="1FA6A2"/>
+          <w:sz w:val="19"/>
+          <w:szCs w:val="19"/>
+        </w:rPr>
+        <w:t xml:space="preserve">   extra scaffolding</w:t>
+      </w:r>
+    </w:p>
+    <w:p>
+      <w:pPr>
         <w:keepNext/>
         <w:spacing w:after="60" w:before="160"/>
       </w:pPr>
@@ -2645,7 +2495,7 @@
           <w:sz w:val="20"/>
           <w:szCs w:val="20"/>
         </w:rPr>
-        <w:t xml:space="preserve">A)  Histogram bars touch (no gaps) because the intervals are continuous ranges</w:t>
+        <w:t xml:space="preserve">A)  There is no difference</w:t>
       </w:r>
     </w:p>
     <w:p>
@@ -2658,7 +2508,7 @@
           <w:sz w:val="20"/>
           <w:szCs w:val="20"/>
         </w:rPr>
-        <w:t xml:space="preserve">B)  Histograms use colors and bar graphs don't</w:t>
+        <w:t xml:space="preserve">B)  Histogram bars touch (no gaps) because the intervals are continuous ranges</w:t>
       </w:r>
     </w:p>
     <w:p>
@@ -2671,7 +2521,7 @@
           <w:sz w:val="20"/>
           <w:szCs w:val="20"/>
         </w:rPr>
-        <w:t xml:space="preserve">C)  Bar graphs show numbers and histograms show words</w:t>
+        <w:t xml:space="preserve">C)  Histograms use colors and bar graphs don't</w:t>
       </w:r>
     </w:p>
     <w:p>
@@ -2684,7 +2534,7 @@
           <w:sz w:val="20"/>
           <w:szCs w:val="20"/>
         </w:rPr>
-        <w:t xml:space="preserve">D)  There is no difference</w:t>
+        <w:t xml:space="preserve">D)  Bar graphs show numbers and histograms show words</w:t>
       </w:r>
     </w:p>
     <w:p>
@@ -2775,7 +2625,7 @@
           <w:sz w:val="20"/>
           <w:szCs w:val="20"/>
         </w:rPr>
-        <w:t xml:space="preserve">A)  5</w:t>
+        <w:t xml:space="preserve">A)  10</w:t>
       </w:r>
     </w:p>
     <w:p>
@@ -2788,7 +2638,7 @@
           <w:sz w:val="20"/>
           <w:szCs w:val="20"/>
         </w:rPr>
-        <w:t xml:space="preserve">B)  4</w:t>
+        <w:t xml:space="preserve">B)  19</w:t>
       </w:r>
     </w:p>
     <w:p>
@@ -2801,7 +2651,7 @@
           <w:sz w:val="20"/>
           <w:szCs w:val="20"/>
         </w:rPr>
-        <w:t xml:space="preserve">C)  10</w:t>
+        <w:t xml:space="preserve">C)  5</w:t>
       </w:r>
     </w:p>
     <w:p>
@@ -2814,7 +2664,7 @@
           <w:sz w:val="20"/>
           <w:szCs w:val="20"/>
         </w:rPr>
-        <w:t xml:space="preserve">D)  19</w:t>
+        <w:t xml:space="preserve">D)  4</w:t>
       </w:r>
     </w:p>
     <w:p>
@@ -2905,7 +2755,7 @@
           <w:sz w:val="20"/>
           <w:szCs w:val="20"/>
         </w:rPr>
-        <w:t xml:space="preserve">A)  7 data values fall between 20 and 29</w:t>
+        <w:t xml:space="preserve">A)  The largest value is 7</w:t>
       </w:r>
     </w:p>
     <w:p>
@@ -2918,7 +2768,7 @@
           <w:sz w:val="20"/>
           <w:szCs w:val="20"/>
         </w:rPr>
-        <w:t xml:space="preserve">B)  The largest value is 7</w:t>
+        <w:t xml:space="preserve">B)  There are 7 intervals</w:t>
       </w:r>
     </w:p>
     <w:p>
@@ -2931,7 +2781,7 @@
           <w:sz w:val="20"/>
           <w:szCs w:val="20"/>
         </w:rPr>
-        <w:t xml:space="preserve">C)  There are 7 intervals</w:t>
+        <w:t xml:space="preserve">C)  The interval is 7 wide</w:t>
       </w:r>
     </w:p>
     <w:p>
@@ -2944,7 +2794,7 @@
           <w:sz w:val="20"/>
           <w:szCs w:val="20"/>
         </w:rPr>
-        <w:t xml:space="preserve">D)  The interval is 7 wide</w:t>
+        <w:t xml:space="preserve">D)  7 data values fall between 20 and 29</w:t>
       </w:r>
     </w:p>
     <w:p>
@@ -3002,6 +2852,32 @@
     </w:tbl>
     <w:p>
       <w:pPr>
+        <w:pStyle w:val="Heading2"/>
+        <w:spacing w:after="80" w:before="180"/>
+      </w:pPr>
+      <w:r>
+        <w:rPr>
+          <w:b/>
+          <w:bCs/>
+          <w:color w:val="12355B"/>
+          <w:sz w:val="24"/>
+          <w:szCs w:val="24"/>
+        </w:rPr>
+        <w:t xml:space="preserve">On Level</w:t>
+      </w:r>
+      <w:r>
+        <w:rPr>
+          <w:i/>
+          <w:iCs/>
+          <w:color w:val="12355B"/>
+          <w:sz w:val="19"/>
+          <w:szCs w:val="19"/>
+        </w:rPr>
+        <w:t xml:space="preserve">   grade-level practice</w:t>
+      </w:r>
+    </w:p>
+    <w:p>
+      <w:pPr>
         <w:keepNext/>
         <w:spacing w:after="60" w:before="160"/>
       </w:pPr>
@@ -3035,7 +2911,7 @@
           <w:sz w:val="20"/>
           <w:szCs w:val="20"/>
         </w:rPr>
-        <w:t xml:space="preserve">A)  70–79 with 10 students</w:t>
+        <w:t xml:space="preserve">A)  90–99 with 3 students</w:t>
       </w:r>
     </w:p>
     <w:p>
@@ -3048,7 +2924,7 @@
           <w:sz w:val="20"/>
           <w:szCs w:val="20"/>
         </w:rPr>
-        <w:t xml:space="preserve">B)  80–89 with 8 students</w:t>
+        <w:t xml:space="preserve">B)  70–79 with 10 students</w:t>
       </w:r>
     </w:p>
     <w:p>
@@ -3061,7 +2937,7 @@
           <w:sz w:val="20"/>
           <w:szCs w:val="20"/>
         </w:rPr>
-        <w:t xml:space="preserve">C)  60–69 with 5 students</w:t>
+        <w:t xml:space="preserve">C)  80–89 with 8 students</w:t>
       </w:r>
     </w:p>
     <w:p>
@@ -3074,7 +2950,7 @@
           <w:sz w:val="20"/>
           <w:szCs w:val="20"/>
         </w:rPr>
-        <w:t xml:space="preserve">D)  90–99 with 3 students</w:t>
+        <w:t xml:space="preserve">D)  60–69 with 5 students</w:t>
       </w:r>
     </w:p>
     <w:p>
@@ -3132,6 +3008,292 @@
     </w:tbl>
     <w:p>
       <w:pPr>
+        <w:keepNext/>
+        <w:spacing w:after="60" w:before="160"/>
+      </w:pPr>
+      <w:r>
+        <w:rPr>
+          <w:b/>
+          <w:bCs/>
+          <w:color w:val="12355B"/>
+          <w:sz w:val="22"/>
+          <w:szCs w:val="22"/>
+        </w:rPr>
+        <w:t xml:space="preserve">5.  </w:t>
+      </w:r>
+      <w:r>
+        <w:rPr>
+          <w:b/>
+          <w:bCs/>
+          <w:sz w:val="21"/>
+          <w:szCs w:val="21"/>
+        </w:rPr>
+        <w:t xml:space="preserve">A histogram of goals-per-game shows: 0–1: 9 players, 2–3: 6, 4–5: 3, 6–7: 1. What shape is this distribution?</w:t>
+      </w:r>
+    </w:p>
+    <w:p>
+      <w:pPr>
+        <w:spacing w:after="40"/>
+        <w:ind w:left="420"/>
+      </w:pPr>
+      <w:r>
+        <w:rPr>
+          <w:sz w:val="20"/>
+          <w:szCs w:val="20"/>
+        </w:rPr>
+        <w:t xml:space="preserve">A)  Perfectly symmetric</w:t>
+      </w:r>
+    </w:p>
+    <w:p>
+      <w:pPr>
+        <w:spacing w:after="40"/>
+        <w:ind w:left="420"/>
+      </w:pPr>
+      <w:r>
+        <w:rPr>
+          <w:sz w:val="20"/>
+          <w:szCs w:val="20"/>
+        </w:rPr>
+        <w:t xml:space="preserve">B)  Flat / uniform (all bars equal)</w:t>
+      </w:r>
+    </w:p>
+    <w:p>
+      <w:pPr>
+        <w:spacing w:after="40"/>
+        <w:ind w:left="420"/>
+      </w:pPr>
+      <w:r>
+        <w:rPr>
+          <w:sz w:val="20"/>
+          <w:szCs w:val="20"/>
+        </w:rPr>
+        <w:t xml:space="preserve">C)  Skewed right (most players low, tail toward high values)</w:t>
+      </w:r>
+    </w:p>
+    <w:p>
+      <w:pPr>
+        <w:spacing w:after="40"/>
+        <w:ind w:left="420"/>
+      </w:pPr>
+      <w:r>
+        <w:rPr>
+          <w:sz w:val="20"/>
+          <w:szCs w:val="20"/>
+        </w:rPr>
+        <w:t xml:space="preserve">D)  Skewed left (most players high, tail toward low values)</w:t>
+      </w:r>
+    </w:p>
+    <w:p>
+      <w:pPr>
+        <w:spacing w:after="20"/>
+      </w:pPr>
+      <w:r>
+        <w:t xml:space="preserve"/>
+      </w:r>
+    </w:p>
+    <w:tbl>
+      <w:tblPr>
+        <w:tblW w:type="pct" w:w="100%"/>
+        <w:tblBorders>
+          <w:top w:val="single" w:color="C7D2DD" w:sz="6"/>
+          <w:left w:val="single" w:color="C7D2DD" w:sz="6"/>
+          <w:bottom w:val="single" w:color="C7D2DD" w:sz="6"/>
+          <w:right w:val="single" w:color="C7D2DD" w:sz="6"/>
+          <w:insideH w:val="single" w:color="auto" w:sz="4"/>
+          <w:insideV w:val="single" w:color="auto" w:sz="4"/>
+        </w:tblBorders>
+      </w:tblPr>
+      <w:tblGrid>
+        <w:gridCol w:w="100"/>
+      </w:tblGrid>
+      <w:tr>
+        <w:tc>
+          <w:tcPr>
+            <w:shd w:fill="FBF3E2" w:color="auto" w:val="clear"/>
+            <w:tcMar>
+              <w:top w:type="dxa" w:w="60"/>
+              <w:left w:type="dxa" w:w="120"/>
+              <w:bottom w:type="dxa" w:w="60"/>
+              <w:right w:type="dxa" w:w="120"/>
+            </w:tcMar>
+          </w:tcPr>
+          <w:p>
+            <w:pPr>
+              <w:spacing w:after="0" w:line="320"/>
+            </w:pPr>
+            <w:r>
+              <w:t xml:space="preserve"/>
+            </w:r>
+          </w:p>
+          <w:p>
+            <w:pPr>
+              <w:spacing w:after="0" w:line="320"/>
+            </w:pPr>
+            <w:r>
+              <w:t xml:space="preserve"/>
+            </w:r>
+          </w:p>
+        </w:tc>
+      </w:tr>
+    </w:tbl>
+    <w:p>
+      <w:pPr>
+        <w:pStyle w:val="Heading2"/>
+        <w:spacing w:after="80" w:before="180"/>
+      </w:pPr>
+      <w:r>
+        <w:rPr>
+          <w:b/>
+          <w:bCs/>
+          <w:color w:val="12355B"/>
+          <w:sz w:val="24"/>
+          <w:szCs w:val="24"/>
+        </w:rPr>
+        <w:t xml:space="preserve">Level 2 Enrichment</w:t>
+      </w:r>
+      <w:r>
+        <w:rPr>
+          <w:i/>
+          <w:iCs/>
+          <w:color w:val="6B4FA0"/>
+          <w:sz w:val="19"/>
+          <w:szCs w:val="19"/>
+        </w:rPr>
+        <w:t xml:space="preserve">   stretch your thinking</w:t>
+      </w:r>
+    </w:p>
+    <w:p>
+      <w:pPr>
+        <w:keepNext/>
+        <w:spacing w:after="60" w:before="160"/>
+      </w:pPr>
+      <w:r>
+        <w:rPr>
+          <w:b/>
+          <w:bCs/>
+          <w:color w:val="12355B"/>
+          <w:sz w:val="22"/>
+          <w:szCs w:val="22"/>
+        </w:rPr>
+        <w:t xml:space="preserve">6.  </w:t>
+      </w:r>
+      <w:r>
+        <w:rPr>
+          <w:b/>
+          <w:bCs/>
+          <w:sz w:val="21"/>
+          <w:szCs w:val="21"/>
+        </w:rPr>
+        <w:t xml:space="preserve">A histogram of points-per-game has its tallest bars on the LEFT (low scores) and a long tail stretching RIGHT toward a few high scorers. How is this distribution described?</w:t>
+      </w:r>
+    </w:p>
+    <w:p>
+      <w:pPr>
+        <w:spacing w:after="40"/>
+        <w:ind w:left="420"/>
+      </w:pPr>
+      <w:r>
+        <w:rPr>
+          <w:sz w:val="20"/>
+          <w:szCs w:val="20"/>
+        </w:rPr>
+        <w:t xml:space="preserve">A)  Skewed left</w:t>
+      </w:r>
+    </w:p>
+    <w:p>
+      <w:pPr>
+        <w:spacing w:after="40"/>
+        <w:ind w:left="420"/>
+      </w:pPr>
+      <w:r>
+        <w:rPr>
+          <w:sz w:val="20"/>
+          <w:szCs w:val="20"/>
+        </w:rPr>
+        <w:t xml:space="preserve">B)  Symmetric</w:t>
+      </w:r>
+    </w:p>
+    <w:p>
+      <w:pPr>
+        <w:spacing w:after="40"/>
+        <w:ind w:left="420"/>
+      </w:pPr>
+      <w:r>
+        <w:rPr>
+          <w:sz w:val="20"/>
+          <w:szCs w:val="20"/>
+        </w:rPr>
+        <w:t xml:space="preserve">C)  Bimodal (two equal peaks)</w:t>
+      </w:r>
+    </w:p>
+    <w:p>
+      <w:pPr>
+        <w:spacing w:after="40"/>
+        <w:ind w:left="420"/>
+      </w:pPr>
+      <w:r>
+        <w:rPr>
+          <w:sz w:val="20"/>
+          <w:szCs w:val="20"/>
+        </w:rPr>
+        <w:t xml:space="preserve">D)  Skewed right</w:t>
+      </w:r>
+    </w:p>
+    <w:p>
+      <w:pPr>
+        <w:spacing w:after="20"/>
+      </w:pPr>
+      <w:r>
+        <w:t xml:space="preserve"/>
+      </w:r>
+    </w:p>
+    <w:tbl>
+      <w:tblPr>
+        <w:tblW w:type="pct" w:w="100%"/>
+        <w:tblBorders>
+          <w:top w:val="single" w:color="C7D2DD" w:sz="6"/>
+          <w:left w:val="single" w:color="C7D2DD" w:sz="6"/>
+          <w:bottom w:val="single" w:color="C7D2DD" w:sz="6"/>
+          <w:right w:val="single" w:color="C7D2DD" w:sz="6"/>
+          <w:insideH w:val="single" w:color="auto" w:sz="4"/>
+          <w:insideV w:val="single" w:color="auto" w:sz="4"/>
+        </w:tblBorders>
+      </w:tblPr>
+      <w:tblGrid>
+        <w:gridCol w:w="100"/>
+      </w:tblGrid>
+      <w:tr>
+        <w:tc>
+          <w:tcPr>
+            <w:shd w:fill="FBF3E2" w:color="auto" w:val="clear"/>
+            <w:tcMar>
+              <w:top w:type="dxa" w:w="60"/>
+              <w:left w:type="dxa" w:w="120"/>
+              <w:bottom w:type="dxa" w:w="60"/>
+              <w:right w:type="dxa" w:w="120"/>
+            </w:tcMar>
+          </w:tcPr>
+          <w:p>
+            <w:pPr>
+              <w:spacing w:after="0" w:line="320"/>
+            </w:pPr>
+            <w:r>
+              <w:t xml:space="preserve"/>
+            </w:r>
+          </w:p>
+          <w:p>
+            <w:pPr>
+              <w:spacing w:after="0" w:line="320"/>
+            </w:pPr>
+            <w:r>
+              <w:t xml:space="preserve"/>
+            </w:r>
+          </w:p>
+        </w:tc>
+      </w:tr>
+    </w:tbl>
+    <w:p>
+      <w:pPr>
         <w:pStyle w:val="Heading1"/>
         <w:pageBreakBefore/>
         <w:pBdr>
@@ -3197,7 +3359,7 @@
           <w:sz w:val="21"/>
           <w:szCs w:val="21"/>
         </w:rPr>
-        <w:t xml:space="preserve">A)  68–71 inches</w:t>
+        <w:t xml:space="preserve">A)  72–75 inches</w:t>
       </w:r>
     </w:p>
     <w:p>
@@ -3210,7 +3372,7 @@
           <w:sz w:val="21"/>
           <w:szCs w:val="21"/>
         </w:rPr>
-        <w:t xml:space="preserve">B)  64–67 inches</w:t>
+        <w:t xml:space="preserve">B)  60–63 inches</w:t>
       </w:r>
     </w:p>
     <w:p>
@@ -3223,7 +3385,7 @@
           <w:sz w:val="21"/>
           <w:szCs w:val="21"/>
         </w:rPr>
-        <w:t xml:space="preserve">C)  72–75 inches</w:t>
+        <w:t xml:space="preserve">C)  68–71 inches</w:t>
       </w:r>
     </w:p>
     <w:p>
@@ -3236,7 +3398,7 @@
           <w:sz w:val="21"/>
           <w:szCs w:val="21"/>
         </w:rPr>
-        <w:t xml:space="preserve">D)  60–63 inches</w:t>
+        <w:t xml:space="preserve">D)  64–67 inches</w:t>
       </w:r>
     </w:p>
     <w:p>

--- a/lessons/8-6/downloads/8-6-notes.docx
+++ b/lessons/8-6/downloads/8-6-notes.docx
@@ -1228,6 +1228,1302 @@
           <w:szCs w:val="22"/>
         </w:rPr>
         <w:t xml:space="preserve">How much the data values differ is the ___.</w:t>
+      </w:r>
+    </w:p>
+    <w:p>
+      <w:pPr>
+        <w:pStyle w:val="Heading1"/>
+        <w:pageBreakBefore/>
+        <w:pBdr>
+          <w:bottom w:val="single" w:color="1FA6A2" w:sz="14" w:space="6"/>
+        </w:pBdr>
+        <w:spacing w:after="140" w:before="0"/>
+      </w:pPr>
+      <w:r>
+        <w:rPr>
+          <w:b/>
+          <w:bCs/>
+          <w:color w:val="12355B"/>
+          <w:sz w:val="30"/>
+          <w:szCs w:val="30"/>
+        </w:rPr>
+        <w:t xml:space="preserve">Write About the Math</w:t>
+      </w:r>
+    </w:p>
+    <w:p>
+      <w:pPr>
+        <w:spacing w:after="100"/>
+      </w:pPr>
+      <w:r>
+        <w:rPr>
+          <w:i/>
+          <w:iCs/>
+          <w:color w:val="5F6F80"/>
+          <w:sz w:val="19"/>
+          <w:szCs w:val="19"/>
+        </w:rPr>
+        <w:t xml:space="preserve">Use the support level you need. Every level answers the same math question.</w:t>
+      </w:r>
+    </w:p>
+    <w:p>
+      <w:pPr>
+        <w:pStyle w:val="Heading2"/>
+        <w:spacing w:after="80" w:before="180"/>
+      </w:pPr>
+      <w:r>
+        <w:rPr>
+          <w:b/>
+          <w:bCs/>
+          <w:color w:val="12355B"/>
+          <w:sz w:val="24"/>
+          <w:szCs w:val="24"/>
+        </w:rPr>
+        <w:t xml:space="preserve">1. Understand the Question</w:t>
+      </w:r>
+      <w:r>
+        <w:rPr>
+          <w:i/>
+          <w:iCs/>
+          <w:color w:val="B97A12"/>
+          <w:sz w:val="19"/>
+          <w:szCs w:val="19"/>
+        </w:rPr>
+        <w:t xml:space="preserve">   explain</w:t>
+      </w:r>
+    </w:p>
+    <w:tbl>
+      <w:tblPr>
+        <w:tblW w:type="pct" w:w="100%"/>
+        <w:tblBorders>
+          <w:top w:val="single" w:color="1FA6A2" w:sz="8"/>
+          <w:left w:val="single" w:color="1FA6A2" w:sz="8"/>
+          <w:bottom w:val="single" w:color="1FA6A2" w:sz="8"/>
+          <w:right w:val="single" w:color="1FA6A2" w:sz="8"/>
+          <w:insideH w:val="single" w:color="auto" w:sz="4"/>
+          <w:insideV w:val="single" w:color="auto" w:sz="4"/>
+        </w:tblBorders>
+      </w:tblPr>
+      <w:tblGrid>
+        <w:gridCol w:w="100"/>
+      </w:tblGrid>
+      <w:tr>
+        <w:tc>
+          <w:tcPr>
+            <w:shd w:fill="E6F4F3" w:color="auto" w:val="clear"/>
+            <w:tcMar>
+              <w:top w:type="dxa" w:w="120"/>
+              <w:left w:type="dxa" w:w="180"/>
+              <w:bottom w:type="dxa" w:w="120"/>
+              <w:right w:type="dxa" w:w="180"/>
+            </w:tcMar>
+          </w:tcPr>
+          <w:p>
+            <w:pPr>
+              <w:spacing w:after="60"/>
+            </w:pPr>
+            <w:r>
+              <w:rPr>
+                <w:color w:val="1A2733"/>
+                <w:sz w:val="21"/>
+                <w:szCs w:val="21"/>
+              </w:rPr>
+              <w:t xml:space="preserve">As you build the frequency table with intervals of 10, what does the height of each bar in the histogram represent?</w:t>
+            </w:r>
+          </w:p>
+          <w:p>
+            <w:pPr>
+              <w:spacing w:after="0"/>
+            </w:pPr>
+            <w:r>
+              <w:rPr>
+                <w:b/>
+                <w:bCs/>
+                <w:color w:val="12355B"/>
+                <w:sz w:val="20"/>
+                <w:szCs w:val="20"/>
+              </w:rPr>
+              <w:t xml:space="preserve">Your job:  </w:t>
+            </w:r>
+            <w:r>
+              <w:rPr>
+                <w:sz w:val="20"/>
+                <w:szCs w:val="20"/>
+              </w:rPr>
+              <w:t xml:space="preserve">Answer the question. Use math evidence. Explain how the evidence proves your answer.</w:t>
+            </w:r>
+            <w:r>
+              <w:rPr>
+                <w:i/>
+                <w:iCs/>
+                <w:color w:val="5F6F80"/>
+                <w:sz w:val="18"/>
+                <w:szCs w:val="18"/>
+              </w:rPr>
+              <w:br/>
+              <w:t xml:space="preserve">Responde la pregunta. Usa evidencia matemática. Explica cómo la evidencia demuestra tu respuesta.</w:t>
+            </w:r>
+          </w:p>
+        </w:tc>
+      </w:tr>
+    </w:tbl>
+    <w:p>
+      <w:pPr>
+        <w:pStyle w:val="Heading2"/>
+        <w:spacing w:after="80" w:before="180"/>
+      </w:pPr>
+      <w:r>
+        <w:rPr>
+          <w:b/>
+          <w:bCs/>
+          <w:color w:val="12355B"/>
+          <w:sz w:val="24"/>
+          <w:szCs w:val="24"/>
+        </w:rPr>
+        <w:t xml:space="preserve">2. Plan Your Math Words</w:t>
+      </w:r>
+      <w:r>
+        <w:rPr>
+          <w:i/>
+          <w:iCs/>
+          <w:color w:val="1FA6A2"/>
+          <w:sz w:val="19"/>
+          <w:szCs w:val="19"/>
+        </w:rPr>
+        <w:t xml:space="preserve">   check at least two</w:t>
+      </w:r>
+    </w:p>
+    <w:p>
+      <w:pPr>
+        <w:spacing w:after="60"/>
+      </w:pPr>
+      <w:r>
+        <w:rPr>
+          <w:b/>
+          <w:bCs/>
+          <w:color w:val="1FA6A2"/>
+          <w:sz w:val="22"/>
+          <w:szCs w:val="22"/>
+        </w:rPr>
+        <w:t xml:space="preserve">☐  </w:t>
+      </w:r>
+      <w:r>
+        <w:rPr>
+          <w:b/>
+          <w:bCs/>
+          <w:color w:val="12355B"/>
+          <w:sz w:val="20"/>
+          <w:szCs w:val="20"/>
+        </w:rPr>
+        <w:t xml:space="preserve">Histogram — </w:t>
+      </w:r>
+      <w:r>
+        <w:rPr>
+          <w:sz w:val="20"/>
+          <w:szCs w:val="20"/>
+        </w:rPr>
+        <w:t xml:space="preserve">A bar graph that groups data into equal ranges. The bars touch.</w:t>
+      </w:r>
+      <w:r>
+        <w:rPr>
+          <w:i/>
+          <w:iCs/>
+          <w:color w:val="5F6F80"/>
+          <w:sz w:val="18"/>
+          <w:szCs w:val="18"/>
+        </w:rPr>
+        <w:br/>
+        <w:t xml:space="preserve">Histograma — Una gráfica de barras que agrupa datos en rangos iguales. Las barras se tocan.</w:t>
+      </w:r>
+    </w:p>
+    <w:p>
+      <w:pPr>
+        <w:spacing w:after="60"/>
+      </w:pPr>
+      <w:r>
+        <w:rPr>
+          <w:b/>
+          <w:bCs/>
+          <w:color w:val="1FA6A2"/>
+          <w:sz w:val="22"/>
+          <w:szCs w:val="22"/>
+        </w:rPr>
+        <w:t xml:space="preserve">☐  </w:t>
+      </w:r>
+      <w:r>
+        <w:rPr>
+          <w:b/>
+          <w:bCs/>
+          <w:color w:val="12355B"/>
+          <w:sz w:val="20"/>
+          <w:szCs w:val="20"/>
+        </w:rPr>
+        <w:t xml:space="preserve">Frequency — </w:t>
+      </w:r>
+      <w:r>
+        <w:rPr>
+          <w:sz w:val="20"/>
+          <w:szCs w:val="20"/>
+        </w:rPr>
+        <w:t xml:space="preserve">How many times a value shows up.</w:t>
+      </w:r>
+      <w:r>
+        <w:rPr>
+          <w:i/>
+          <w:iCs/>
+          <w:color w:val="5F6F80"/>
+          <w:sz w:val="18"/>
+          <w:szCs w:val="18"/>
+        </w:rPr>
+        <w:br/>
+        <w:t xml:space="preserve">Frecuencia — Cuántas veces aparece un valor.</w:t>
+      </w:r>
+    </w:p>
+    <w:p>
+      <w:pPr>
+        <w:spacing w:after="60"/>
+      </w:pPr>
+      <w:r>
+        <w:rPr>
+          <w:b/>
+          <w:bCs/>
+          <w:color w:val="1FA6A2"/>
+          <w:sz w:val="22"/>
+          <w:szCs w:val="22"/>
+        </w:rPr>
+        <w:t xml:space="preserve">☐  </w:t>
+      </w:r>
+      <w:r>
+        <w:rPr>
+          <w:b/>
+          <w:bCs/>
+          <w:color w:val="12355B"/>
+          <w:sz w:val="20"/>
+          <w:szCs w:val="20"/>
+        </w:rPr>
+        <w:t xml:space="preserve">Interval — </w:t>
+      </w:r>
+      <w:r>
+        <w:rPr>
+          <w:sz w:val="20"/>
+          <w:szCs w:val="20"/>
+        </w:rPr>
+        <w:t xml:space="preserve">A range of numbers used to group data.</w:t>
+      </w:r>
+      <w:r>
+        <w:rPr>
+          <w:i/>
+          <w:iCs/>
+          <w:color w:val="5F6F80"/>
+          <w:sz w:val="18"/>
+          <w:szCs w:val="18"/>
+        </w:rPr>
+        <w:br/>
+        <w:t xml:space="preserve">Intervalo — Un rango de números para agrupar datos.</w:t>
+      </w:r>
+    </w:p>
+    <w:p>
+      <w:pPr>
+        <w:spacing w:after="60"/>
+      </w:pPr>
+      <w:r>
+        <w:rPr>
+          <w:b/>
+          <w:bCs/>
+          <w:color w:val="1FA6A2"/>
+          <w:sz w:val="22"/>
+          <w:szCs w:val="22"/>
+        </w:rPr>
+        <w:t xml:space="preserve">☐  </w:t>
+      </w:r>
+      <w:r>
+        <w:rPr>
+          <w:b/>
+          <w:bCs/>
+          <w:color w:val="12355B"/>
+          <w:sz w:val="20"/>
+          <w:szCs w:val="20"/>
+        </w:rPr>
+        <w:t xml:space="preserve">Distribution — </w:t>
+      </w:r>
+      <w:r>
+        <w:rPr>
+          <w:sz w:val="20"/>
+          <w:szCs w:val="20"/>
+        </w:rPr>
+        <w:t xml:space="preserve">How the data is spread out.</w:t>
+      </w:r>
+      <w:r>
+        <w:rPr>
+          <w:i/>
+          <w:iCs/>
+          <w:color w:val="5F6F80"/>
+          <w:sz w:val="18"/>
+          <w:szCs w:val="18"/>
+        </w:rPr>
+        <w:br/>
+        <w:t xml:space="preserve">Distribución — Cómo están repartidos los datos.</w:t>
+      </w:r>
+    </w:p>
+    <w:p>
+      <w:pPr>
+        <w:spacing w:after="60"/>
+      </w:pPr>
+      <w:r>
+        <w:rPr>
+          <w:b/>
+          <w:bCs/>
+          <w:color w:val="1FA6A2"/>
+          <w:sz w:val="22"/>
+          <w:szCs w:val="22"/>
+        </w:rPr>
+        <w:t xml:space="preserve">☐  </w:t>
+      </w:r>
+      <w:r>
+        <w:rPr>
+          <w:b/>
+          <w:bCs/>
+          <w:color w:val="12355B"/>
+          <w:sz w:val="20"/>
+          <w:szCs w:val="20"/>
+        </w:rPr>
+        <w:t xml:space="preserve">Variability — </w:t>
+      </w:r>
+      <w:r>
+        <w:rPr>
+          <w:sz w:val="20"/>
+          <w:szCs w:val="20"/>
+        </w:rPr>
+        <w:t xml:space="preserve">How spread out the numbers are.</w:t>
+      </w:r>
+      <w:r>
+        <w:rPr>
+          <w:i/>
+          <w:iCs/>
+          <w:color w:val="5F6F80"/>
+          <w:sz w:val="18"/>
+          <w:szCs w:val="18"/>
+        </w:rPr>
+        <w:br/>
+        <w:t xml:space="preserve">Variabilidad — Qué tan separados están los números.</w:t>
+      </w:r>
+    </w:p>
+    <w:tbl>
+      <w:tblPr>
+        <w:tblW w:type="pct" w:w="100%"/>
+        <w:tblBorders>
+          <w:top w:val="single" w:color="1FA6A2" w:sz="8"/>
+          <w:left w:val="single" w:color="1FA6A2" w:sz="8"/>
+          <w:bottom w:val="single" w:color="1FA6A2" w:sz="8"/>
+          <w:right w:val="single" w:color="1FA6A2" w:sz="8"/>
+          <w:insideH w:val="single" w:color="auto" w:sz="4"/>
+          <w:insideV w:val="single" w:color="auto" w:sz="4"/>
+        </w:tblBorders>
+      </w:tblPr>
+      <w:tblGrid>
+        <w:gridCol w:w="100"/>
+      </w:tblGrid>
+      <w:tr>
+        <w:tc>
+          <w:tcPr>
+            <w:shd w:fill="F7FFFD" w:color="auto" w:val="clear"/>
+            <w:tcMar>
+              <w:top w:type="dxa" w:w="120"/>
+              <w:left w:type="dxa" w:w="180"/>
+              <w:bottom w:type="dxa" w:w="120"/>
+              <w:right w:type="dxa" w:w="180"/>
+            </w:tcMar>
+          </w:tcPr>
+          <w:p>
+            <w:pPr>
+              <w:spacing w:after="50"/>
+            </w:pPr>
+            <w:r>
+              <w:rPr>
+                <w:b/>
+                <w:bCs/>
+                <w:color w:val="1FA6A2"/>
+                <w:sz w:val="20"/>
+                <w:szCs w:val="20"/>
+              </w:rPr>
+              <w:t xml:space="preserve">Say it first:  </w:t>
+            </w:r>
+            <w:r>
+              <w:rPr>
+                <w:sz w:val="20"/>
+                <w:szCs w:val="20"/>
+              </w:rPr>
+              <w:t xml:space="preserve">Say your idea to a partner or quietly to yourself before you write.</w:t>
+            </w:r>
+          </w:p>
+          <w:p>
+            <w:pPr>
+              <w:spacing w:after="60"/>
+            </w:pPr>
+            <w:r>
+              <w:rPr>
+                <w:color w:val="1A2733"/>
+                <w:sz w:val="21"/>
+                <w:szCs w:val="21"/>
+              </w:rPr>
+              <w:t xml:space="preserve">The height of each bar shows the ___ of that interval.</w:t>
+            </w:r>
+            <w:r>
+              <w:rPr>
+                <w:i/>
+                <w:iCs/>
+                <w:color w:val="5F6F80"/>
+                <w:sz w:val="19"/>
+                <w:szCs w:val="19"/>
+              </w:rPr>
+              <w:br/>
+              <w:t xml:space="preserve">La altura de cada barra muestra la ___ de ese intervalo.</w:t>
+            </w:r>
+          </w:p>
+        </w:tc>
+      </w:tr>
+    </w:tbl>
+    <w:p>
+      <w:pPr>
+        <w:pStyle w:val="Heading2"/>
+        <w:spacing w:after="80" w:before="180"/>
+      </w:pPr>
+      <w:r>
+        <w:rPr>
+          <w:b/>
+          <w:bCs/>
+          <w:color w:val="12355B"/>
+          <w:sz w:val="24"/>
+          <w:szCs w:val="24"/>
+        </w:rPr>
+        <w:t xml:space="preserve">3. Build Your Explanation</w:t>
+      </w:r>
+      <w:r>
+        <w:rPr>
+          <w:i/>
+          <w:iCs/>
+          <w:color w:val="B97A12"/>
+          <w:sz w:val="19"/>
+          <w:szCs w:val="19"/>
+        </w:rPr>
+        <w:t xml:space="preserve">   choose your support</w:t>
+      </w:r>
+    </w:p>
+    <w:tbl>
+      <w:tblPr>
+        <w:tblW w:type="pct" w:w="100%"/>
+        <w:tblBorders>
+          <w:top w:val="single" w:color="BBD0DE" w:sz="8"/>
+          <w:left w:val="single" w:color="BBD0DE" w:sz="8"/>
+          <w:bottom w:val="single" w:color="BBD0DE" w:sz="8"/>
+          <w:right w:val="single" w:color="BBD0DE" w:sz="8"/>
+          <w:insideH w:val="single" w:color="auto" w:sz="4"/>
+          <w:insideV w:val="single" w:color="auto" w:sz="4"/>
+        </w:tblBorders>
+      </w:tblPr>
+      <w:tblGrid>
+        <w:gridCol w:w="100"/>
+      </w:tblGrid>
+      <w:tr>
+        <w:tc>
+          <w:tcPr>
+            <w:shd w:fill="EEF4F8" w:color="auto" w:val="clear"/>
+            <w:tcMar>
+              <w:top w:type="dxa" w:w="120"/>
+              <w:left w:type="dxa" w:w="180"/>
+              <w:bottom w:type="dxa" w:w="120"/>
+              <w:right w:type="dxa" w:w="180"/>
+            </w:tcMar>
+          </w:tcPr>
+          <w:p>
+            <w:pPr>
+              <w:spacing w:after="50"/>
+            </w:pPr>
+            <w:r>
+              <w:rPr>
+                <w:i/>
+                <w:iCs/>
+                <w:color w:val="5F6F80"/>
+                <w:sz w:val="19"/>
+                <w:szCs w:val="19"/>
+              </w:rPr>
+              <w:t xml:space="preserve">This model shows the parts of an explanation. It does not answer your writing question.</w:t>
+            </w:r>
+          </w:p>
+          <w:p>
+            <w:pPr>
+              <w:spacing w:after="80"/>
+            </w:pPr>
+            <w:r>
+              <w:rPr>
+                <w:b/>
+                <w:bCs/>
+                <w:color w:val="12355B"/>
+                <w:sz w:val="19"/>
+                <w:szCs w:val="19"/>
+              </w:rPr>
+              <w:t xml:space="preserve">Claim:  </w:t>
+            </w:r>
+            <w:r>
+              <w:rPr>
+                <w:sz w:val="19"/>
+                <w:szCs w:val="19"/>
+              </w:rPr>
+              <w:t xml:space="preserve">A histogram groups data into equal intervals so large data sets become readable.</w:t>
+            </w:r>
+          </w:p>
+          <w:p>
+            <w:pPr>
+              <w:spacing w:after="80"/>
+            </w:pPr>
+            <w:r>
+              <w:rPr>
+                <w:b/>
+                <w:bCs/>
+                <w:color w:val="12355B"/>
+                <w:sz w:val="19"/>
+                <w:szCs w:val="19"/>
+              </w:rPr>
+              <w:t xml:space="preserve">Evidence:  </w:t>
+            </w:r>
+            <w:r>
+              <w:rPr>
+                <w:sz w:val="19"/>
+                <w:szCs w:val="19"/>
+              </w:rPr>
+              <w:t xml:space="preserve">Students explain grouping into intervals makes 30 values readable and that each bar's height is the frequency for that interval.</w:t>
+            </w:r>
+          </w:p>
+          <w:p>
+            <w:pPr>
+              <w:spacing w:after="80"/>
+            </w:pPr>
+            <w:r>
+              <w:rPr>
+                <w:b/>
+                <w:bCs/>
+                <w:color w:val="12355B"/>
+                <w:sz w:val="19"/>
+                <w:szCs w:val="19"/>
+              </w:rPr>
+              <w:t xml:space="preserve">Reasoning:  </w:t>
+            </w:r>
+            <w:r>
+              <w:rPr>
+                <w:sz w:val="19"/>
+                <w:szCs w:val="19"/>
+              </w:rPr>
+              <w:t xml:space="preserve">This evidence connects the definition of histogram to the mathematical claim.</w:t>
+            </w:r>
+          </w:p>
+        </w:tc>
+      </w:tr>
+    </w:tbl>
+    <w:p>
+      <w:pPr>
+        <w:pStyle w:val="Heading2"/>
+        <w:spacing w:after="80" w:before="180"/>
+      </w:pPr>
+      <w:r>
+        <w:rPr>
+          <w:b/>
+          <w:bCs/>
+          <w:color w:val="12355B"/>
+          <w:sz w:val="24"/>
+          <w:szCs w:val="24"/>
+        </w:rPr>
+        <w:t xml:space="preserve">Start</w:t>
+      </w:r>
+      <w:r>
+        <w:rPr>
+          <w:i/>
+          <w:iCs/>
+          <w:color w:val="1FA6A2"/>
+          <w:sz w:val="19"/>
+          <w:szCs w:val="19"/>
+        </w:rPr>
+        <w:t xml:space="preserve">   Most language support</w:t>
+      </w:r>
+    </w:p>
+    <w:p>
+      <w:pPr>
+        <w:spacing w:after="60"/>
+      </w:pPr>
+      <w:r>
+        <w:rPr>
+          <w:color w:val="1A2733"/>
+          <w:sz w:val="21"/>
+          <w:szCs w:val="21"/>
+        </w:rPr>
+        <w:t xml:space="preserve">Complete the frames. Use the word bank.</w:t>
+      </w:r>
+      <w:r>
+        <w:rPr>
+          <w:i/>
+          <w:iCs/>
+          <w:color w:val="5F6F80"/>
+          <w:sz w:val="19"/>
+          <w:szCs w:val="19"/>
+        </w:rPr>
+        <w:br/>
+        <w:t xml:space="preserve">Completa las oraciones. Usa el banco de palabras.</w:t>
+      </w:r>
+    </w:p>
+    <w:p>
+      <w:pPr>
+        <w:spacing w:after="60"/>
+      </w:pPr>
+      <w:r>
+        <w:rPr>
+          <w:color w:val="1A2733"/>
+          <w:sz w:val="21"/>
+          <w:szCs w:val="21"/>
+        </w:rPr>
+        <w:t xml:space="preserve">The height of each bar shows the ___ of that interval.</w:t>
+      </w:r>
+      <w:r>
+        <w:rPr>
+          <w:i/>
+          <w:iCs/>
+          <w:color w:val="5F6F80"/>
+          <w:sz w:val="19"/>
+          <w:szCs w:val="19"/>
+        </w:rPr>
+        <w:br/>
+        <w:t xml:space="preserve">La altura de cada barra muestra la ___ de ese intervalo.</w:t>
+      </w:r>
+    </w:p>
+    <w:p>
+      <w:pPr>
+        <w:spacing w:after="60"/>
+      </w:pPr>
+      <w:r>
+        <w:rPr>
+          <w:color w:val="1A2733"/>
+          <w:sz w:val="21"/>
+          <w:szCs w:val="21"/>
+        </w:rPr>
+        <w:t xml:space="preserve">The tallest bar is the interval where ___.</w:t>
+      </w:r>
+      <w:r>
+        <w:rPr>
+          <w:i/>
+          <w:iCs/>
+          <w:color w:val="5F6F80"/>
+          <w:sz w:val="19"/>
+          <w:szCs w:val="19"/>
+        </w:rPr>
+        <w:br/>
+        <w:t xml:space="preserve">La barra más alta es el intervalo donde ___.</w:t>
+      </w:r>
+    </w:p>
+    <w:tbl>
+      <w:tblPr>
+        <w:tblW w:type="pct" w:w="100%"/>
+        <w:tblBorders>
+          <w:top w:val="single" w:color="C7D2DD" w:sz="6"/>
+          <w:left w:val="single" w:color="C7D2DD" w:sz="6"/>
+          <w:bottom w:val="single" w:color="C7D2DD" w:sz="6"/>
+          <w:right w:val="single" w:color="C7D2DD" w:sz="6"/>
+          <w:insideH w:val="single" w:color="auto" w:sz="4"/>
+          <w:insideV w:val="single" w:color="auto" w:sz="4"/>
+        </w:tblBorders>
+      </w:tblPr>
+      <w:tblGrid>
+        <w:gridCol w:w="100"/>
+      </w:tblGrid>
+      <w:tr>
+        <w:tc>
+          <w:tcPr>
+            <w:shd w:fill="FBF3E2" w:color="auto" w:val="clear"/>
+            <w:tcMar>
+              <w:top w:type="dxa" w:w="60"/>
+              <w:left w:type="dxa" w:w="120"/>
+              <w:bottom w:type="dxa" w:w="60"/>
+              <w:right w:type="dxa" w:w="120"/>
+            </w:tcMar>
+          </w:tcPr>
+          <w:p>
+            <w:pPr>
+              <w:spacing w:after="0" w:line="320"/>
+            </w:pPr>
+            <w:r>
+              <w:t xml:space="preserve"/>
+            </w:r>
+          </w:p>
+          <w:p>
+            <w:pPr>
+              <w:spacing w:after="0" w:line="320"/>
+            </w:pPr>
+            <w:r>
+              <w:t xml:space="preserve"/>
+            </w:r>
+          </w:p>
+          <w:p>
+            <w:pPr>
+              <w:spacing w:after="0" w:line="320"/>
+            </w:pPr>
+            <w:r>
+              <w:t xml:space="preserve"/>
+            </w:r>
+          </w:p>
+        </w:tc>
+      </w:tr>
+    </w:tbl>
+    <w:p>
+      <w:pPr>
+        <w:pStyle w:val="Heading2"/>
+        <w:spacing w:after="80" w:before="180"/>
+      </w:pPr>
+      <w:r>
+        <w:rPr>
+          <w:b/>
+          <w:bCs/>
+          <w:color w:val="12355B"/>
+          <w:sz w:val="24"/>
+          <w:szCs w:val="24"/>
+        </w:rPr>
+        <w:t xml:space="preserve">Build</w:t>
+      </w:r>
+      <w:r>
+        <w:rPr>
+          <w:i/>
+          <w:iCs/>
+          <w:color w:val="B97A12"/>
+          <w:sz w:val="19"/>
+          <w:szCs w:val="19"/>
+        </w:rPr>
+        <w:t xml:space="preserve">   Some language support</w:t>
+      </w:r>
+    </w:p>
+    <w:p>
+      <w:pPr>
+        <w:spacing w:after="60"/>
+      </w:pPr>
+      <w:r>
+        <w:rPr>
+          <w:color w:val="1A2733"/>
+          <w:sz w:val="21"/>
+          <w:szCs w:val="21"/>
+        </w:rPr>
+        <w:t xml:space="preserve">Write two connected sentences. Use because, so, or but.</w:t>
+      </w:r>
+      <w:r>
+        <w:rPr>
+          <w:i/>
+          <w:iCs/>
+          <w:color w:val="5F6F80"/>
+          <w:sz w:val="19"/>
+          <w:szCs w:val="19"/>
+        </w:rPr>
+        <w:br/>
+        <w:t xml:space="preserve">Escribe dos oraciones conectadas. Usa porque, entonces o pero.</w:t>
+      </w:r>
+    </w:p>
+    <w:p>
+      <w:pPr>
+        <w:spacing w:after="60"/>
+      </w:pPr>
+      <w:r>
+        <w:rPr>
+          <w:color w:val="1A2733"/>
+          <w:sz w:val="21"/>
+          <w:szCs w:val="21"/>
+        </w:rPr>
+        <w:t xml:space="preserve">My claim is ___.</w:t>
+      </w:r>
+      <w:r>
+        <w:rPr>
+          <w:i/>
+          <w:iCs/>
+          <w:color w:val="5F6F80"/>
+          <w:sz w:val="19"/>
+          <w:szCs w:val="19"/>
+        </w:rPr>
+        <w:br/>
+        <w:t xml:space="preserve">Mi afirmación es ___.</w:t>
+      </w:r>
+    </w:p>
+    <w:p>
+      <w:pPr>
+        <w:spacing w:after="60"/>
+      </w:pPr>
+      <w:r>
+        <w:rPr>
+          <w:color w:val="1A2733"/>
+          <w:sz w:val="21"/>
+          <w:szCs w:val="21"/>
+        </w:rPr>
+        <w:t xml:space="preserve">I know because ___.</w:t>
+      </w:r>
+      <w:r>
+        <w:rPr>
+          <w:i/>
+          <w:iCs/>
+          <w:color w:val="5F6F80"/>
+          <w:sz w:val="19"/>
+          <w:szCs w:val="19"/>
+        </w:rPr>
+        <w:br/>
+        <w:t xml:space="preserve">Lo sé porque ___.</w:t>
+      </w:r>
+    </w:p>
+    <w:p>
+      <w:pPr>
+        <w:spacing w:after="60"/>
+      </w:pPr>
+      <w:r>
+        <w:rPr>
+          <w:color w:val="1A2733"/>
+          <w:sz w:val="21"/>
+          <w:szCs w:val="21"/>
+        </w:rPr>
+        <w:t xml:space="preserve">So ___.</w:t>
+      </w:r>
+      <w:r>
+        <w:rPr>
+          <w:i/>
+          <w:iCs/>
+          <w:color w:val="5F6F80"/>
+          <w:sz w:val="19"/>
+          <w:szCs w:val="19"/>
+        </w:rPr>
+        <w:br/>
+        <w:t xml:space="preserve">Entonces ___.</w:t>
+      </w:r>
+    </w:p>
+    <w:tbl>
+      <w:tblPr>
+        <w:tblW w:type="pct" w:w="100%"/>
+        <w:tblBorders>
+          <w:top w:val="single" w:color="C7D2DD" w:sz="6"/>
+          <w:left w:val="single" w:color="C7D2DD" w:sz="6"/>
+          <w:bottom w:val="single" w:color="C7D2DD" w:sz="6"/>
+          <w:right w:val="single" w:color="C7D2DD" w:sz="6"/>
+          <w:insideH w:val="single" w:color="auto" w:sz="4"/>
+          <w:insideV w:val="single" w:color="auto" w:sz="4"/>
+        </w:tblBorders>
+      </w:tblPr>
+      <w:tblGrid>
+        <w:gridCol w:w="100"/>
+      </w:tblGrid>
+      <w:tr>
+        <w:tc>
+          <w:tcPr>
+            <w:shd w:fill="FBF3E2" w:color="auto" w:val="clear"/>
+            <w:tcMar>
+              <w:top w:type="dxa" w:w="60"/>
+              <w:left w:type="dxa" w:w="120"/>
+              <w:bottom w:type="dxa" w:w="60"/>
+              <w:right w:type="dxa" w:w="120"/>
+            </w:tcMar>
+          </w:tcPr>
+          <w:p>
+            <w:pPr>
+              <w:spacing w:after="0" w:line="320"/>
+            </w:pPr>
+            <w:r>
+              <w:t xml:space="preserve"/>
+            </w:r>
+          </w:p>
+          <w:p>
+            <w:pPr>
+              <w:spacing w:after="0" w:line="320"/>
+            </w:pPr>
+            <w:r>
+              <w:t xml:space="preserve"/>
+            </w:r>
+          </w:p>
+          <w:p>
+            <w:pPr>
+              <w:spacing w:after="0" w:line="320"/>
+            </w:pPr>
+            <w:r>
+              <w:t xml:space="preserve"/>
+            </w:r>
+          </w:p>
+        </w:tc>
+      </w:tr>
+    </w:tbl>
+    <w:p>
+      <w:pPr>
+        <w:pStyle w:val="Heading2"/>
+        <w:spacing w:after="80" w:before="180"/>
+      </w:pPr>
+      <w:r>
+        <w:rPr>
+          <w:b/>
+          <w:bCs/>
+          <w:color w:val="12355B"/>
+          <w:sz w:val="24"/>
+          <w:szCs w:val="24"/>
+        </w:rPr>
+        <w:t xml:space="preserve">Explain</w:t>
+      </w:r>
+      <w:r>
+        <w:rPr>
+          <w:i/>
+          <w:iCs/>
+          <w:color w:val="B97A12"/>
+          <w:sz w:val="19"/>
+          <w:szCs w:val="19"/>
+        </w:rPr>
+        <w:t xml:space="preserve">   Light language support</w:t>
+      </w:r>
+    </w:p>
+    <w:p>
+      <w:pPr>
+        <w:spacing w:after="60"/>
+      </w:pPr>
+      <w:r>
+        <w:rPr>
+          <w:color w:val="1A2733"/>
+          <w:sz w:val="21"/>
+          <w:szCs w:val="21"/>
+        </w:rPr>
+        <w:t xml:space="preserve">Write a claim, give math evidence, and explain your reasoning.</w:t>
+      </w:r>
+      <w:r>
+        <w:rPr>
+          <w:i/>
+          <w:iCs/>
+          <w:color w:val="5F6F80"/>
+          <w:sz w:val="19"/>
+          <w:szCs w:val="19"/>
+        </w:rPr>
+        <w:br/>
+        <w:t xml:space="preserve">Escribe una afirmación, da evidencia matemática y explica tu razonamiento.</w:t>
+      </w:r>
+    </w:p>
+    <w:p>
+      <w:pPr>
+        <w:spacing w:after="60"/>
+      </w:pPr>
+      <w:r>
+        <w:rPr>
+          <w:color w:val="1A2733"/>
+          <w:sz w:val="21"/>
+          <w:szCs w:val="21"/>
+        </w:rPr>
+        <w:t xml:space="preserve">My claim is ___.</w:t>
+      </w:r>
+      <w:r>
+        <w:rPr>
+          <w:i/>
+          <w:iCs/>
+          <w:color w:val="5F6F80"/>
+          <w:sz w:val="19"/>
+          <w:szCs w:val="19"/>
+        </w:rPr>
+        <w:br/>
+        <w:t xml:space="preserve">Mi afirmación es ___.</w:t>
+      </w:r>
+    </w:p>
+    <w:p>
+      <w:pPr>
+        <w:spacing w:after="60"/>
+      </w:pPr>
+      <w:r>
+        <w:rPr>
+          <w:color w:val="1A2733"/>
+          <w:sz w:val="21"/>
+          <w:szCs w:val="21"/>
+        </w:rPr>
+        <w:t xml:space="preserve">My math evidence is ___.</w:t>
+      </w:r>
+      <w:r>
+        <w:rPr>
+          <w:i/>
+          <w:iCs/>
+          <w:color w:val="5F6F80"/>
+          <w:sz w:val="19"/>
+          <w:szCs w:val="19"/>
+        </w:rPr>
+        <w:br/>
+        <w:t xml:space="preserve">Mi evidencia matemática es ___.</w:t>
+      </w:r>
+    </w:p>
+    <w:p>
+      <w:pPr>
+        <w:spacing w:after="60"/>
+      </w:pPr>
+      <w:r>
+        <w:rPr>
+          <w:color w:val="1A2733"/>
+          <w:sz w:val="21"/>
+          <w:szCs w:val="21"/>
+        </w:rPr>
+        <w:t xml:space="preserve">This proves ___ because ___.</w:t>
+      </w:r>
+      <w:r>
+        <w:rPr>
+          <w:i/>
+          <w:iCs/>
+          <w:color w:val="5F6F80"/>
+          <w:sz w:val="19"/>
+          <w:szCs w:val="19"/>
+        </w:rPr>
+        <w:br/>
+        <w:t xml:space="preserve">Esto demuestra ___ porque ___.</w:t>
+      </w:r>
+    </w:p>
+    <w:tbl>
+      <w:tblPr>
+        <w:tblW w:type="pct" w:w="100%"/>
+        <w:tblBorders>
+          <w:top w:val="single" w:color="C7D2DD" w:sz="6"/>
+          <w:left w:val="single" w:color="C7D2DD" w:sz="6"/>
+          <w:bottom w:val="single" w:color="C7D2DD" w:sz="6"/>
+          <w:right w:val="single" w:color="C7D2DD" w:sz="6"/>
+          <w:insideH w:val="single" w:color="auto" w:sz="4"/>
+          <w:insideV w:val="single" w:color="auto" w:sz="4"/>
+        </w:tblBorders>
+      </w:tblPr>
+      <w:tblGrid>
+        <w:gridCol w:w="100"/>
+      </w:tblGrid>
+      <w:tr>
+        <w:tc>
+          <w:tcPr>
+            <w:shd w:fill="FBF3E2" w:color="auto" w:val="clear"/>
+            <w:tcMar>
+              <w:top w:type="dxa" w:w="60"/>
+              <w:left w:type="dxa" w:w="120"/>
+              <w:bottom w:type="dxa" w:w="60"/>
+              <w:right w:type="dxa" w:w="120"/>
+            </w:tcMar>
+          </w:tcPr>
+          <w:p>
+            <w:pPr>
+              <w:spacing w:after="0" w:line="320"/>
+            </w:pPr>
+            <w:r>
+              <w:t xml:space="preserve"/>
+            </w:r>
+          </w:p>
+          <w:p>
+            <w:pPr>
+              <w:spacing w:after="0" w:line="320"/>
+            </w:pPr>
+            <w:r>
+              <w:t xml:space="preserve"/>
+            </w:r>
+          </w:p>
+          <w:p>
+            <w:pPr>
+              <w:spacing w:after="0" w:line="320"/>
+            </w:pPr>
+            <w:r>
+              <w:t xml:space="preserve"/>
+            </w:r>
+          </w:p>
+          <w:p>
+            <w:pPr>
+              <w:spacing w:after="0" w:line="320"/>
+            </w:pPr>
+            <w:r>
+              <w:t xml:space="preserve"/>
+            </w:r>
+          </w:p>
+          <w:p>
+            <w:pPr>
+              <w:spacing w:after="0" w:line="320"/>
+            </w:pPr>
+            <w:r>
+              <w:t xml:space="preserve"/>
+            </w:r>
+          </w:p>
+        </w:tc>
+      </w:tr>
+    </w:tbl>
+    <w:p>
+      <w:pPr>
+        <w:pStyle w:val="Heading2"/>
+        <w:spacing w:after="80" w:before="180"/>
+      </w:pPr>
+      <w:r>
+        <w:rPr>
+          <w:b/>
+          <w:bCs/>
+          <w:color w:val="12355B"/>
+          <w:sz w:val="24"/>
+          <w:szCs w:val="24"/>
+        </w:rPr>
+        <w:t xml:space="preserve">4. Check Your Explanation</w:t>
+      </w:r>
+      <w:r>
+        <w:rPr>
+          <w:i/>
+          <w:iCs/>
+          <w:color w:val="1FA6A2"/>
+          <w:sz w:val="19"/>
+          <w:szCs w:val="19"/>
+        </w:rPr>
+        <w:t xml:space="preserve">   five quick checks</w:t>
+      </w:r>
+    </w:p>
+    <w:p>
+      <w:pPr>
+        <w:spacing w:after="80"/>
+      </w:pPr>
+      <w:r>
+        <w:rPr>
+          <w:b/>
+          <w:bCs/>
+          <w:color w:val="1FA6A2"/>
+          <w:sz w:val="22"/>
+          <w:szCs w:val="22"/>
+        </w:rPr>
+        <w:t xml:space="preserve">☐  </w:t>
+      </w:r>
+      <w:r>
+        <w:rPr>
+          <w:sz w:val="20"/>
+          <w:szCs w:val="20"/>
+        </w:rPr>
+        <w:t xml:space="preserve">I answered the question.</w:t>
+      </w:r>
+      <w:r>
+        <w:rPr>
+          <w:i/>
+          <w:iCs/>
+          <w:color w:val="5F6F80"/>
+          <w:sz w:val="18"/>
+          <w:szCs w:val="18"/>
+        </w:rPr>
+        <w:br/>
+        <w:t xml:space="preserve">Respondí la pregunta.</w:t>
+      </w:r>
+    </w:p>
+    <w:p>
+      <w:pPr>
+        <w:spacing w:after="80"/>
+      </w:pPr>
+      <w:r>
+        <w:rPr>
+          <w:b/>
+          <w:bCs/>
+          <w:color w:val="1FA6A2"/>
+          <w:sz w:val="22"/>
+          <w:szCs w:val="22"/>
+        </w:rPr>
+        <w:t xml:space="preserve">☐  </w:t>
+      </w:r>
+      <w:r>
+        <w:rPr>
+          <w:sz w:val="20"/>
+          <w:szCs w:val="20"/>
+        </w:rPr>
+        <w:t xml:space="preserve">I used math evidence: numbers, an equation, a model, or a comparison.</w:t>
+      </w:r>
+      <w:r>
+        <w:rPr>
+          <w:i/>
+          <w:iCs/>
+          <w:color w:val="5F6F80"/>
+          <w:sz w:val="18"/>
+          <w:szCs w:val="18"/>
+        </w:rPr>
+        <w:br/>
+        <w:t xml:space="preserve">Usé evidencia matemática: números, una ecuación, un modelo o una comparación.</w:t>
+      </w:r>
+    </w:p>
+    <w:p>
+      <w:pPr>
+        <w:spacing w:after="80"/>
+      </w:pPr>
+      <w:r>
+        <w:rPr>
+          <w:b/>
+          <w:bCs/>
+          <w:color w:val="1FA6A2"/>
+          <w:sz w:val="22"/>
+          <w:szCs w:val="22"/>
+        </w:rPr>
+        <w:t xml:space="preserve">☐  </w:t>
+      </w:r>
+      <w:r>
+        <w:rPr>
+          <w:sz w:val="20"/>
+          <w:szCs w:val="20"/>
+        </w:rPr>
+        <w:t xml:space="preserve">I explained how the evidence proves my answer.</w:t>
+      </w:r>
+      <w:r>
+        <w:rPr>
+          <w:i/>
+          <w:iCs/>
+          <w:color w:val="5F6F80"/>
+          <w:sz w:val="18"/>
+          <w:szCs w:val="18"/>
+        </w:rPr>
+        <w:br/>
+        <w:t xml:space="preserve">Expliqué cómo la evidencia demuestra mi respuesta.</w:t>
+      </w:r>
+    </w:p>
+    <w:p>
+      <w:pPr>
+        <w:spacing w:after="80"/>
+      </w:pPr>
+      <w:r>
+        <w:rPr>
+          <w:b/>
+          <w:bCs/>
+          <w:color w:val="1FA6A2"/>
+          <w:sz w:val="22"/>
+          <w:szCs w:val="22"/>
+        </w:rPr>
+        <w:t xml:space="preserve">☐  </w:t>
+      </w:r>
+      <w:r>
+        <w:rPr>
+          <w:sz w:val="20"/>
+          <w:szCs w:val="20"/>
+        </w:rPr>
+        <w:t xml:space="preserve">I used at least two math words.</w:t>
+      </w:r>
+      <w:r>
+        <w:rPr>
+          <w:i/>
+          <w:iCs/>
+          <w:color w:val="5F6F80"/>
+          <w:sz w:val="18"/>
+          <w:szCs w:val="18"/>
+        </w:rPr>
+        <w:br/>
+        <w:t xml:space="preserve">Usé por lo menos dos palabras matemáticas.</w:t>
+      </w:r>
+    </w:p>
+    <w:p>
+      <w:pPr>
+        <w:spacing w:after="80"/>
+      </w:pPr>
+      <w:r>
+        <w:rPr>
+          <w:b/>
+          <w:bCs/>
+          <w:color w:val="1FA6A2"/>
+          <w:sz w:val="22"/>
+          <w:szCs w:val="22"/>
+        </w:rPr>
+        <w:t xml:space="preserve">☐  </w:t>
+      </w:r>
+      <w:r>
+        <w:rPr>
+          <w:sz w:val="20"/>
+          <w:szCs w:val="20"/>
+        </w:rPr>
+        <w:t xml:space="preserve">I reread complete sentences and punctuation.</w:t>
+      </w:r>
+      <w:r>
+        <w:rPr>
+          <w:i/>
+          <w:iCs/>
+          <w:color w:val="5F6F80"/>
+          <w:sz w:val="18"/>
+          <w:szCs w:val="18"/>
+        </w:rPr>
+        <w:br/>
+        <w:t xml:space="preserve">Volví a leer mis oraciones completas y la puntuación.</w:t>
       </w:r>
     </w:p>
     <w:p>

--- a/lessons/8-6/downloads/8-6-notes.docx
+++ b/lessons/8-6/downloads/8-6-notes.docx
@@ -1447,7 +1447,7 @@
           <w:sz w:val="22"/>
           <w:szCs w:val="22"/>
         </w:rPr>
-        <w:t xml:space="preserve">__________  —  Isolate the variable, then show the complete solution set on a number line.</w:t>
+        <w:t xml:space="preserve">Isolate the variable first, then show the whole ___ ___ on a number line.</w:t>
       </w:r>
     </w:p>
     <w:p>

--- a/lessons/8-6/downloads/8-6-notes.docx
+++ b/lessons/8-6/downloads/8-6-notes.docx
@@ -219,10 +219,12 @@
     <w:p>
       <w:pPr>
         <w:pStyle w:val="Heading1"/>
+        <w:keepNext/>
+        <w:keepLines/>
         <w:pBdr>
           <w:bottom w:val="single" w:color="1FA6A2" w:sz="14" w:space="6"/>
         </w:pBdr>
-        <w:spacing w:after="140" w:before="260"/>
+        <w:spacing w:after="140" w:before="300"/>
       </w:pPr>
       <w:r>
         <w:rPr>
@@ -1331,10 +1333,12 @@
     <w:p>
       <w:pPr>
         <w:pStyle w:val="Heading1"/>
+        <w:keepNext/>
+        <w:keepLines/>
         <w:pBdr>
           <w:bottom w:val="single" w:color="1FA6A2" w:sz="14" w:space="6"/>
         </w:pBdr>
-        <w:spacing w:after="140" w:before="260"/>
+        <w:spacing w:after="140" w:before="300"/>
       </w:pPr>
       <w:r>
         <w:rPr>
@@ -1430,7 +1434,8 @@
     </w:p>
     <w:p>
       <w:pPr>
-        <w:spacing w:after="120" w:before="80"/>
+        <w:keepLines/>
+        <w:spacing w:after="260" w:before="200"/>
       </w:pPr>
       <w:r>
         <w:rPr>
@@ -1447,56 +1452,41 @@
           <w:sz w:val="22"/>
           <w:szCs w:val="22"/>
         </w:rPr>
-        <w:t xml:space="preserve">Isolate the variable first, then show the whole ___ ___ on a number line.</w:t>
-      </w:r>
-    </w:p>
-    <w:p>
-      <w:pPr>
-        <w:spacing w:after="120" w:before="80"/>
-      </w:pPr>
-      <w:r>
-        <w:rPr>
-          <w:b/>
-          <w:bCs/>
-          <w:color w:val="12355B"/>
+        <w:t xml:space="preserve">Isolate the variable first, then show the whole </w:t>
+      </w:r>
+      <w:r>
+        <w:rPr>
           <w:sz w:val="22"/>
           <w:szCs w:val="22"/>
         </w:rPr>
-        <w:t xml:space="preserve">2.  </w:t>
+        <w:t xml:space="preserve">________________</w:t>
       </w:r>
       <w:r>
         <w:rPr>
           <w:sz w:val="22"/>
           <w:szCs w:val="22"/>
         </w:rPr>
-        <w:t xml:space="preserve">To find all the values that make an inequality true is to ___ it.</w:t>
-      </w:r>
-    </w:p>
-    <w:p>
-      <w:pPr>
-        <w:spacing w:after="120" w:before="80"/>
-      </w:pPr>
-      <w:r>
-        <w:rPr>
-          <w:b/>
-          <w:bCs/>
-          <w:color w:val="12355B"/>
+        <w:t xml:space="preserve"> </w:t>
+      </w:r>
+      <w:r>
+        <w:rPr>
           <w:sz w:val="22"/>
           <w:szCs w:val="22"/>
         </w:rPr>
-        <w:t xml:space="preserve">3.  </w:t>
+        <w:t xml:space="preserve">________________</w:t>
       </w:r>
       <w:r>
         <w:rPr>
           <w:sz w:val="22"/>
           <w:szCs w:val="22"/>
         </w:rPr>
-        <w:t xml:space="preserve">To show the solutions on a number line is to ___ them.</w:t>
-      </w:r>
-    </w:p>
-    <w:p>
-      <w:pPr>
-        <w:spacing w:after="120" w:before="80"/>
+        <w:t xml:space="preserve"> on a number line.</w:t>
+      </w:r>
+    </w:p>
+    <w:p>
+      <w:pPr>
+        <w:keepLines/>
+        <w:spacing w:after="260" w:before="200"/>
       </w:pPr>
       <w:r>
         <w:rPr>
@@ -1506,41 +1496,34 @@
           <w:sz w:val="22"/>
           <w:szCs w:val="22"/>
         </w:rPr>
-        <w:t xml:space="preserve">4.  </w:t>
+        <w:t xml:space="preserve">2.  </w:t>
       </w:r>
       <w:r>
         <w:rPr>
           <w:sz w:val="22"/>
           <w:szCs w:val="22"/>
         </w:rPr>
-        <w:t xml:space="preserve">A value that makes an inequality true is a ___.</w:t>
-      </w:r>
-    </w:p>
-    <w:p>
-      <w:pPr>
-        <w:spacing w:after="120" w:before="80"/>
-      </w:pPr>
-      <w:r>
-        <w:rPr>
-          <w:b/>
-          <w:bCs/>
-          <w:color w:val="12355B"/>
+        <w:t xml:space="preserve">To find all the values that make an inequality true is to </w:t>
+      </w:r>
+      <w:r>
+        <w:rPr>
           <w:sz w:val="22"/>
           <w:szCs w:val="22"/>
         </w:rPr>
-        <w:t xml:space="preserve">5.  </w:t>
+        <w:t xml:space="preserve">________________</w:t>
       </w:r>
       <w:r>
         <w:rPr>
           <w:sz w:val="22"/>
           <w:szCs w:val="22"/>
         </w:rPr>
-        <w:t xml:space="preserve">To check a solution, I ___ the value back into the inequality.</w:t>
-      </w:r>
-    </w:p>
-    <w:p>
-      <w:pPr>
-        <w:spacing w:after="120" w:before="80"/>
+        <w:t xml:space="preserve"> it.</w:t>
+      </w:r>
+    </w:p>
+    <w:p>
+      <w:pPr>
+        <w:keepLines/>
+        <w:spacing w:after="260" w:before="200"/>
       </w:pPr>
       <w:r>
         <w:rPr>
@@ -1550,46 +1533,187 @@
           <w:sz w:val="22"/>
           <w:szCs w:val="22"/>
         </w:rPr>
-        <w:t xml:space="preserve">6.  </w:t>
+        <w:t xml:space="preserve">3.  </w:t>
       </w:r>
       <w:r>
         <w:rPr>
           <w:sz w:val="22"/>
           <w:szCs w:val="22"/>
         </w:rPr>
-        <w:t xml:space="preserve">All the values that make an inequality true form the ___.</w:t>
-      </w:r>
-    </w:p>
-    <w:p>
-      <w:pPr>
-        <w:spacing w:after="120" w:before="80"/>
-      </w:pPr>
-      <w:r>
-        <w:rPr>
-          <w:b/>
-          <w:bCs/>
-          <w:color w:val="12355B"/>
+        <w:t xml:space="preserve">To show the solutions on a number line is to </w:t>
+      </w:r>
+      <w:r>
+        <w:rPr>
           <w:sz w:val="22"/>
           <w:szCs w:val="22"/>
         </w:rPr>
-        <w:t xml:space="preserve">7.  </w:t>
+        <w:t xml:space="preserve">________________</w:t>
       </w:r>
       <w:r>
         <w:rPr>
           <w:sz w:val="22"/>
           <w:szCs w:val="22"/>
         </w:rPr>
-        <w:t xml:space="preserve">An operation that undoes another to isolate the variable is an ___.</w:t>
+        <w:t xml:space="preserve"> them.</w:t>
+      </w:r>
+    </w:p>
+    <w:p>
+      <w:pPr>
+        <w:keepLines/>
+        <w:spacing w:after="260" w:before="200"/>
+      </w:pPr>
+      <w:r>
+        <w:rPr>
+          <w:b/>
+          <w:bCs/>
+          <w:color w:val="12355B"/>
+          <w:sz w:val="22"/>
+          <w:szCs w:val="22"/>
+        </w:rPr>
+        <w:t xml:space="preserve">4.  </w:t>
+      </w:r>
+      <w:r>
+        <w:rPr>
+          <w:sz w:val="22"/>
+          <w:szCs w:val="22"/>
+        </w:rPr>
+        <w:t xml:space="preserve">A value that makes an inequality true is a </w:t>
+      </w:r>
+      <w:r>
+        <w:rPr>
+          <w:sz w:val="22"/>
+          <w:szCs w:val="22"/>
+        </w:rPr>
+        <w:t xml:space="preserve">________________</w:t>
+      </w:r>
+      <w:r>
+        <w:rPr>
+          <w:sz w:val="22"/>
+          <w:szCs w:val="22"/>
+        </w:rPr>
+        <w:t xml:space="preserve">.</w:t>
+      </w:r>
+    </w:p>
+    <w:p>
+      <w:pPr>
+        <w:keepLines/>
+        <w:spacing w:after="260" w:before="200"/>
+      </w:pPr>
+      <w:r>
+        <w:rPr>
+          <w:b/>
+          <w:bCs/>
+          <w:color w:val="12355B"/>
+          <w:sz w:val="22"/>
+          <w:szCs w:val="22"/>
+        </w:rPr>
+        <w:t xml:space="preserve">5.  </w:t>
+      </w:r>
+      <w:r>
+        <w:rPr>
+          <w:sz w:val="22"/>
+          <w:szCs w:val="22"/>
+        </w:rPr>
+        <w:t xml:space="preserve">To check a solution, I </w:t>
+      </w:r>
+      <w:r>
+        <w:rPr>
+          <w:sz w:val="22"/>
+          <w:szCs w:val="22"/>
+        </w:rPr>
+        <w:t xml:space="preserve">________________</w:t>
+      </w:r>
+      <w:r>
+        <w:rPr>
+          <w:sz w:val="22"/>
+          <w:szCs w:val="22"/>
+        </w:rPr>
+        <w:t xml:space="preserve"> the value back into the inequality.</w:t>
+      </w:r>
+    </w:p>
+    <w:p>
+      <w:pPr>
+        <w:keepLines/>
+        <w:spacing w:after="260" w:before="200"/>
+      </w:pPr>
+      <w:r>
+        <w:rPr>
+          <w:b/>
+          <w:bCs/>
+          <w:color w:val="12355B"/>
+          <w:sz w:val="22"/>
+          <w:szCs w:val="22"/>
+        </w:rPr>
+        <w:t xml:space="preserve">6.  </w:t>
+      </w:r>
+      <w:r>
+        <w:rPr>
+          <w:sz w:val="22"/>
+          <w:szCs w:val="22"/>
+        </w:rPr>
+        <w:t xml:space="preserve">All the values that make an inequality true form the </w:t>
+      </w:r>
+      <w:r>
+        <w:rPr>
+          <w:sz w:val="22"/>
+          <w:szCs w:val="22"/>
+        </w:rPr>
+        <w:t xml:space="preserve">________________</w:t>
+      </w:r>
+      <w:r>
+        <w:rPr>
+          <w:sz w:val="22"/>
+          <w:szCs w:val="22"/>
+        </w:rPr>
+        <w:t xml:space="preserve">.</w:t>
+      </w:r>
+    </w:p>
+    <w:p>
+      <w:pPr>
+        <w:keepLines/>
+        <w:spacing w:after="260" w:before="200"/>
+      </w:pPr>
+      <w:r>
+        <w:rPr>
+          <w:b/>
+          <w:bCs/>
+          <w:color w:val="12355B"/>
+          <w:sz w:val="22"/>
+          <w:szCs w:val="22"/>
+        </w:rPr>
+        <w:t xml:space="preserve">7.  </w:t>
+      </w:r>
+      <w:r>
+        <w:rPr>
+          <w:sz w:val="22"/>
+          <w:szCs w:val="22"/>
+        </w:rPr>
+        <w:t xml:space="preserve">An operation that undoes another to isolate the variable is an </w:t>
+      </w:r>
+      <w:r>
+        <w:rPr>
+          <w:sz w:val="22"/>
+          <w:szCs w:val="22"/>
+        </w:rPr>
+        <w:t xml:space="preserve">________________</w:t>
+      </w:r>
+      <w:r>
+        <w:rPr>
+          <w:sz w:val="22"/>
+          <w:szCs w:val="22"/>
+        </w:rPr>
+        <w:t xml:space="preserve">.</w:t>
       </w:r>
     </w:p>
     <w:p>
       <w:pPr>
         <w:pStyle w:val="Heading1"/>
-        <w:pageBreakBefore/>
+        <w:keepNext/>
+        <w:keepLines/>
         <w:pBdr>
           <w:bottom w:val="single" w:color="1FA6A2" w:sz="14" w:space="6"/>
         </w:pBdr>
-        <w:spacing w:after="140" w:before="0"/>
+        <w:spacing w:after="140" w:before="300"/>
       </w:pPr>
       <w:r>
         <w:rPr>
@@ -2870,11 +2994,12 @@
     <w:p>
       <w:pPr>
         <w:pStyle w:val="Heading1"/>
-        <w:pageBreakBefore/>
+        <w:keepNext/>
+        <w:keepLines/>
         <w:pBdr>
           <w:bottom w:val="single" w:color="1FA6A2" w:sz="14" w:space="6"/>
         </w:pBdr>
-        <w:spacing w:after="140" w:before="0"/>
+        <w:spacing w:after="140" w:before="300"/>
       </w:pPr>
       <w:r>
         <w:rPr>
@@ -3229,11 +3354,12 @@
     <w:p>
       <w:pPr>
         <w:pStyle w:val="Heading1"/>
-        <w:pageBreakBefore/>
+        <w:keepNext/>
+        <w:keepLines/>
         <w:pBdr>
           <w:bottom w:val="single" w:color="1FA6A2" w:sz="14" w:space="6"/>
         </w:pBdr>
-        <w:spacing w:after="140" w:before="0"/>
+        <w:spacing w:after="140" w:before="300"/>
       </w:pPr>
       <w:r>
         <w:rPr>
@@ -3954,11 +4080,12 @@
     <w:p>
       <w:pPr>
         <w:pStyle w:val="Heading1"/>
-        <w:pageBreakBefore/>
+        <w:keepNext/>
+        <w:keepLines/>
         <w:pBdr>
           <w:bottom w:val="single" w:color="1FA6A2" w:sz="14" w:space="6"/>
         </w:pBdr>
-        <w:spacing w:after="140" w:before="0"/>
+        <w:spacing w:after="140" w:before="300"/>
       </w:pPr>
       <w:r>
         <w:rPr>
@@ -4457,11 +4584,12 @@
     <w:p>
       <w:pPr>
         <w:pStyle w:val="Heading1"/>
-        <w:pageBreakBefore/>
+        <w:keepNext/>
+        <w:keepLines/>
         <w:pBdr>
           <w:bottom w:val="single" w:color="1FA6A2" w:sz="14" w:space="6"/>
         </w:pBdr>
-        <w:spacing w:after="140" w:before="0"/>
+        <w:spacing w:after="140" w:before="300"/>
       </w:pPr>
       <w:r>
         <w:rPr>

--- a/lessons/8-6/downloads/8-6-notes.docx
+++ b/lessons/8-6/downloads/8-6-notes.docx
@@ -1726,47 +1726,6 @@
         <w:t xml:space="preserve">Write About the Math</w:t>
       </w:r>
     </w:p>
-    <w:p>
-      <w:pPr>
-        <w:spacing w:after="100"/>
-      </w:pPr>
-      <w:r>
-        <w:rPr>
-          <w:i/>
-          <w:iCs/>
-          <w:color w:val="5F6F80"/>
-          <w:sz w:val="19"/>
-          <w:szCs w:val="19"/>
-        </w:rPr>
-        <w:t xml:space="preserve">Use the support level you need. Every level answers the same math question.</w:t>
-      </w:r>
-    </w:p>
-    <w:p>
-      <w:pPr>
-        <w:pStyle w:val="Heading2"/>
-        <w:spacing w:after="80" w:before="180"/>
-      </w:pPr>
-      <w:r>
-        <w:rPr>
-          <w:b/>
-          <w:bCs/>
-          <w:color w:val="12355B"/>
-          <w:sz w:val="24"/>
-          <w:szCs w:val="24"/>
-        </w:rPr>
-        <w:t xml:space="preserve">1. Understand the Question</w:t>
-      </w:r>
-      <w:r>
-        <w:rPr>
-          <w:i/>
-          <w:iCs/>
-          <w:color w:val="B97A12"/>
-          <w:sz w:val="19"/>
-          <w:szCs w:val="19"/>
-        </w:rPr>
-        <w:t xml:space="preserve">   explain</w:t>
-      </w:r>
-    </w:p>
     <w:tbl>
       <w:tblPr>
         <w:tblW w:type="pct" w:w="100%"/>
@@ -1805,38 +1764,16 @@
               </w:rPr>
               <w:t xml:space="preserve">How much more does the detective need? How did you solve and graph this inequality?</w:t>
             </w:r>
-          </w:p>
-          <w:p>
-            <w:pPr>
-              <w:spacing w:after="0"/>
-            </w:pPr>
-            <w:r>
-              <w:rPr>
-                <w:b/>
-                <w:bCs/>
-                <w:color w:val="12355B"/>
-                <w:sz w:val="20"/>
-                <w:szCs w:val="20"/>
-              </w:rPr>
-              <w:t xml:space="preserve">Your job:  </w:t>
-            </w:r>
-            <w:r>
-              <w:rPr>
-                <w:sz w:val="20"/>
-                <w:szCs w:val="20"/>
-              </w:rPr>
-              <w:t xml:space="preserve">Answer the question. Use math evidence. Explain how the evidence proves your answer.</w:t>
-            </w:r>
             <w:r>
               <w:rPr>
                 <w:i/>
                 <w:iCs/>
                 <w:color w:val="5F6F80"/>
-                <w:sz w:val="18"/>
-                <w:szCs w:val="18"/>
+                <w:sz w:val="19"/>
+                <w:szCs w:val="19"/>
               </w:rPr>
               <w:br/>
-              <w:t xml:space="preserve">Responde la pregunta. Usa evidencia matemática. Explica cómo la evidencia demuestra tu respuesta.</w:t>
+              <w:t xml:space="preserve">¿Cuánto más necesita la detective? ¿Cómo resolviste y graficaste esta desigualdad?</w:t>
             </w:r>
           </w:p>
         </w:tc>
@@ -1844,33 +1781,22 @@
     </w:tbl>
     <w:p>
       <w:pPr>
-        <w:pStyle w:val="Heading2"/>
-        <w:spacing w:after="80" w:before="180"/>
-      </w:pPr>
-      <w:r>
-        <w:rPr>
-          <w:b/>
-          <w:bCs/>
-          <w:color w:val="12355B"/>
-          <w:sz w:val="24"/>
-          <w:szCs w:val="24"/>
-        </w:rPr>
-        <w:t xml:space="preserve">2. Plan Your Math Words</w:t>
-      </w:r>
+        <w:spacing w:after="100"/>
+      </w:pPr>
       <w:r>
         <w:rPr>
           <w:i/>
           <w:iCs/>
-          <w:color w:val="1FA6A2"/>
+          <w:color w:val="5F6F80"/>
           <w:sz w:val="19"/>
           <w:szCs w:val="19"/>
         </w:rPr>
-        <w:t xml:space="preserve">   check at least two</w:t>
-      </w:r>
-    </w:p>
-    <w:p>
-      <w:pPr>
-        <w:spacing w:after="60"/>
+        <w:t xml:space="preserve">Say your answer to a partner first. Then write it, using at least two of these words:</w:t>
+      </w:r>
+    </w:p>
+    <w:p>
+      <w:pPr>
+        <w:spacing w:after="40"/>
       </w:pPr>
       <w:r>
         <w:rPr>
@@ -1890,14 +1816,7 @@
           <w:sz w:val="20"/>
           <w:szCs w:val="20"/>
         </w:rPr>
-        <w:t xml:space="preserve">Solve and Graph Inequalities — </w:t>
-      </w:r>
-      <w:r>
-        <w:rPr>
-          <w:sz w:val="20"/>
-          <w:szCs w:val="20"/>
-        </w:rPr>
-        <w:t xml:space="preserve">Isolate the variable, then show the complete solution set on a number line.</w:t>
+        <w:t xml:space="preserve">Solve</w:t>
       </w:r>
       <w:r>
         <w:rPr>
@@ -1907,13 +1826,12 @@
           <w:sz w:val="18"/>
           <w:szCs w:val="18"/>
         </w:rPr>
-        <w:br/>
-        <w:t xml:space="preserve">Resolver y representar desigualdades — Aislar la variable y luego mostrar el conjunto completo de soluciones en una recta numérica.</w:t>
-      </w:r>
-    </w:p>
-    <w:p>
-      <w:pPr>
-        <w:spacing w:after="60"/>
+        <w:t xml:space="preserve">  ·  Resolver</w:t>
+      </w:r>
+    </w:p>
+    <w:p>
+      <w:pPr>
+        <w:spacing w:after="40"/>
       </w:pPr>
       <w:r>
         <w:rPr>
@@ -1933,14 +1851,7 @@
           <w:sz w:val="20"/>
           <w:szCs w:val="20"/>
         </w:rPr>
-        <w:t xml:space="preserve">Solve — </w:t>
-      </w:r>
-      <w:r>
-        <w:rPr>
-          <w:sz w:val="20"/>
-          <w:szCs w:val="20"/>
-        </w:rPr>
-        <w:t xml:space="preserve">To find the number that makes it true.</w:t>
+        <w:t xml:space="preserve">Graph</w:t>
       </w:r>
       <w:r>
         <w:rPr>
@@ -1950,13 +1861,12 @@
           <w:sz w:val="18"/>
           <w:szCs w:val="18"/>
         </w:rPr>
-        <w:br/>
-        <w:t xml:space="preserve">Resolver — Encontrar el número que la hace verdadera.</w:t>
-      </w:r>
-    </w:p>
-    <w:p>
-      <w:pPr>
-        <w:spacing w:after="60"/>
+        <w:t xml:space="preserve">  ·  Graficar</w:t>
+      </w:r>
+    </w:p>
+    <w:p>
+      <w:pPr>
+        <w:spacing w:after="40"/>
       </w:pPr>
       <w:r>
         <w:rPr>
@@ -1976,14 +1886,7 @@
           <w:sz w:val="20"/>
           <w:szCs w:val="20"/>
         </w:rPr>
-        <w:t xml:space="preserve">Graph — </w:t>
-      </w:r>
-      <w:r>
-        <w:rPr>
-          <w:sz w:val="20"/>
-          <w:szCs w:val="20"/>
-        </w:rPr>
-        <w:t xml:space="preserve">To show answers on a number line with circles and shading.</w:t>
+        <w:t xml:space="preserve">Solution</w:t>
       </w:r>
       <w:r>
         <w:rPr>
@@ -1993,13 +1896,12 @@
           <w:sz w:val="18"/>
           <w:szCs w:val="18"/>
         </w:rPr>
-        <w:br/>
-        <w:t xml:space="preserve">Graficar — Mostrar respuestas en una recta numérica con círculos y sombreado.</w:t>
-      </w:r>
-    </w:p>
-    <w:p>
-      <w:pPr>
-        <w:spacing w:after="60"/>
+        <w:t xml:space="preserve">  ·  Solución</w:t>
+      </w:r>
+    </w:p>
+    <w:p>
+      <w:pPr>
+        <w:spacing w:after="40"/>
       </w:pPr>
       <w:r>
         <w:rPr>
@@ -2019,14 +1921,7 @@
           <w:sz w:val="20"/>
           <w:szCs w:val="20"/>
         </w:rPr>
-        <w:t xml:space="preserve">Solution — </w:t>
-      </w:r>
-      <w:r>
-        <w:rPr>
-          <w:sz w:val="20"/>
-          <w:szCs w:val="20"/>
-        </w:rPr>
-        <w:t xml:space="preserve">A number that makes the equation or inequality true.</w:t>
+        <w:t xml:space="preserve">Substitute</w:t>
       </w:r>
       <w:r>
         <w:rPr>
@@ -2036,13 +1931,12 @@
           <w:sz w:val="18"/>
           <w:szCs w:val="18"/>
         </w:rPr>
-        <w:br/>
-        <w:t xml:space="preserve">Solución — Un número que hace verdadera la ecuación o desigualdad.</w:t>
-      </w:r>
-    </w:p>
-    <w:p>
-      <w:pPr>
-        <w:spacing w:after="60"/>
+        <w:t xml:space="preserve">  ·  Sustituir</w:t>
+      </w:r>
+    </w:p>
+    <w:p>
+      <w:pPr>
+        <w:spacing w:after="40"/>
       </w:pPr>
       <w:r>
         <w:rPr>
@@ -2062,14 +1956,7 @@
           <w:sz w:val="20"/>
           <w:szCs w:val="20"/>
         </w:rPr>
-        <w:t xml:space="preserve">Substitute — </w:t>
-      </w:r>
-      <w:r>
-        <w:rPr>
-          <w:sz w:val="20"/>
-          <w:szCs w:val="20"/>
-        </w:rPr>
-        <w:t xml:space="preserve">To put a number in place of a letter.</w:t>
+        <w:t xml:space="preserve">Solution set</w:t>
       </w:r>
       <w:r>
         <w:rPr>
@@ -2079,109 +1966,7 @@
           <w:sz w:val="18"/>
           <w:szCs w:val="18"/>
         </w:rPr>
-        <w:br/>
-        <w:t xml:space="preserve">Sustituir — Poner un número en lugar de una letra.</w:t>
-      </w:r>
-    </w:p>
-    <w:tbl>
-      <w:tblPr>
-        <w:tblW w:type="pct" w:w="100%"/>
-        <w:tblBorders>
-          <w:top w:val="single" w:color="1FA6A2" w:sz="8"/>
-          <w:left w:val="single" w:color="1FA6A2" w:sz="8"/>
-          <w:bottom w:val="single" w:color="1FA6A2" w:sz="8"/>
-          <w:right w:val="single" w:color="1FA6A2" w:sz="8"/>
-          <w:insideH w:val="single" w:color="auto" w:sz="4"/>
-          <w:insideV w:val="single" w:color="auto" w:sz="4"/>
-        </w:tblBorders>
-      </w:tblPr>
-      <w:tblGrid>
-        <w:gridCol w:w="100"/>
-      </w:tblGrid>
-      <w:tr>
-        <w:tc>
-          <w:tcPr>
-            <w:shd w:fill="F7FFFD" w:color="auto" w:val="clear"/>
-            <w:tcMar>
-              <w:top w:type="dxa" w:w="120"/>
-              <w:left w:type="dxa" w:w="180"/>
-              <w:bottom w:type="dxa" w:w="120"/>
-              <w:right w:type="dxa" w:w="180"/>
-            </w:tcMar>
-          </w:tcPr>
-          <w:p>
-            <w:pPr>
-              <w:spacing w:after="50"/>
-            </w:pPr>
-            <w:r>
-              <w:rPr>
-                <w:b/>
-                <w:bCs/>
-                <w:color w:val="1FA6A2"/>
-                <w:sz w:val="20"/>
-                <w:szCs w:val="20"/>
-              </w:rPr>
-              <w:t xml:space="preserve">Say it first:  </w:t>
-            </w:r>
-            <w:r>
-              <w:rPr>
-                <w:sz w:val="20"/>
-                <w:szCs w:val="20"/>
-              </w:rPr>
-              <w:t xml:space="preserve">Say your idea to a partner or quietly to yourself before you write.</w:t>
-            </w:r>
-          </w:p>
-          <w:p>
-            <w:pPr>
-              <w:spacing w:after="60"/>
-            </w:pPr>
-            <w:r>
-              <w:rPr>
-                <w:color w:val="1A2733"/>
-                <w:sz w:val="21"/>
-                <w:szCs w:val="21"/>
-              </w:rPr>
-              <w:t xml:space="preserve">The detective needs at least $__ more because 48 + s ≥ 75 means s ≥ 75 − ___ = ___.</w:t>
-            </w:r>
-            <w:r>
-              <w:rPr>
-                <w:i/>
-                <w:iCs/>
-                <w:color w:val="5F6F80"/>
-                <w:sz w:val="19"/>
-                <w:szCs w:val="19"/>
-              </w:rPr>
-              <w:br/>
-              <w:t xml:space="preserve">Di tu respuesta primero: Mi respuesta es ___ porque ___.</w:t>
-            </w:r>
-          </w:p>
-        </w:tc>
-      </w:tr>
-    </w:tbl>
-    <w:p>
-      <w:pPr>
-        <w:pStyle w:val="Heading2"/>
-        <w:spacing w:after="80" w:before="180"/>
-      </w:pPr>
-      <w:r>
-        <w:rPr>
-          <w:b/>
-          <w:bCs/>
-          <w:color w:val="12355B"/>
-          <w:sz w:val="24"/>
-          <w:szCs w:val="24"/>
-        </w:rPr>
-        <w:t xml:space="preserve">3. Build Your Explanation</w:t>
-      </w:r>
-      <w:r>
-        <w:rPr>
-          <w:i/>
-          <w:iCs/>
-          <w:color w:val="B97A12"/>
-          <w:sz w:val="19"/>
-          <w:szCs w:val="19"/>
-        </w:rPr>
-        <w:t xml:space="preserve">   choose your support</w:t>
+        <w:t xml:space="preserve">  ·  Conjunto solución</w:t>
       </w:r>
     </w:p>
     <w:tbl>
@@ -2212,21 +1997,6 @@
           </w:tcPr>
           <w:p>
             <w:pPr>
-              <w:spacing w:after="50"/>
-            </w:pPr>
-            <w:r>
-              <w:rPr>
-                <w:i/>
-                <w:iCs/>
-                <w:color w:val="5F6F80"/>
-                <w:sz w:val="19"/>
-                <w:szCs w:val="19"/>
-              </w:rPr>
-              <w:t xml:space="preserve">This model shows the parts of an explanation. It does not answer your writing question.</w:t>
-            </w:r>
-          </w:p>
-          <w:p>
-            <w:pPr>
               <w:spacing w:after="80"/>
             </w:pPr>
             <w:r>
@@ -2237,58 +2007,14 @@
                 <w:sz w:val="19"/>
                 <w:szCs w:val="19"/>
               </w:rPr>
-              <w:t xml:space="preserve">Claim:  </w:t>
+              <w:t xml:space="preserve">Model:  </w:t>
             </w:r>
             <w:r>
               <w:rPr>
                 <w:sz w:val="19"/>
                 <w:szCs w:val="19"/>
               </w:rPr>
-              <w:t xml:space="preserve">Solving an inequality gives a range of solutions, not one number.</w:t>
-            </w:r>
-          </w:p>
-          <w:p>
-            <w:pPr>
-              <w:spacing w:after="80"/>
-            </w:pPr>
-            <w:r>
-              <w:rPr>
-                <w:b/>
-                <w:bCs/>
-                <w:color w:val="12355B"/>
-                <w:sz w:val="19"/>
-                <w:szCs w:val="19"/>
-              </w:rPr>
-              <w:t xml:space="preserve">Evidence:  </w:t>
-            </w:r>
-            <w:r>
-              <w:rPr>
-                <w:sz w:val="19"/>
-                <w:szCs w:val="19"/>
-              </w:rPr>
-              <w:t xml:space="preserve">Students note both use inverse operations to isolate the variable, but an inequality's solution is many values (a range) while an equation's is a single value.</w:t>
-            </w:r>
-          </w:p>
-          <w:p>
-            <w:pPr>
-              <w:spacing w:after="80"/>
-            </w:pPr>
-            <w:r>
-              <w:rPr>
-                <w:b/>
-                <w:bCs/>
-                <w:color w:val="12355B"/>
-                <w:sz w:val="19"/>
-                <w:szCs w:val="19"/>
-              </w:rPr>
-              <w:t xml:space="preserve">Reasoning:  </w:t>
-            </w:r>
-            <w:r>
-              <w:rPr>
-                <w:sz w:val="19"/>
-                <w:szCs w:val="19"/>
-              </w:rPr>
-              <w:t xml:space="preserve">This evidence connects the definition of solve and graph inequalities to the mathematical claim.</w:t>
+              <w:t xml:space="preserve">Solving an inequality gives a range of solutions, not one number. — Students note both use inverse operations to isolate the variable, but an inequality's solution is many values (a range) while an equation's is a single value.</w:t>
             </w:r>
           </w:p>
         </w:tc>
@@ -2367,7 +2093,7 @@
           <w:sz w:val="21"/>
           <w:szCs w:val="21"/>
         </w:rPr>
-        <w:t xml:space="preserve">My answer is ___.</w:t>
+        <w:t xml:space="preserve">My answer is ___ because ___.</w:t>
       </w:r>
       <w:r>
         <w:rPr>
@@ -2378,7 +2104,7 @@
           <w:szCs w:val="19"/>
         </w:rPr>
         <w:br/>
-        <w:t xml:space="preserve">Mi respuesta es ___.</w:t>
+        <w:t xml:space="preserve">Mi respuesta es ___ porque ___.</w:t>
       </w:r>
     </w:p>
     <w:tbl>
@@ -2518,7 +2244,7 @@
           <w:sz w:val="21"/>
           <w:szCs w:val="21"/>
         </w:rPr>
-        <w:t xml:space="preserve">I know because ___.</w:t>
+        <w:t xml:space="preserve">My evidence is ___, so ___.</w:t>
       </w:r>
       <w:r>
         <w:rPr>
@@ -2529,31 +2255,7 @@
           <w:szCs w:val="19"/>
         </w:rPr>
         <w:br/>
-        <w:t xml:space="preserve">Lo sé porque ___.</w:t>
-      </w:r>
-    </w:p>
-    <w:p>
-      <w:pPr>
-        <w:spacing w:after="60"/>
-      </w:pPr>
-      <w:r>
-        <w:rPr>
-          <w:color w:val="1A2733"/>
-          <w:sz w:val="21"/>
-          <w:szCs w:val="21"/>
-        </w:rPr>
-        <w:t xml:space="preserve">So ___.</w:t>
-      </w:r>
-      <w:r>
-        <w:rPr>
-          <w:i/>
-          <w:iCs/>
-          <w:color w:val="5F6F80"/>
-          <w:sz w:val="19"/>
-          <w:szCs w:val="19"/>
-        </w:rPr>
-        <w:br/>
-        <w:t xml:space="preserve">Entonces ___.</w:t>
+        <w:t xml:space="preserve">Mi evidencia es ___, entonces ___.</w:t>
       </w:r>
     </w:p>
     <w:tbl>
@@ -2659,78 +2361,6 @@
         <w:t xml:space="preserve">Escribe una afirmación, da evidencia matemática y explica tu razonamiento.</w:t>
       </w:r>
     </w:p>
-    <w:p>
-      <w:pPr>
-        <w:spacing w:after="60"/>
-      </w:pPr>
-      <w:r>
-        <w:rPr>
-          <w:color w:val="1A2733"/>
-          <w:sz w:val="21"/>
-          <w:szCs w:val="21"/>
-        </w:rPr>
-        <w:t xml:space="preserve">My claim is ___.</w:t>
-      </w:r>
-      <w:r>
-        <w:rPr>
-          <w:i/>
-          <w:iCs/>
-          <w:color w:val="5F6F80"/>
-          <w:sz w:val="19"/>
-          <w:szCs w:val="19"/>
-        </w:rPr>
-        <w:br/>
-        <w:t xml:space="preserve">Mi afirmación es ___.</w:t>
-      </w:r>
-    </w:p>
-    <w:p>
-      <w:pPr>
-        <w:spacing w:after="60"/>
-      </w:pPr>
-      <w:r>
-        <w:rPr>
-          <w:color w:val="1A2733"/>
-          <w:sz w:val="21"/>
-          <w:szCs w:val="21"/>
-        </w:rPr>
-        <w:t xml:space="preserve">My math evidence is ___.</w:t>
-      </w:r>
-      <w:r>
-        <w:rPr>
-          <w:i/>
-          <w:iCs/>
-          <w:color w:val="5F6F80"/>
-          <w:sz w:val="19"/>
-          <w:szCs w:val="19"/>
-        </w:rPr>
-        <w:br/>
-        <w:t xml:space="preserve">Mi evidencia matemática es ___.</w:t>
-      </w:r>
-    </w:p>
-    <w:p>
-      <w:pPr>
-        <w:spacing w:after="60"/>
-      </w:pPr>
-      <w:r>
-        <w:rPr>
-          <w:color w:val="1A2733"/>
-          <w:sz w:val="21"/>
-          <w:szCs w:val="21"/>
-        </w:rPr>
-        <w:t xml:space="preserve">This proves ___ because ___.</w:t>
-      </w:r>
-      <w:r>
-        <w:rPr>
-          <w:i/>
-          <w:iCs/>
-          <w:color w:val="5F6F80"/>
-          <w:sz w:val="19"/>
-          <w:szCs w:val="19"/>
-        </w:rPr>
-        <w:br/>
-        <w:t xml:space="preserve">Esto demuestra ___ porque ___.</w:t>
-      </w:r>
-    </w:p>
     <w:tbl>
       <w:tblPr>
         <w:tblW w:type="pct" w:w="100%"/>
@@ -2813,7 +2443,7 @@
           <w:sz w:val="24"/>
           <w:szCs w:val="24"/>
         </w:rPr>
-        <w:t xml:space="preserve">4. Check Your Explanation</w:t>
+        <w:t xml:space="preserve">Check Your Explanation</w:t>
       </w:r>
       <w:r>
         <w:rPr>
@@ -2823,7 +2453,7 @@
           <w:sz w:val="19"/>
           <w:szCs w:val="19"/>
         </w:rPr>
-        <w:t xml:space="preserve">   five quick checks</w:t>
+        <w:t xml:space="preserve">   three quick checks</w:t>
       </w:r>
     </w:p>
     <w:p>
@@ -2847,17 +2477,6 @@
         </w:rPr>
         <w:t xml:space="preserve">I answered the question.</w:t>
       </w:r>
-      <w:r>
-        <w:rPr>
-          <w:i/>
-          <w:iCs/>
-          <w:color w:val="5F6F80"/>
-          <w:sz w:val="18"/>
-          <w:szCs w:val="18"/>
-        </w:rPr>
-        <w:br/>
-        <w:t xml:space="preserve">Respondí la pregunta.</w:t>
-      </w:r>
     </w:p>
     <w:p>
       <w:pPr>
@@ -2878,18 +2497,7 @@
           <w:sz w:val="20"/>
           <w:szCs w:val="20"/>
         </w:rPr>
-        <w:t xml:space="preserve">I used math evidence: numbers, an equation, a model, or a comparison.</w:t>
-      </w:r>
-      <w:r>
-        <w:rPr>
-          <w:i/>
-          <w:iCs/>
-          <w:color w:val="5F6F80"/>
-          <w:sz w:val="18"/>
-          <w:szCs w:val="18"/>
-        </w:rPr>
-        <w:br/>
-        <w:t xml:space="preserve">Usé evidencia matemática: números, una ecuación, un modelo o una comparación.</w:t>
+        <w:t xml:space="preserve">I used math evidence: numbers, an equation, or a model.</w:t>
       </w:r>
     </w:p>
     <w:p>
@@ -2911,84 +2519,7 @@
           <w:sz w:val="20"/>
           <w:szCs w:val="20"/>
         </w:rPr>
-        <w:t xml:space="preserve">I explained how the evidence proves my answer.</w:t>
-      </w:r>
-      <w:r>
-        <w:rPr>
-          <w:i/>
-          <w:iCs/>
-          <w:color w:val="5F6F80"/>
-          <w:sz w:val="18"/>
-          <w:szCs w:val="18"/>
-        </w:rPr>
-        <w:br/>
-        <w:t xml:space="preserve">Expliqué cómo la evidencia demuestra mi respuesta.</w:t>
-      </w:r>
-    </w:p>
-    <w:p>
-      <w:pPr>
-        <w:spacing w:after="80"/>
-      </w:pPr>
-      <w:r>
-        <w:rPr>
-          <w:b/>
-          <w:bCs/>
-          <w:color w:val="1FA6A2"/>
-          <w:sz w:val="22"/>
-          <w:szCs w:val="22"/>
-        </w:rPr>
-        <w:t xml:space="preserve">☐  </w:t>
-      </w:r>
-      <w:r>
-        <w:rPr>
-          <w:sz w:val="20"/>
-          <w:szCs w:val="20"/>
-        </w:rPr>
         <w:t xml:space="preserve">I used at least two math words.</w:t>
-      </w:r>
-      <w:r>
-        <w:rPr>
-          <w:i/>
-          <w:iCs/>
-          <w:color w:val="5F6F80"/>
-          <w:sz w:val="18"/>
-          <w:szCs w:val="18"/>
-        </w:rPr>
-        <w:br/>
-        <w:t xml:space="preserve">Usé por lo menos dos palabras matemáticas.</w:t>
-      </w:r>
-    </w:p>
-    <w:p>
-      <w:pPr>
-        <w:spacing w:after="80"/>
-      </w:pPr>
-      <w:r>
-        <w:rPr>
-          <w:b/>
-          <w:bCs/>
-          <w:color w:val="1FA6A2"/>
-          <w:sz w:val="22"/>
-          <w:szCs w:val="22"/>
-        </w:rPr>
-        <w:t xml:space="preserve">☐  </w:t>
-      </w:r>
-      <w:r>
-        <w:rPr>
-          <w:sz w:val="20"/>
-          <w:szCs w:val="20"/>
-        </w:rPr>
-        <w:t xml:space="preserve">I reread complete sentences and punctuation.</w:t>
-      </w:r>
-      <w:r>
-        <w:rPr>
-          <w:i/>
-          <w:iCs/>
-          <w:color w:val="5F6F80"/>
-          <w:sz w:val="18"/>
-          <w:szCs w:val="18"/>
-        </w:rPr>
-        <w:br/>
-        <w:t xml:space="preserve">Volví a leer mis oraciones completas y la puntuación.</w:t>
       </w:r>
     </w:p>
     <w:p>
